--- a/arb/docx/59.content.docx
+++ b/arb/docx/59.content.docx
@@ -32,51 +32,16 @@
     </w:p>
     <w:p>
       <w:pPr>
-        <w:pStyle w:val="Heading2"/>
-        <w:bidi/>
-      </w:pPr>
-      <w:r>
-        <w:rPr>
-          <w:lang w:val="ar_AE" w:bidi="ar_AE"/>
-        </w:rPr>
-        <w:t>License Information</w:t>
-      </w:r>
-      <w:r>
-        <w:rPr>
-          <w:lang w:val="ar_AE" w:bidi="ar_AE"/>
-        </w:rPr>
-      </w:r>
-    </w:p>
-    <w:p>
-      <w:pPr>
-        <w:bidi/>
-      </w:pPr>
-      <w:r>
-        <w:rPr>
-          <w:lang w:val="ar_AE" w:bidi="ar_AE"/>
-        </w:rPr>
-      </w:r>
-      <w:r>
-        <w:rPr>
-          <w:b/>
-          <w:lang w:val="ar_AE" w:bidi="ar_AE"/>
-        </w:rPr>
-        <w:t>ملاحظات الترجمة (كلمة متكشفة)</w:t>
-      </w:r>
-      <w:r>
-        <w:rPr>
-          <w:lang w:val="ar_AE" w:bidi="ar_AE"/>
-        </w:rPr>
-        <w:t xml:space="preserve"> (Arabic) is based on</w:t>
-      </w:r>
-      <w:r>
-        <w:rPr>
-          <w:lang w:val="ar_AE" w:bidi="ar_AE"/>
-        </w:rPr>
-        <w:t xml:space="preserve">: </w:t>
-      </w:r>
-      <w:r>
-        <w:rPr>
+        <w:bidi/>
+      </w:pPr>
+      <w:r>
+        <w:rPr>
+          <w:lang w:val="ar_AE" w:bidi="ar_AE"/>
+        </w:rPr>
+      </w:r>
+      <w:r>
+        <w:rPr>
+          <w:b/>
           <w:lang w:val="ar_AE" w:bidi="ar_AE"/>
         </w:rPr>
         <w:t>unfoldingWord® Translation Notes</w:t>
@@ -85,64 +50,31 @@
         <w:rPr>
           <w:lang w:val="ar_AE" w:bidi="ar_AE"/>
         </w:rPr>
-        <w:t xml:space="preserve">, </w:t>
-      </w:r>
-      <w:hyperlink r:id="rId13">
-        <w:r>
-          <w:rPr>
-            <w:lang w:val="ar_AE" w:bidi="ar_AE"/>
-          </w:rPr>
-          <w:rPr>
-            <w:color w:val="0000EE"/>
-            <w:u w:val="single"/>
-          </w:rPr>
-          <w:t>unfoldingWord</w:t>
-        </w:r>
-      </w:hyperlink>
-      <w:r>
-        <w:rPr>
-          <w:lang w:val="ar_AE" w:bidi="ar_AE"/>
-        </w:rPr>
-        <w:t xml:space="preserve">, 2022, which is licensed under a </w:t>
-      </w:r>
-      <w:hyperlink r:id="rId14">
-        <w:r>
-          <w:rPr>
-            <w:lang w:val="ar_AE" w:bidi="ar_AE"/>
-          </w:rPr>
-          <w:rPr>
-            <w:color w:val="0000EE"/>
-            <w:u w:val="single"/>
-          </w:rPr>
-          <w:t>CC BY-SA 4.0 license</w:t>
-        </w:r>
-      </w:hyperlink>
-      <w:r>
-        <w:rPr>
-          <w:lang w:val="ar_AE" w:bidi="ar_AE"/>
-        </w:rPr>
-        <w:t>.</w:t>
-      </w:r>
-      <w:r>
-        <w:rPr>
-          <w:lang w:val="ar_AE" w:bidi="ar_AE"/>
-        </w:rPr>
-      </w:r>
-    </w:p>
-    <w:p>
-      <w:pPr>
-        <w:bidi/>
-      </w:pPr>
-      <w:r>
-        <w:rPr>
-          <w:lang w:val="ar_AE" w:bidi="ar_AE"/>
-        </w:rPr>
-      </w:r>
-      <w:r>
-        <w:rPr>
-          <w:lang w:val="ar_AE" w:bidi="ar_AE"/>
-        </w:rPr>
-        <w:t>This PDF version is provided under the same license.</w:t>
+        <w:t xml:space="preserve"> © 2022 unfoldingWord. Released under CC BY-SA 4.0 license. </w:t>
+      </w:r>
+      <w:r>
+        <w:rPr>
+          <w:lang w:val="ar_AE" w:bidi="ar_AE"/>
+        </w:rPr>
+        <w:t>unfoldingWord® Translation Notes</w:t>
+      </w:r>
+      <w:r>
+        <w:rPr>
+          <w:lang w:val="ar_AE" w:bidi="ar_AE"/>
+        </w:rPr>
+        <w:t xml:space="preserve"> has been adapted in the following languages: Tok Pisin, Arabic (عربي), French (Français), Hindi (हिंदी), Indonesian (Bahasa Indonesia), Portuguese (Português), Russian (Русский), Spanish (Español), Swahili (Kiswahili), and Simplified Chinese (简体中文) from </w:t>
+      </w:r>
+      <w:r>
+        <w:rPr>
+          <w:lang w:val="ar_AE" w:bidi="ar_AE"/>
+        </w:rPr>
+        <w:t>unfoldingWord® Translation Notes</w:t>
+      </w:r>
+      <w:r>
+        <w:rPr>
+          <w:lang w:val="ar_AE" w:bidi="ar_AE"/>
+        </w:rPr>
+        <w:t xml:space="preserve"> © 2022 unfoldingWord. Released under CC BY-SA 4.0 license by Mission Mutual</w:t>
       </w:r>
       <w:r>
         <w:rPr>
@@ -4213,7 +4145,7 @@
         </w:rPr>
         <w:t xml:space="preserve"> في </w:t>
       </w:r>
-      <w:hyperlink r:id="rId15">
+      <w:hyperlink r:id="rId13">
         <w:r>
           <w:rPr>
             <w:lang w:val="ar_AE" w:bidi="ar_AE"/>
@@ -7001,7 +6933,7 @@
         </w:rPr>
         <w:t xml:space="preserve">أن تحمل المعنى نفسه للكلمة في </w:t>
       </w:r>
-      <w:hyperlink r:id="rId16">
+      <w:hyperlink r:id="rId14">
         <w:r>
           <w:rPr>
             <w:lang w:val="ar_AE" w:bidi="ar_AE"/>
@@ -9456,7 +9388,7 @@
         </w:rPr>
         <w:t xml:space="preserve">يشير يعقوب هنا إلى تصريحه في </w:t>
       </w:r>
-      <w:hyperlink r:id="rId17">
+      <w:hyperlink r:id="rId15">
         <w:r>
           <w:rPr>
             <w:lang w:val="ar_AE" w:bidi="ar_AE"/>
@@ -9610,7 +9542,7 @@
         </w:rPr>
         <w:t xml:space="preserve"> في </w:t>
       </w:r>
-      <w:hyperlink r:id="rId15">
+      <w:hyperlink r:id="rId13">
         <w:r>
           <w:rPr>
             <w:lang w:val="ar_AE" w:bidi="ar_AE"/>
@@ -9885,7 +9817,7 @@
         </w:rPr>
         <w:t xml:space="preserve"> أشياء متشابهة. يستخدمها يعقوب معًا للتأكيد. (كما في </w:t>
       </w:r>
-      <w:hyperlink r:id="rId18">
+      <w:hyperlink r:id="rId16">
         <w:r>
           <w:rPr>
             <w:lang w:val="ar_AE" w:bidi="ar_AE"/>
@@ -12171,7 +12103,7 @@
         </w:rPr>
         <w:t xml:space="preserve">انظر كيف ترجمت هذا التعبير في </w:t>
       </w:r>
-      <w:hyperlink r:id="rId19">
+      <w:hyperlink r:id="rId17">
         <w:r>
           <w:rPr>
             <w:lang w:val="ar_AE" w:bidi="ar_AE"/>
@@ -16295,7 +16227,7 @@
         </w:rPr>
         <w:t xml:space="preserve">يستخدم يعقوب وضعًا افتراضيًا آخر للتعليم. هذا التوضيح يختلف عن الذي قدَّمه في </w:t>
       </w:r>
-      <w:hyperlink r:id="rId20">
+      <w:hyperlink r:id="rId18">
         <w:r>
           <w:rPr>
             <w:lang w:val="ar_AE" w:bidi="ar_AE"/>
@@ -16583,7 +16515,7 @@
         </w:rPr>
         <w:t xml:space="preserve">. انظر الملاحظات إلى </w:t>
       </w:r>
-      <w:hyperlink r:id="rId21">
+      <w:hyperlink r:id="rId19">
         <w:r>
           <w:rPr>
             <w:lang w:val="ar_AE" w:bidi="ar_AE"/>
@@ -16980,7 +16912,7 @@
         </w:rPr>
         <w:t xml:space="preserve">كما هو الحال في </w:t>
       </w:r>
-      <w:hyperlink r:id="rId18">
+      <w:hyperlink r:id="rId16">
         <w:r>
           <w:rPr>
             <w:lang w:val="ar_AE" w:bidi="ar_AE"/>
@@ -16998,7 +16930,7 @@
         </w:rPr>
         <w:t xml:space="preserve"> و</w:t>
       </w:r>
-      <w:hyperlink r:id="rId22">
+      <w:hyperlink r:id="rId20">
         <w:r>
           <w:rPr>
             <w:lang w:val="ar_AE" w:bidi="ar_AE"/>
@@ -18584,7 +18516,7 @@
         </w:rPr>
         <w:t xml:space="preserve"> بشكل مبالغ فيه للتأكيد. قد يكون هناك بعض القيمة في ديانة الشخص حتى لو لم يتحكم بعناية فيمَا يقوله. لكن يعقوب يريد أن يبرز مدى التناقض في الادِّعاء بحُب الله ثم قوْل أشياء تجرح وتسيء للآخرين. سوف يطور هذه النقطة تطويرًا أكبر في </w:t>
       </w:r>
-      <w:hyperlink r:id="rId23">
+      <w:hyperlink r:id="rId21">
         <w:r>
           <w:rPr>
             <w:lang w:val="ar_AE" w:bidi="ar_AE"/>
@@ -20075,7 +20007,7 @@
         </w:rPr>
         <w:t xml:space="preserve"> في </w:t>
       </w:r>
-      <w:hyperlink r:id="rId15">
+      <w:hyperlink r:id="rId13">
         <w:r>
           <w:rPr>
             <w:lang w:val="ar_AE" w:bidi="ar_AE"/>
@@ -20581,7 +20513,7 @@
         </w:rPr>
         <w:t xml:space="preserve">يستخدم يعقوب موقفًا افتراضيًا للتعليم. يصف الحالة في هذه الآية والآية التالية، ويبين النتيجة في </w:t>
       </w:r>
-      <w:hyperlink r:id="rId24">
+      <w:hyperlink r:id="rId22">
         <w:r>
           <w:rPr>
             <w:lang w:val="ar_AE" w:bidi="ar_AE"/>
@@ -22502,7 +22434,7 @@
         </w:rPr>
         <w:t xml:space="preserve">في هذه الآية، يصف يعقوب نتيجة الموقف الافتراضي الذي كان يتحدث عنه منذ </w:t>
       </w:r>
-      <w:hyperlink r:id="rId25">
+      <w:hyperlink r:id="rId23">
         <w:r>
           <w:rPr>
             <w:lang w:val="ar_AE" w:bidi="ar_AE"/>
@@ -23214,7 +23146,7 @@
         </w:rPr>
         <w:t xml:space="preserve">انظر كيف تُرجمت هذه العبارة في </w:t>
       </w:r>
-      <w:hyperlink r:id="rId19">
+      <w:hyperlink r:id="rId17">
         <w:r>
           <w:rPr>
             <w:lang w:val="ar_AE" w:bidi="ar_AE"/>
@@ -24183,7 +24115,7 @@
         </w:rPr>
         <w:t xml:space="preserve">ما يقصده يعقوب واضح من المثال الذي يُقدِّمه في </w:t>
       </w:r>
-      <w:hyperlink r:id="rId26">
+      <w:hyperlink r:id="rId24">
         <w:r>
           <w:rPr>
             <w:lang w:val="ar_AE" w:bidi="ar_AE"/>
@@ -25791,7 +25723,7 @@
         </w:rPr>
         <w:t xml:space="preserve">يستخدم يعقوب هذه الكلمات لتقديم تناقض مع ما ذكره في </w:t>
       </w:r>
-      <w:hyperlink r:id="rId27">
+      <w:hyperlink r:id="rId25">
         <w:r>
           <w:rPr>
             <w:lang w:val="ar_AE" w:bidi="ar_AE"/>
@@ -26015,7 +25947,7 @@
         </w:rPr>
         <w:t xml:space="preserve">يوجد سببان محتمَلان لوصف يعقوب للوصية (الناموس) التي اقتبسها هنا من لاويين </w:t>
       </w:r>
-      <w:hyperlink r:id="rId28">
+      <w:hyperlink r:id="rId26">
         <w:r>
           <w:rPr>
             <w:lang w:val="ar_AE" w:bidi="ar_AE"/>
@@ -28223,7 +28155,7 @@
         </w:rPr>
         <w:t xml:space="preserve">كما في </w:t>
       </w:r>
-      <w:hyperlink r:id="rId29">
+      <w:hyperlink r:id="rId27">
         <w:r>
           <w:rPr>
             <w:lang w:val="ar_AE" w:bidi="ar_AE"/>
@@ -28646,7 +28578,7 @@
         </w:rPr>
         <w:t xml:space="preserve">، فإنه يشير إلى الوصية التي اقتبسها في </w:t>
       </w:r>
-      <w:hyperlink r:id="rId30">
+      <w:hyperlink r:id="rId28">
         <w:r>
           <w:rPr>
             <w:lang w:val="ar_AE" w:bidi="ar_AE"/>
@@ -29740,7 +29672,7 @@
         </w:rPr>
         <w:t xml:space="preserve"> في </w:t>
       </w:r>
-      <w:hyperlink r:id="rId15">
+      <w:hyperlink r:id="rId13">
         <w:r>
           <w:rPr>
             <w:lang w:val="ar_AE" w:bidi="ar_AE"/>
@@ -31998,7 +31930,7 @@
         </w:rPr>
         <w:t xml:space="preserve">يستخدم يعقوب أسلوب الاستفهام كأداة تعليمية. إذا كان ذلك مفيدًا في لُغتك، يمكنك التعبير عن هذا السؤال بترجمة كلماته في صورة بيان أو تعجُّب. انظر كيف ترجمتَ التعبير المشابه في </w:t>
       </w:r>
-      <w:hyperlink r:id="rId31">
+      <w:hyperlink r:id="rId29">
         <w:r>
           <w:rPr>
             <w:lang w:val="ar_AE" w:bidi="ar_AE"/>
@@ -32504,7 +32436,7 @@
         </w:rPr>
         <w:t xml:space="preserve"> الذي يوجَّه إليه الحديث أنه هو ذاته "أحدكم" كما في </w:t>
       </w:r>
-      <w:hyperlink r:id="rId32">
+      <w:hyperlink r:id="rId30">
         <w:r>
           <w:rPr>
             <w:lang w:val="ar_AE" w:bidi="ar_AE"/>
@@ -32875,7 +32807,7 @@
         </w:rPr>
         <w:t xml:space="preserve"> بصيغة المفرد لأن يعقوب يوضح كيف يمكن لشخص ما أن يخاطب فردًا واحدًا. ثم يخاطب يعقوب ذلك الفرد ذاته في بقية هذه الآية وفي الآيات </w:t>
       </w:r>
-      <w:hyperlink r:id="rId33">
+      <w:hyperlink r:id="rId31">
         <w:r>
           <w:rPr>
             <w:lang w:val="ar_AE" w:bidi="ar_AE"/>
@@ -33821,7 +33753,7 @@
         </w:rPr>
         <w:t xml:space="preserve">كما يوضح الجزء 1 من المقدمة العامة لرسالة يعقوب، فإن الأشخاص الذين كان يعقوب يكتب لهم كانوا مؤمنين بيسوع ولديهم خلفية يهودية. نتيجة ذلك، كانوا يدركون أنه كان يشير هنا إلى الإقرار اليهودي الأساسي: "اسمع، يا إسرائيل، الرب إلهنا واحد". يذكر موسى هذا في </w:t>
       </w:r>
-      <w:hyperlink r:id="rId34">
+      <w:hyperlink r:id="rId32">
         <w:r>
           <w:rPr>
             <w:lang w:val="ar_AE" w:bidi="ar_AE"/>
@@ -36541,7 +36473,7 @@
         </w:rPr>
         <w:t xml:space="preserve">هذا اقتباسٌ من تكوين </w:t>
       </w:r>
-      <w:hyperlink r:id="rId35">
+      <w:hyperlink r:id="rId33">
         <w:r>
           <w:rPr>
             <w:lang w:val="ar_AE" w:bidi="ar_AE"/>
@@ -36668,7 +36600,7 @@
         </w:rPr>
         <w:t xml:space="preserve">يفترض يعقوب أنَّ قُرَّاءه سيدركون أنه في إشعياء </w:t>
       </w:r>
-      <w:hyperlink r:id="rId36">
+      <w:hyperlink r:id="rId34">
         <w:r>
           <w:rPr>
             <w:lang w:val="ar_AE" w:bidi="ar_AE"/>
@@ -36686,7 +36618,7 @@
         </w:rPr>
         <w:t xml:space="preserve">، يشير الله إلى بني إسرائيل بأنهم "ذرية إبراهيم صديقي" وأنه في </w:t>
       </w:r>
-      <w:hyperlink r:id="rId37">
+      <w:hyperlink r:id="rId35">
         <w:r>
           <w:rPr>
             <w:lang w:val="ar_AE" w:bidi="ar_AE"/>
@@ -38375,7 +38307,7 @@
         </w:rPr>
         <w:t xml:space="preserve"> لتقديم مبدأ عام يمكن استنتاجه من الحُجة التي كان يقدمها منذ </w:t>
       </w:r>
-      <w:hyperlink r:id="rId31">
+      <w:hyperlink r:id="rId29">
         <w:r>
           <w:rPr>
             <w:lang w:val="ar_AE" w:bidi="ar_AE"/>
@@ -39025,7 +38957,7 @@
         </w:rPr>
         <w:t xml:space="preserve"> في </w:t>
       </w:r>
-      <w:hyperlink r:id="rId15">
+      <w:hyperlink r:id="rId13">
         <w:r>
           <w:rPr>
             <w:lang w:val="ar_AE" w:bidi="ar_AE"/>
@@ -39854,7 +39786,7 @@
         </w:rPr>
         <w:t xml:space="preserve">كما في </w:t>
       </w:r>
-      <w:hyperlink r:id="rId38">
+      <w:hyperlink r:id="rId36">
         <w:r>
           <w:rPr>
             <w:lang w:val="ar_AE" w:bidi="ar_AE"/>
@@ -40116,7 +40048,7 @@
         </w:rPr>
         <w:t xml:space="preserve">كما هو الحال في </w:t>
       </w:r>
-      <w:hyperlink r:id="rId18">
+      <w:hyperlink r:id="rId16">
         <w:r>
           <w:rPr>
             <w:lang w:val="ar_AE" w:bidi="ar_AE"/>
@@ -40234,7 +40166,7 @@
         </w:rPr>
         <w:t xml:space="preserve">كما في </w:t>
       </w:r>
-      <w:hyperlink r:id="rId39">
+      <w:hyperlink r:id="rId37">
         <w:r>
           <w:rPr>
             <w:lang w:val="ar_AE" w:bidi="ar_AE"/>
@@ -47593,7 +47525,7 @@
         </w:rPr>
         <w:t xml:space="preserve">لاحظ كيف ترجمتَ الكلمة "نبارك" في </w:t>
       </w:r>
-      <w:hyperlink r:id="rId40">
+      <w:hyperlink r:id="rId38">
         <w:r>
           <w:rPr>
             <w:lang w:val="ar_AE" w:bidi="ar_AE"/>
@@ -47820,7 +47752,7 @@
         </w:rPr>
         <w:t xml:space="preserve">في </w:t>
       </w:r>
-      <w:hyperlink r:id="rId15">
+      <w:hyperlink r:id="rId13">
         <w:r>
           <w:rPr>
             <w:lang w:val="ar_AE" w:bidi="ar_AE"/>
@@ -48765,7 +48697,7 @@
         </w:rPr>
         <w:t xml:space="preserve"> في </w:t>
       </w:r>
-      <w:hyperlink r:id="rId15">
+      <w:hyperlink r:id="rId13">
         <w:r>
           <w:rPr>
             <w:lang w:val="ar_AE" w:bidi="ar_AE"/>
@@ -52047,7 +51979,7 @@
         </w:rPr>
         <w:t xml:space="preserve">انظر كيف ترجمتَ هذه العبارة في </w:t>
       </w:r>
-      <w:hyperlink r:id="rId41">
+      <w:hyperlink r:id="rId39">
         <w:r>
           <w:rPr>
             <w:lang w:val="ar_AE" w:bidi="ar_AE"/>
@@ -53265,7 +53197,7 @@
         </w:rPr>
         <w:t xml:space="preserve">كما في يعقوب </w:t>
       </w:r>
-      <w:hyperlink r:id="rId42">
+      <w:hyperlink r:id="rId40">
         <w:r>
           <w:rPr>
             <w:lang w:val="ar_AE" w:bidi="ar_AE"/>
@@ -53976,7 +53908,7 @@
         </w:rPr>
         <w:t>القتل الحرفي، بل قد يعني ذلك: (1) أن يعقوب يستخدم الكلمة بمعنى مجازي وروحي، وبالتالي، فإن معناها "تبغضون". هذا الاستخدام من شأنه أن يعكس تعاليم يسوع والرسل. فقد قال يسوع إن معنى وصية "لا تقتل" ينطبق أيضًا على الغضب من الآخرين والإساءة إليهم (</w:t>
       </w:r>
-      <w:hyperlink r:id="rId43">
+      <w:hyperlink r:id="rId41">
         <w:r>
           <w:rPr>
             <w:lang w:val="ar_AE" w:bidi="ar_AE"/>
@@ -54006,7 +53938,7 @@
         </w:rPr>
         <w:t>" (</w:t>
       </w:r>
-      <w:hyperlink r:id="rId44">
+      <w:hyperlink r:id="rId42">
         <w:r>
           <w:rPr>
             <w:lang w:val="ar_AE" w:bidi="ar_AE"/>
@@ -54281,7 +54213,7 @@
         </w:rPr>
         <w:t xml:space="preserve">كما في </w:t>
       </w:r>
-      <w:hyperlink r:id="rId45">
+      <w:hyperlink r:id="rId43">
         <w:r>
           <w:rPr>
             <w:lang w:val="ar_AE" w:bidi="ar_AE"/>
@@ -55432,7 +55364,7 @@
         </w:rPr>
         <w:t xml:space="preserve">كما في </w:t>
       </w:r>
-      <w:hyperlink r:id="rId46">
+      <w:hyperlink r:id="rId44">
         <w:r>
           <w:rPr>
             <w:lang w:val="ar_AE" w:bidi="ar_AE"/>
@@ -56623,7 +56555,7 @@
         </w:rPr>
         <w:t xml:space="preserve"> وفي هذه الحالة، سيكون الله هو الفاعل لهذا الفعل. هذا التفسير من شأنه أن يتناسب أيضًا مع صورة الزنا في الآية السابقة. الترجمة البديلة: "الله يشتاق بغيرة إلى أن نعيش بالروح القدس الذي جعله يحلُّ فينا"؛ (3) الروح البشرية. وفي هذه الحالة، ستكون الجملة تكرارًا لما قاله يعقوب في </w:t>
       </w:r>
-      <w:hyperlink r:id="rId47">
+      <w:hyperlink r:id="rId45">
         <w:r>
           <w:rPr>
             <w:lang w:val="ar_AE" w:bidi="ar_AE"/>
@@ -57194,7 +57126,7 @@
         </w:rPr>
         <w:t xml:space="preserve"> يشير إلى الكتاب المقدس، المُحال إليه من الآية السابقة. مع أنَّ يعقوب يقتبس الآن مقطعًا مُحددًا، </w:t>
       </w:r>
-      <w:hyperlink r:id="rId48">
+      <w:hyperlink r:id="rId46">
         <w:r>
           <w:rPr>
             <w:lang w:val="ar_AE" w:bidi="ar_AE"/>
@@ -59122,7 +59054,7 @@
         </w:rPr>
         <w:t xml:space="preserve">لاحظ كيف ترجمتَ التعبير ذاته في </w:t>
       </w:r>
-      <w:hyperlink r:id="rId49">
+      <w:hyperlink r:id="rId47">
         <w:r>
           <w:rPr>
             <w:lang w:val="ar_AE" w:bidi="ar_AE"/>
@@ -60652,7 +60584,7 @@
         </w:rPr>
         <w:t xml:space="preserve"> في </w:t>
       </w:r>
-      <w:hyperlink r:id="rId15">
+      <w:hyperlink r:id="rId13">
         <w:r>
           <w:rPr>
             <w:lang w:val="ar_AE" w:bidi="ar_AE"/>
@@ -60806,7 +60738,7 @@
         </w:rPr>
         <w:t xml:space="preserve"> هنا المعنى نفسه لعبارة "الناموس الملوكي" في </w:t>
       </w:r>
-      <w:hyperlink r:id="rId30">
+      <w:hyperlink r:id="rId28">
         <w:r>
           <w:rPr>
             <w:lang w:val="ar_AE" w:bidi="ar_AE"/>
@@ -60824,7 +60756,7 @@
         </w:rPr>
         <w:t xml:space="preserve"> وعبارة "ناموس الحرية" في </w:t>
       </w:r>
-      <w:hyperlink r:id="rId29">
+      <w:hyperlink r:id="rId27">
         <w:r>
           <w:rPr>
             <w:lang w:val="ar_AE" w:bidi="ar_AE"/>
@@ -60842,7 +60774,7 @@
         </w:rPr>
         <w:t xml:space="preserve"> و</w:t>
       </w:r>
-      <w:hyperlink r:id="rId21">
+      <w:hyperlink r:id="rId19">
         <w:r>
           <w:rPr>
             <w:lang w:val="ar_AE" w:bidi="ar_AE"/>
@@ -60860,7 +60792,7 @@
         </w:rPr>
         <w:t xml:space="preserve"> أي إنه يشير هنا إلى الوصية التي تقول "تحب قريبك كنفسك". يعلِّم يعقوب قراءه بأنهم عندما يقولون أو يفترضون أن المؤمنين الآخرين يرتكبون أخطاءً، فإنهم لا يطيعون هذه الوصية، ويتعاملون معها كما لو لم كانت إطاعتها أمرًا عديم الأهمية. إذا كان سيفيد قراءك، يمكنك توضيح ذلك صراحةً. انظر كيف ترجمتَ كلمة "قريبك" في </w:t>
       </w:r>
-      <w:hyperlink r:id="rId30">
+      <w:hyperlink r:id="rId28">
         <w:r>
           <w:rPr>
             <w:lang w:val="ar_AE" w:bidi="ar_AE"/>
@@ -61902,7 +61834,7 @@
         </w:rPr>
         <w:t xml:space="preserve">في </w:t>
       </w:r>
-      <w:hyperlink r:id="rId30">
+      <w:hyperlink r:id="rId28">
         <w:r>
           <w:rPr>
             <w:lang w:val="ar_AE" w:bidi="ar_AE"/>
@@ -63452,7 +63384,7 @@
         </w:rPr>
         <w:t xml:space="preserve">هذا تعبير اصطلاحي. انظر كيف تمت ترجمته في </w:t>
       </w:r>
-      <w:hyperlink r:id="rId50">
+      <w:hyperlink r:id="rId48">
         <w:r>
           <w:rPr>
             <w:lang w:val="ar_AE" w:bidi="ar_AE"/>
@@ -63811,7 +63743,7 @@
         </w:rPr>
         <w:t xml:space="preserve">، أو على الأقل الأغنياء الذين كانوا يحضرون اجتماعات المؤمنين. (كان من المفترَض أن تُقرَأ هذه الرسالة بصوت عالٍ في تلك الاجتماعات، وذَكَر يعقوب في </w:t>
       </w:r>
-      <w:hyperlink r:id="rId51">
+      <w:hyperlink r:id="rId49">
         <w:r>
           <w:rPr>
             <w:lang w:val="ar_AE" w:bidi="ar_AE"/>
@@ -64143,7 +64075,7 @@
         </w:rPr>
         <w:t xml:space="preserve">إذا كان ذلك مفيدًا لقرَّائك، يمكنك دمج </w:t>
       </w:r>
-      <w:hyperlink r:id="rId52">
+      <w:hyperlink r:id="rId50">
         <w:r>
           <w:rPr>
             <w:lang w:val="ar_AE" w:bidi="ar_AE"/>
@@ -64161,7 +64093,7 @@
         </w:rPr>
         <w:t xml:space="preserve"> و</w:t>
       </w:r>
-      <w:hyperlink r:id="rId53">
+      <w:hyperlink r:id="rId51">
         <w:r>
           <w:rPr>
             <w:lang w:val="ar_AE" w:bidi="ar_AE"/>
@@ -64179,7 +64111,7 @@
         </w:rPr>
         <w:t xml:space="preserve"> في جسر آية. يمكنك وضع الجملة الأخيرة من </w:t>
       </w:r>
-      <w:hyperlink r:id="rId53">
+      <w:hyperlink r:id="rId51">
         <w:r>
           <w:rPr>
             <w:lang w:val="ar_AE" w:bidi="ar_AE"/>
@@ -64197,7 +64129,7 @@
         </w:rPr>
         <w:t xml:space="preserve"> أولًا، تليها كل </w:t>
       </w:r>
-      <w:hyperlink r:id="rId52">
+      <w:hyperlink r:id="rId50">
         <w:r>
           <w:rPr>
             <w:lang w:val="ar_AE" w:bidi="ar_AE"/>
@@ -64215,7 +64147,7 @@
         </w:rPr>
         <w:t xml:space="preserve"> ثم بقية </w:t>
       </w:r>
-      <w:hyperlink r:id="rId53">
+      <w:hyperlink r:id="rId51">
         <w:r>
           <w:rPr>
             <w:lang w:val="ar_AE" w:bidi="ar_AE"/>
@@ -65292,7 +65224,7 @@
         </w:rPr>
         <w:t xml:space="preserve">إذا أنشأت جسرًا للآية ودمجتَ أيضًا العبارة: "ذهبكم وفضتكم قد تشوهت" مع العبارتَين في </w:t>
       </w:r>
-      <w:hyperlink r:id="rId52">
+      <w:hyperlink r:id="rId50">
         <w:r>
           <w:rPr>
             <w:lang w:val="ar_AE" w:bidi="ar_AE"/>
@@ -66073,7 +66005,7 @@
         </w:rPr>
         <w:t xml:space="preserve">كما يصف يعقوب في </w:t>
       </w:r>
-      <w:hyperlink r:id="rId54">
+      <w:hyperlink r:id="rId52">
         <w:r>
           <w:rPr>
             <w:lang w:val="ar_AE" w:bidi="ar_AE"/>
@@ -66200,7 +66132,7 @@
         </w:rPr>
         <w:t xml:space="preserve">إذا كان التفسير الأول لهذا البيان في الملاحظة أعلاه صحيحًا، فإن يعقوب يقدم السبب للنتائج التي يصفها في الآية السابقة وفي الجزء الأول من هذه الآية. إذا أنشأتَ جسر آية كما هو موضح في الملاحظة الأولى لـ </w:t>
       </w:r>
-      <w:hyperlink r:id="rId52">
+      <w:hyperlink r:id="rId50">
         <w:r>
           <w:rPr>
             <w:lang w:val="ar_AE" w:bidi="ar_AE"/>
@@ -67825,7 +67757,7 @@
         </w:rPr>
         <w:t xml:space="preserve">على الأرجح، لا يقصد يعقوب هنا أن هؤلاء الأغنياء قد ارتكبوا هذه الأفعال بأنفسهم. فمن المرجح أنه يشير هنا إلى نوع الأفعال التي وصفها في </w:t>
       </w:r>
-      <w:hyperlink r:id="rId27">
+      <w:hyperlink r:id="rId25">
         <w:r>
           <w:rPr>
             <w:lang w:val="ar_AE" w:bidi="ar_AE"/>
@@ -68305,7 +68237,7 @@
         </w:rPr>
         <w:t xml:space="preserve">في ضوء جميع ما يقوله يعقوب في </w:t>
       </w:r>
-      <w:hyperlink r:id="rId55">
+      <w:hyperlink r:id="rId53">
         <w:r>
           <w:rPr>
             <w:lang w:val="ar_AE" w:bidi="ar_AE"/>
@@ -68567,7 +68499,7 @@
         </w:rPr>
         <w:t xml:space="preserve"> في </w:t>
       </w:r>
-      <w:hyperlink r:id="rId15">
+      <w:hyperlink r:id="rId13">
         <w:r>
           <w:rPr>
             <w:lang w:val="ar_AE" w:bidi="ar_AE"/>
@@ -69826,7 +69758,7 @@
         </w:rPr>
         <w:t xml:space="preserve"> في </w:t>
       </w:r>
-      <w:hyperlink r:id="rId15">
+      <w:hyperlink r:id="rId13">
         <w:r>
           <w:rPr>
             <w:lang w:val="ar_AE" w:bidi="ar_AE"/>
@@ -70406,7 +70338,7 @@
         </w:rPr>
         <w:t xml:space="preserve"> في </w:t>
       </w:r>
-      <w:hyperlink r:id="rId15">
+      <w:hyperlink r:id="rId13">
         <w:r>
           <w:rPr>
             <w:lang w:val="ar_AE" w:bidi="ar_AE"/>
@@ -71439,7 +71371,7 @@
         </w:rPr>
         <w:t xml:space="preserve"> في </w:t>
       </w:r>
-      <w:hyperlink r:id="rId15">
+      <w:hyperlink r:id="rId13">
         <w:r>
           <w:rPr>
             <w:lang w:val="ar_AE" w:bidi="ar_AE"/>
@@ -74813,7 +74745,7 @@
         </w:rPr>
         <w:t xml:space="preserve">. كما في </w:t>
       </w:r>
-      <w:hyperlink r:id="rId56">
+      <w:hyperlink r:id="rId54">
         <w:r>
           <w:rPr>
             <w:lang w:val="ar_AE" w:bidi="ar_AE"/>
@@ -74980,7 +74912,7 @@
         </w:rPr>
         <w:t xml:space="preserve"> في </w:t>
       </w:r>
-      <w:hyperlink r:id="rId15">
+      <w:hyperlink r:id="rId13">
         <w:r>
           <w:rPr>
             <w:lang w:val="ar_AE" w:bidi="ar_AE"/>
@@ -75107,7 +75039,7 @@
         </w:rPr>
         <w:t xml:space="preserve">كما في </w:t>
       </w:r>
-      <w:hyperlink r:id="rId19">
+      <w:hyperlink r:id="rId17">
         <w:r>
           <w:rPr>
             <w:lang w:val="ar_AE" w:bidi="ar_AE"/>

--- a/arb/docx/59.content.docx
+++ b/arb/docx/59.content.docx
@@ -152,13 +152,6 @@
         <w:rPr>
           <w:lang w:val="ar_AE" w:bidi="ar_AE"/>
         </w:rPr>
-      </w:r>
-      <w:r>
-        <w:rPr>
-          <w:i/>
-          <w:lang w:val="ar_AE" w:bidi="ar_AE"/>
-        </w:rPr>
-        <w:t>يعقوب 1:1 (#1), يعقوب 1:1 (#2), يعقوب 1:1 (#3), يعقوب 1:1 (#4), يعقوب 1:1 (#5), يعقوب 1:1 (#6), يعقوب 1:1 (#7), يعقوب 1: 2 (#1), يعقوب 1: 2 (#2), يعقوب 1: 2 (#3), يعقوب 1: 2 (#4), يعقوب 1: 2 (#5), يعقوب 1: 2 (#6), يعقوب 1: 3 (#1), يعقوب 1: 3 (#2), يعقوب 1: 4 (#1), يعقوب 1: 4 (#2), يعقوب 1: 4 (#3), يعقوب 1: 5 (#1), يعقوب 1: 5 (#2), يعقوب 1: 5 (#3), يعقوب 1: 6 (#1), يعقوب 1: 6 (#2), يعقوب 1: 6 (#3), يعقوب 1: 6 (#4), يعقوب 1: 6 (#5), يعقوب 1: 7 (#1), يعقوب 1: 8 (#1), يعقوب 1: 8 (#2), يعقوب 1: 8 (#3), يعقوب 1: 9 (#1), يعقوب 1: 9 (#2), يعقوب 1: 9 (#3), يعقوب 1: 9 (#4), يعقوب ١: ٩ (#٥), يعقوب 1: 10 (#1), يعقوب 1: 10 (#2), يعقوب 1: 10 (#3), يعقوب 1: 10 (#4), يعقوب 1: 10 (#5), يعقوب 1: 10 (#6), يعقوب 1: 10 (#7), يعقوب 1: 10 (#8), يعقوب 1: 11 (#1), يعقوب 1: 11 (#2), يعقوب 1: 11 (#3), يعقوب 1: 11 (#4), يعقوب 1: 11 (#5), يعقوب 1: 11 (#6), يعقوب 1: 11 (#7), يعقوب 1: 11 (#8), يعقوب 1: 11 (#9), يعقوب 1: 11 (#10), يعقوب 1: 12 (#1), يعقوب 1: 12 (#2), يعقوب 1: 12 (#3), يعقوب 1: 12 (#4), يعقوب 1: 12 (#5), يعقوب 1: 12 (#6), يعقوب 1: 12 (#7), يعقوب 1: 12 (#8), يعقوب 1: 13 (#1), يعقوب 1: 13 (#2), يعقوب 1: 13 (#3), يعقوب 1: 14 (#1), يعقوب 1: 14 (#2), يعقوب 1: 14 (#3), يعقوب 1: 14 (#4), يعقوب 1: 14 (#5), يعقوب 1: 15 (#1), يعقوب 1: 15 (#2), يعقوب 1: 15 (#3), يعقوب 1: 15 (#4), يعقوب 1: 16 (#1), يعقوب 1: 16 (#2), يعقوب 1: 16 (#3), يعقوب 1: 16 (#4), يعقوب 1: 17 (#1), يعقوب 1: 17 (#2), يعقوب 1: 17 (#3), يعقوب 1: 17 (#4), يعقوب 1: 17 (#5), يعقوب 1: 17 (#6), يعقوب 1: 17 (#7), يعقوب 1: 17 (#8), يعقوب 1: 18 (#1), يعقوب 1: 18 (#2), يعقوب 1: 18 (#3), يعقوب 1: 18 (#4), يعقوب 1: 18 (#5), يعقوب 1: 18 (#6), يعقوب 1: 18 (#7), يعقوب 1: 18 (#8), يعقوب 1: 18 (#9), يعقوب 1: 18 (#10), يعقوب 1: 19 (#1), يعقوب 1: 19 (#2), يعقوب 1: 19 (#3), يعقوب 1: 19 (#4), يعقوب 1: 19 (#5), يعقوب 1: 20 (#1), يعقوب 1: 20 (#2), يعقوب 1: 20 (#3), يعقوب 1: 21 (#1), يعقوب 1: 21 (#2), يعقوب 1: 21 (#3), يعقوب 1: 21 (#4), يعقوب 1: 21 (#5), يعقوب 1: 21 (#6), يعقوب 1: 21 (#7), يعقوب 1: 21 (#8), يعقوب 1: 21 (#9), يعقوب 1: 21 (#10), يعقوب 1: 22 (#1), يعقوب 1: 22 (#2), يعقوب 1: 22 (#3), يعقوب 1: 22 (#4), يعقوب 1: 23 (#1), يعقوب 1: 23 (#2), يعقوب 1: 23 (#3), يعقوب 1: 23 (#4), يعقوب 1: 23 (#5), يعقوب 1: 23 (#6), يعقوب 1: 23 (#7), يعقوب 1: 23 (#8), يعقوب 1: 24 (#1), يعقوب 1: 24 (#2), يعقوب 1: 24 (#3), يعقوب 1: 24 (#4), يعقوب 1: 24 (#5), يعقوب 1: 25 (#1), يعقوب 1: 25 (#2), يعقوب 1: 25 (#3), يعقوب 1: 25 (#4), يعقوب 1: 25 (#5), يعقوب 1: 25 (#6), يعقوب 1: 25 (#7), يعقوب 1: 25 (#8), يعقوب 1: 25 (#9), يعقوب 1: 25 (#10), يعقوب 1: 25 (#11), يعقوب 1: 25 (#12), يعقوب 1: 26 (#1), يعقوب 1: 26 (#2), يعقوب 1: 26 (#3), يعقوب 1: 26 (#4), يعقوب 1: 26 (#5), يعقوب 1: 26 (#6), يعقوب 1: 26 (#7), يعقوب 1: 27 (#1), يعقوب 1: 27 (#2), يعقوب 1: 27 (#3), يعقوب 1: 27 (#4), يعقوب 1: 27 (#5), يعقوب 1: 27 (#6), يعقوب 1: 27 (#7), يعقوب 1: 27 (#8), يعقوب 1: 27 (#9), يعقوب 1: 27 (#10), يعقوب 2: 1 (#1), يعقوب 2: 1 (#2), يعقوب 2: 1 (#3), يعقوب 2: 1 (#4), يعقوب 2:2 (#1), يعقوب 2: 2 (#2), يعقوب 2:2 (#3), يعقوب 2:2 (#4), يعقوب 2:2 (#5), يعقوب 2: 3 (#1), يعقوب 2: 3 (#2), يعقوب 2: 3 (#3), يعقوب 2: 3 (#4), يعقوب 2: 3 (#5), يعقوب 2: 3 (#6), يعقوب 2: 3 (#7), يعقوب 2: 3 (#8), يعقوب 2: 3 (#9), يعقوب 2: 3 (#10), يعقوب 2: 4 (#1), يعقوب 2: 4 (#2), يعقوب 2: 4 (#3), يعقوب 2: 4 (#4), يعقوب 2: 4 (#5), يعقوب 2: 5 (#1), يعقوب 2: 5 (#2), يعقوب 2: 5 (#3), يعقوب 2: 5 (#4), يعقوب 2: 5 (#5), يعقوب 2: 5 (#6), يعقوب 2: 5 (#7), يعقوب 2: 5 (#8), يعقوب 2: 5 (#9), يعقوب 2: 6 (#1), يعقوب 2: 6 (#2), يعقوب 2: 6 (#3), يعقوب 2: 6 (#4), يعقوب 2: 6 (#5), يعقوب 2: 6 (#6), يعقوب 2: 6 (#7), يعقوب 2: 6 (#8), يعقوب 2: 6 (#9), يعقوب 2: 7 (#1), يعقوب 2: 7 (#2), يعقوب 2: 7 (#3), يعقوب 2: 7 (#4), يعقوب 2: 7 (#5), يعقوب 2: 8 (#1), يعقوب 2: 8 (#2), يعقوب 2: 8 (#3), يعقوب 2: 8 (#4), يعقوب 2: 8 (#5), يعقوب 2: 8 (#6), يعقوب 2: 8 (#7), يعقوب 2: 9 (#1), يعقوب 2: 9 (#2), يعقوب 2: 9 (#3), يعقوب 2: 10 (#1), يعقوب 2: 10 (#2), يعقوب 2: 10 (#3), يعقوب 2: 10 (#4), يعقوب 2: 10 (#5), يعقوب 2: 10 (#6), يعقوب 2: 11 (#1), يعقوب 2: 11 (#2), يعقوب 2: 11 (#3), يعقوب 2: 12 (#1), يعقوب 2: 12 (#2), يعقوب 2: 12 (#3), يعقوب 2: 12 (#4), يعقوب 2: 12 (#5), يعقوب 2: 12 (#6), يعقوب 2: 13 (#1), يعقوب 2: 13 (#2), يعقوب 2: 13 (#3), يعقوب 2: 13 (#4), يعقوب 2: 13 (#5), يعقوب 2: 13 (#6), يعقوب 2: 14 (#1), يعقوب 2: 14 (#2), يعقوب 2: 14 (#3), يعقوب 2: 14 (#4), يعقوب 2: 14 (#5), يعقوب 2: 14 (#6), يعقوب 2: 14 (#7), يعقوب 2: 14 (#8), يعقوب 2: 14 (#9), يعقوب 2: 15 (#1), يعقوب 2: 15 (#2), يعقوب 2: 15 (#3), يعقوب 2: 16 (#1), يعقوب 2: 16 (#2), يعقوب 2: 16 (#3), يعقوب 2: 16 (#4), يعقوب 2: 16 (#5), يعقوب 2: 16 (#6), يعقوب 2: 16 (#7), يعقوب 2: 16 (#8), يعقوب 2: 16 (#9), يعقوب 2: 16 (#10), يعقوب 2: 16 (#11), يعقوب 2: 17 (#1), يعقوب 2: 17 (#2), يعقوب 2: 18 (#1), يعقوب 2: 18 (#2), يعقوب 2: 18 (#3), يعقوب 2: 18 (#4), يعقوب 2: 18 (#5), يعقوب 2: 18 (#6), يعقوب 2: 18 (#7), يعقوب 2: 18 (#8), يعقوب 2: 18 (#9), يعقوب 2: 18 (#10), يعقوب 2: 19 (#1), يعقوب 2: 19 (#2), يعقوب 2: 19 (#3), يعقوب 2: 19 (#4), يعقوب 2: 20 (#1), يعقوب 2: 20 (#2), يعقوب 2: 20 (#3), يعقوب 2: 20 (#4), يعقوب 2: 20 (#5), يعقوب 2: 20 (#6), يعقوب 2: 20 (#7), يعقوب 2: 20 (#8), يعقوب 2: 21 (#1), يعقوب 2: 21 (#2), يعقوب 2: 21 (#3), يعقوب 2: 21 (#4), يعقوب 2: 21 (#5), يعقوب 2: 21 (#6), يعقوب 2: 22 (#1), يعقوب 2: 22 (#2), يعقوب 2: 22 (#3), يعقوب 2: 22 (#4), يعقوب 2: 22 (#5), يعقوب 2: 23 (#1), يعقوب 2: 23 (#2), يعقوب 2: 23 (#3), يعقوب 2: 23 (#4), يعقوب 2:24 (#1), يعقوب 2: 24 (#2), يعقوب 2: 24 (#3), يعقوب 2: 24 (#4), يعقوب 2: 24 (#5), يعقوب 2: 24 (#6), يعقوب 2: 25 (#1), يعقوب 2: 25 (#2), يعقوب 2: 25 (#3), يعقوب 2: 25 (#4), يعقوب 2: 25 (#5), يعقوب 2: 25 (#6), يعقوب 2: 26 (#1), يعقوب 2: 26 (#2), يعقوب 2: 26 (#3), يعقوب 2: 26 (#4), يعقوب 3: 1 (#1), يعقوب 3: 1 (#2), يعقوب 3: 1 (#3), يعقوب 3: 1 (#4), يعقوب 3: 1 (#5), يعقوب 3: 2 (#1), يعقوب 3: 2 (#2), يعقوب 3: 2 (#3), يعقوب 3: 2 (#4), يعقوب 3: 2 (#5), يعقوب 3: 2 (#6), يعقوب 3: 2 (#7), يعقوب 3: 2 (#8), يعقوب 3:3 (#1), يعقوب 3: 3 (#2), يعقوب 3: 3 (#3), يعقوب 3:3 (#4), يعقوب 3:3 (#5), يعقوب 3: 4 (#1), يعقوب 3: 4 (#2), يعقوب 3: 4 (#3), يعقوب 3: 4 (#4), يعقوب 3: 4 (#5), يعقوب 3: 4 (#6), يعقوب 3: 4 (#7), يعقوب 3: 4 (#8), يعقوب 3: 4 (#9), يعقوب 3: 5 (#1), يعقوب 3: 5 (#2), يعقوب 3: 5 (#3), يعقوب 3: 5 (#4), يعقوب 3: 5 (#5), يعقوب 3: 5 (#6), يعقوب 3: 5 (#7), يعقوب 3: 5 (#8), يعقوب 3: 6 (#1), يعقوب 3: 6 (#2), يعقوب 3: 6 (#3), يعقوب 3: 6 (#4), يعقوب 3: 6 (#5), يعقوب 3: 6 (#6), يعقوب 3: 6 (#7), يعقوب 3: 6 (#8), يعقوب 3: 6 (#9), يعقوب 3: 6 (#10), يعقوب 3: 6 (#11), يعقوب 3: 6 (#12), يعقوب 3: 6 (#13), يعقوب 3: 6 (#14), يعقوب 3: 7 (#1), يعقوب 3: 7 (#2), يعقوب 3: 7 (#3), يعقوب 3: 7 (#4), يعقوب 3: 7 (#5), يعقوب 3: 7 (#6), يعقوب 3: 7 (#7), يعقوب 3: 7 (#8), يعقوب 3: 8 (#1), يعقوب 3: 8 (#2), يعقوب 3: 8 (#3), يعقوب 3: 8 (#4), يعقوب 3: 8 (#5), يعقوب 3: 8 (#6), يعقوب 3: 9 (#1), يعقوب 3: 9 (#2), يعقوب 3: 9 (#3), يعقوب 3: 9 (#4), يعقوب 3: 9 (#5), يعقوب 3: 9 (#6), يعقوب 3: 9 (#7), يعقوب 3: 10 (#1), يعقوب 3: 10 (#2), يعقوب 3: 10 (#3), يعقوب 3: 10 (#4), يعقوب 3: 10 (#5), يعقوب 3: 11 (#1), يعقوب 3: 11 (#2), يعقوب 3: 11 (#3), يعقوب 3: 11 (#4), يعقوب 3: 12 (#1), يعقوب 3: 12 (#2), يعقوب 3: 12 (#3), يعقوب 3: 12 (#4), يعقوب 3: 12 (#5), يعقوب 3: 12 (#6), يعقوب 3: 12 (#7), يعقوب 3: 12 (#8), يعقوب 3: 12 (#9), يعقوب 3: 12 (#10), يعقوب 3: 13 (#1), يعقوب 3: 13 (#2), يعقوب 3: 13 (#3), يعقوب 3: 13 (#4), يعقوب 3: 14 (#1), يعقوب 3: 14 (#2), يعقوب 3: 14 (#3), يعقوب 3: 14 (#4), يعقوب 3: 14 (#5), يعقوب 3: 14 (#6), يعقوب 3: 15 (#1), يعقوب 3: 15 (#2), يعقوب 3: 15 (#3), يعقوب 3: 15 (#4), يعقوب 3: 15 (#5), يعقوب 3: 15 (#6), يعقوب 3: 16 (#1), يعقوب 3: 16 (#2), يعقوب 3: 16 (#3), يعقوب 3: 17 (#1), يعقوب 3: 17 (#2), يعقوب 3: 17 (#3), يعقوب 3: 17 (#4), يعقوب 3: 18 (#1), يعقوب 3: 18 (#2), يعقوب 3: 18 (#3), يعقوب 4: 1 (#1), يعقوب 4: 1 (#2), يعقوب 4: 1 (#3), يعقوب 4: 1 (#4), يعقوب 4: 1 (#5), يعقوب 4: 1 (#6), يعقوب 4: 2 (#1), يعقوب 4: 2 (#2), يعقوب 4: 2 (#3), يعقوب 4: 2 (#4), يعقوب 4: 2 (#5), يعقوب 4: 2 (#6), يعقوب 4: 2 (#7), يعقوب 4: 2 (#8), يعقوب 4: 3 (#1), يعقوب 4: 3 (#2), يعقوب 4: 3 (#3), يعقوب 4:4 (#1), يعقوب 4:4 (#2), يعقوب 4:4 (#3), يعقوب 4:4 (#4), يعقوب 4:4 (#5), يعقوب 4:4 (#6), يعقوب 4:4 (#7), يعقوب 4:4 (#8), يعقوب 4:4 (#9), يعقوب 4:4 (#10), يعقوب 4:4 (#11), يعقوب 4: 5 (#1), يعقوب 4: 5 (#2), يعقوب 4: 5 (#3), يعقوب 4: 5 (#4), يعقوب 4: 5 (#5), يعقوب 4: 6 (#1), يعقوب 4: 6 (#2), يعقوب 4: 6 (#3), يعقوب 4: 6 (#4), يعقوب 4: 6 (#5), يعقوب 4: 6 (#6), يعقوب 4: 7 (#1), يعقوب 4: 7 (#2), يعقوب 4: 7 (#3), يعقوب 4: 7 (#4), يعقوب 4: 7 (#5), يعقوب 4: 8 (#1), يعقوب 4: 8 (#2), يعقوب 4: 8 (#3), يعقوب 4: 8 (#4), يعقوب 4: 8 (#5), يعقوب 4: 8 (#6), يعقوب 4: 8 (#7), يعقوب 4: 8 (#8), يعقوب 4: 8 (#9), يعقوب 4: 8 (#10), يعقوب 4: 9 (#1), يعقوب 4: 9 (#2), يعقوب 4: 9 (#3), يعقوب 4: 9 (#4), يعقوب 4: 9 (#5), يعقوب 4: 9 (#6), يعقوب 4: 9 (#7), يعقوب 4: 10 (#1), يعقوب 4: 10 (#2), يعقوب 4: 10 (#3), يعقوب 4: 10 (#4), يعقوب 4: 11 (#1), يعقوب 4: 11 (#2), يعقوب 4: 11 (#3), يعقوب 4: 11 (#4), يعقوب 4: 11 (#5), يعقوب 4: 11 (#6), يعقوب 4: 12 (#1), يعقوب 4: 12 (#2), يعقوب 4: 12 (#3), يعقوب 4: 12 (#4), يعقوب 4: 12 (#5), يعقوب 4: 12 (#6), يعقوب 4: 13 (#1), يعقوب 4: 13 (#2), يعقوب 4: 13 (#3), يعقوب 4: 13 (#4), يعقوب 4: 13 (#5), يعقوب 4: 13 (#6), يعقوب 4: 14 (#1), يعقوب 4: 14 (#2), يعقوب 4: 15 (#1), يعقوب 4: 15 (#2), يعقوب 4: 15 (#3), يعقوب 4: 16 (#1), يعقوب 4: 17 (#1), يعقوب 5: 1 (#1), يعقوب 5: 1 (#2), يعقوب 5: 1 (#3), يعقوب 5: 1 (#4), يعقوب 5: 1 (#5), يعقوب 5: 1 (#6), يعقوب 5: 2 (#1), يعقوب 5: 2 (#2), يعقوب 5: 2 (#3), يعقوب 5: 2 (#4), يعقوب 5: 2 (#5), يعقوب 5: 3 (#1), يعقوب 5: 3 (#2), يعقوب 5: 3 (#3), يعقوب 5: 3 (#4), يعقوب 5: 3 (#5), يعقوب 5: 3 (#6), يعقوب 5: 3 (#7), يعقوب 5: 3 (#8), يعقوب 5: 3 (#9), يعقوب 5: 3 (#10), يعقوب 5: 3 (#11), يعقوب 5: 3 (#12), يعقوب 5: 3 (#13), يعقوب 5: 4 (#1), يعقوب 5: 4 (#2), يعقوب 5: 4 (#3), يعقوب 5: 4 (#4), يعقوب 5: 4 (#5), يعقوب 5: 4 (#6), يعقوب 5:5 (#1), يعقوب 5:5 (#2), يعقوب 5:5 (#3), يعقوب 5:5 (#4), يعقوب 5:5 (#5), يعقوب 5: 6 (#1), يعقوب 5: 6 (#2), يعقوب 5: 6 (#3), يعقوب 5: 6 (#4), يعقوب 5: 6 (#5), يعقوب 5: 7 (#1), يعقوب 5: 7 (#2), يعقوب 5: 7 (#3), يعقوب 5: 7 (#4), يعقوب 5: 7 (#5), يعقوب 5: 7 (#6), يعقوب 5: 7 (#7), يعقوب 5: 7 (#8), يعقوب 5: 7 (#9), يعقوب 5: 8 (#1), يعقوب 5: 8 (#2), يعقوب 5: 8 (#3), يعقوب 5: 9 (#1), يعقوب 5: 9 (#2), يعقوب 5: 9 (#3), يعقوب 5: 9 (#4), يعقوب 5: 10 (#1), يعقوب 5: 10 (#2), يعقوب 5: 10 (#3), يعقوب 5: 10 (#4), يعقوب 5: 11 (#1), يعقوب 5: 11 (#2), يعقوب 5: 11 (#3), يعقوب 5: 11 (#4), يعقوب 5: 12 (#1), يعقوب 5: 12 (#2), يعقوب 5: 12 (#3), يعقوب 5: 12 (#4), يعقوب 5: 12 (#5), يعقوب 5: 12 (#6), يعقوب 5: 12 (#7), يعقوب 5: 13 (#1), يعقوب 5: 13 (#2), يعقوب 5: 14 (#1), يعقوب 5: 14 (#2), يعقوب 5: 14 (#3), يعقوب 5: 14 (#4), يعقوب 5: 14 (#5), يعقوب 5: 15 (#1), يعقوب 5: 15 (#2), يعقوب 5: 15 (#3), يعقوب 5: 15 (#4), يعقوب 5: 15 (#5), يعقوب 5: 15 (#6), يعقوب 5: 16 (#1), يعقوب 5: 16 (#2), يعقوب 5: 16 (#3), يعقوب 5: 16 (#4), يعقوب 5: 16 (#5), يعقوب 5: 17 (#1), يعقوب 5: 17 (#2), يعقوب 5: 17 (#3), يعقوب 5: 18 (#1), يعقوب 5: 18 (#2), يعقوب 5: 18 (#3), يعقوب 5: 19 (#1), يعقوب 5: 19 (#2), يعقوب 5: 19 (#3), يعقوب 5: 19 (#4), يعقوب 5: 19 (#5), يعقوب 5: 20 (#1), يعقوب 5: 20 (#2), يعقوب 5: 20 (#3), يعقوب 5: 20 (#4), يعقوب 5: 20 (#5), يعقوب 5: 20 (#6), يعقوب 5: 20 (#7)</w:t>
       </w:r>
       <w:r>
         <w:rPr>

--- a/arb/docx/59.content.docx
+++ b/arb/docx/59.content.docx
@@ -22,7 +22,7 @@
         <w:rPr>
           <w:lang w:val="ar_AE" w:bidi="ar_AE"/>
         </w:rPr>
-        <w:t>Resource: ملاحظات الترجمة (كلمة متكشفة)</w:t>
+        <w:t>Resource: unfoldingWord® Translation Notes</w:t>
       </w:r>
       <w:r>
         <w:rPr>
@@ -96,7 +96,7 @@
         <w:rPr>
           <w:lang w:val="ar_AE" w:bidi="ar_AE"/>
         </w:rPr>
-        <w:t>ملاحظات الترجمة (كلمة متكشفة)</w:t>
+        <w:t>unfoldingWord® Translation Notes</w:t>
       </w:r>
     </w:p>
     <w:p>

--- a/arb/docx/59.content.docx
+++ b/arb/docx/59.content.docx
@@ -61991,6 +61991,23 @@
           <w:b/>
           <w:lang w:val="ar_AE" w:bidi="ar_AE"/>
         </w:rPr>
+        <w:t>οἱ λέγοντες</w:t>
+      </w:r>
+    </w:p>
+    <w:p>
+      <w:pPr>
+        <w:bidi/>
+      </w:pPr>
+      <w:r>
+        <w:rPr>
+          <w:lang w:val="ar_AE" w:bidi="ar_AE"/>
+        </w:rPr>
+      </w:r>
+      <w:r>
+        <w:rPr>
+          <w:b/>
+          <w:lang w:val="ar_AE" w:bidi="ar_AE"/>
+        </w:rPr>
         <w:t>"أَيُّهَا الْقَائِلُونَ"</w:t>
       </w:r>
     </w:p>
@@ -62007,7 +62024,7 @@
         <w:rPr>
           <w:lang w:val="ar_AE" w:bidi="ar_AE"/>
         </w:rPr>
-        <w:t>يخاطب يعقوب قرَّاءه بصيغة النداء. إذا كانت لُغتك تحتوي على صيغة النداء، فمن المناسب استخدامها هنا. إذا لم تكن كذلك، يمكنك التعبير عن المعنى بطريقة أخرى تكون مُستساغة في لُغتك. (إذا استخدمت الكلمة "أنتم"، ستكون بصيغة الجمع، لأن يعقوب يخاطب مجموعة من الناس). التَّرْجَمَة البديلة: "أنتم الذين تقولون"</w:t>
+        <w:t>التَّرْجَمَة البديلة: "أنتم الذين تقولون"</w:t>
       </w:r>
       <w:r>
         <w:rPr>

--- a/arb/docx/59.content.docx
+++ b/arb/docx/59.content.docx
@@ -932,7 +932,7 @@
           <w:b/>
           <w:lang w:val="ar_AE" w:bidi="ar_AE"/>
         </w:rPr>
-        <w:t>χαίρειν.</w:t>
+        <w:t>χαίρειν</w:t>
       </w:r>
     </w:p>
     <w:p>
@@ -16157,7 +16157,7 @@
           <w:b/>
           <w:lang w:val="ar_AE" w:bidi="ar_AE"/>
         </w:rPr>
-        <w:t>ὁ δὲ παρακύψας εἰς νόμον τέλειον, τὸν τῆς ἐλευθερίας, καὶ παραμείνας &amp; οὗτος μακάριος &amp; ἔσται</w:t>
+        <w:t>ὁ δὲ παρακύψας εἰς νόμον τέλειον &amp; τῆς ἐλευθερίας, καὶ παραμείνας &amp; οὗτος μακάριος &amp; ἔσται</w:t>
       </w:r>
     </w:p>
     <w:p>
@@ -16432,7 +16432,7 @@
           <w:b/>
           <w:lang w:val="ar_AE" w:bidi="ar_AE"/>
         </w:rPr>
-        <w:t>νόμον τέλειον, τὸν τῆς ἐλευθερίας</w:t>
+        <w:t>νόμον τέλειον &amp; τῆς ἐλευθερίας</w:t>
       </w:r>
     </w:p>
     <w:p>
@@ -16598,7 +16598,7 @@
           <w:b/>
           <w:lang w:val="ar_AE" w:bidi="ar_AE"/>
         </w:rPr>
-        <w:t>νόμον τέλειον, τὸν τῆς ἐλευθερίας</w:t>
+        <w:t>νόμον τέλειον &amp; τῆς ἐλευθερίας</w:t>
       </w:r>
     </w:p>
     <w:p>
@@ -16720,7 +16720,7 @@
           <w:b/>
           <w:lang w:val="ar_AE" w:bidi="ar_AE"/>
         </w:rPr>
-        <w:t>νόμον τέλειον, τὸν τῆς ἐλευθερίας</w:t>
+        <w:t>νόμον τέλειον &amp; τῆς ἐλευθερίας</w:t>
       </w:r>
     </w:p>
     <w:p>
@@ -16855,7 +16855,7 @@
           <w:b/>
           <w:lang w:val="ar_AE" w:bidi="ar_AE"/>
         </w:rPr>
-        <w:t>νόμον τέλειον, τὸν τῆς ἐλευθερίας</w:t>
+        <w:t>νόμον τέλειον &amp; τῆς ἐλευθερίας</w:t>
       </w:r>
     </w:p>
     <w:p>
@@ -22377,7 +22377,7 @@
           <w:b/>
           <w:lang w:val="ar_AE" w:bidi="ar_AE"/>
         </w:rPr>
-        <w:t>οὐ διεκρίθητε ἐν ἑαυτοῖς, καὶ ἐγένεσθε κριταὶ διαλογισμῶν πονηρῶν?</w:t>
+        <w:t>οὐ διεκρίθητε ἐν ἑαυτοῖς, καὶ ἐγένεσθε κριταὶ διαλογισμῶν πονηρῶν</w:t>
       </w:r>
     </w:p>
     <w:p>
@@ -22613,7 +22613,7 @@
           <w:b/>
           <w:lang w:val="ar_AE" w:bidi="ar_AE"/>
         </w:rPr>
-        <w:t>οὐ διεκρίθητε ἐν ἑαυτοῖς, καὶ ἐγένεσθε κριταὶ διαλογισμῶν πονηρῶν?</w:t>
+        <w:t>οὐ διεκρίθητε ἐν ἑαυτοῖς, καὶ ἐγένεσθε κριταὶ διαλογισμῶν πονηρῶν</w:t>
       </w:r>
     </w:p>
     <w:p>
@@ -23216,7 +23216,7 @@
           <w:b/>
           <w:lang w:val="ar_AE" w:bidi="ar_AE"/>
         </w:rPr>
-        <w:t>οὐχ ὁ Θεὸς ἐξελέξατο τοὺς πτωχοὺς τῷ κόσμῳ, πλουσίους ἐν πίστει, καὶ κληρονόμους τῆς βασιλείας ἧς ἐπηγγείλατο τοῖς ἀγαπῶσιν αὐτόν?</w:t>
+        <w:t>οὐχ ὁ Θεὸς ἐξελέξατο τοὺς πτωχοὺς τῷ κόσμῳ, πλουσίους ἐν πίστει, καὶ κληρονόμους τῆς βασιλείας ἧς ἐπηγγείλατο τοῖς ἀγαπῶσιν αὐτόν</w:t>
       </w:r>
     </w:p>
     <w:p>
@@ -24420,7 +24420,7 @@
           <w:b/>
           <w:lang w:val="ar_AE" w:bidi="ar_AE"/>
         </w:rPr>
-        <w:t>οὐχ οἱ πλούσιοι καταδυναστεύουσιν ὑμῶν, καὶ αὐτοὶ ἕλκουσιν ὑμᾶς εἰς κριτήρια?</w:t>
+        <w:t>οὐχ οἱ πλούσιοι καταδυναστεύουσιν ὑμῶν, καὶ αὐτοὶ ἕλκουσιν ὑμᾶς εἰς κριτήρια</w:t>
       </w:r>
     </w:p>
     <w:p>
@@ -24529,7 +24529,7 @@
           <w:b/>
           <w:lang w:val="ar_AE" w:bidi="ar_AE"/>
         </w:rPr>
-        <w:t>οὐχ οἱ πλούσιοι καταδυναστεύουσιν ὑμῶν, καὶ αὐτοὶ ἕλκουσιν ὑμᾶς εἰς κριτήρια?</w:t>
+        <w:t>οὐχ οἱ πλούσιοι καταδυναστεύουσιν ὑμῶν, καὶ αὐτοὶ ἕλκουσιν ὑμᾶς εἰς κριτήρια</w:t>
       </w:r>
     </w:p>
     <w:p>
@@ -25091,7 +25091,7 @@
           <w:b/>
           <w:lang w:val="ar_AE" w:bidi="ar_AE"/>
         </w:rPr>
-        <w:t>οὐκ αὐτοὶ βλασφημοῦσιν τὸ καλὸν ὄνομα τὸ ἐπικληθὲν ἐφ’ ὑμᾶς?</w:t>
+        <w:t>οὐκ αὐτοὶ βλασφημοῦσιν τὸ καλὸν ὄνομα τὸ ἐπικληθὲν ἐφ’ ὑμᾶς</w:t>
       </w:r>
     </w:p>
     <w:p>
@@ -27751,7 +27751,7 @@
           <w:b/>
           <w:lang w:val="ar_AE" w:bidi="ar_AE"/>
         </w:rPr>
-        <w:t>μὴ μοιχεύσῃς &amp; μὴ φονεύσῃς &amp; οὐ μοιχεύεις &amp; φονεύεις &amp; γέγονας</w:t>
+        <w:t>μὴ μοιχεύσῃς &amp; μὴ φονεύσῃς &amp; οὐ μοιχεύεις, φονεύεις &amp; γέγονας</w:t>
       </w:r>
     </w:p>
     <w:p>
@@ -29384,7 +29384,7 @@
           <w:b/>
           <w:lang w:val="ar_AE" w:bidi="ar_AE"/>
         </w:rPr>
-        <w:t>τί τὸ ὄφελος, ἀδελφοί μου, ἐὰν πίστιν λέγῃ τις, ἔχειν ἔργα, δὲ μὴ ἔχῃ?</w:t>
+        <w:t>τί τὸ ὄφελος, ἀδελφοί μου, ἐὰν πίστιν λέγῃ τις, ἔχειν ἔργα, δὲ μὴ ἔχῃ</w:t>
       </w:r>
     </w:p>
     <w:p>
@@ -30121,7 +30121,7 @@
           <w:b/>
           <w:lang w:val="ar_AE" w:bidi="ar_AE"/>
         </w:rPr>
-        <w:t>μὴ δύναται ἡ πίστις σῶσαι αὐτόν?</w:t>
+        <w:t>μὴ δύναται ἡ πίστις σῶσαι αὐτόν</w:t>
       </w:r>
     </w:p>
     <w:p>
@@ -30230,7 +30230,7 @@
           <w:b/>
           <w:lang w:val="ar_AE" w:bidi="ar_AE"/>
         </w:rPr>
-        <w:t>μὴ δύναται ἡ πίστις σῶσαι αὐτόν?</w:t>
+        <w:t>μὴ δύναται ἡ πίστις σῶσαι αὐτόν</w:t>
       </w:r>
     </w:p>
     <w:p>
@@ -31873,7 +31873,7 @@
           <w:b/>
           <w:lang w:val="ar_AE" w:bidi="ar_AE"/>
         </w:rPr>
-        <w:t>τί τὸ ὄφελος?</w:t>
+        <w:t>τί τὸ ὄφελος</w:t>
       </w:r>
     </w:p>
     <w:p>
@@ -32000,7 +32000,7 @@
           <w:b/>
           <w:lang w:val="ar_AE" w:bidi="ar_AE"/>
         </w:rPr>
-        <w:t>τί τὸ ὄφελος?</w:t>
+        <w:t>τί τὸ ὄφελος</w:t>
       </w:r>
     </w:p>
     <w:p>
@@ -34059,7 +34059,7 @@
           <w:b/>
           <w:lang w:val="ar_AE" w:bidi="ar_AE"/>
         </w:rPr>
-        <w:t>θέλεις δὲ γνῶναι, ὦ ἄνθρωπε κενέ, ὅτι ἡ πίστις χωρὶς τῶν ἔργων ἀργή ἐστιν?</w:t>
+        <w:t>θέλεις δὲ γνῶναι, ὦ ἄνθρωπε κενέ, ὅτι ἡ πίστις χωρὶς τῶν ἔργων ἀργή ἐστιν</w:t>
       </w:r>
     </w:p>
     <w:p>
@@ -34970,7 +34970,7 @@
           <w:b/>
           <w:lang w:val="ar_AE" w:bidi="ar_AE"/>
         </w:rPr>
-        <w:t>Ἀβραὰμ ὁ πατὴρ ἡμῶν οὐκ ἐξ ἔργων ἐδικαιώθη, ἀνενέγκας Ἰσαὰκ τὸν υἱὸν αὐτοῦ ἐπὶ τὸ θυσιαστήριον?</w:t>
+        <w:t>Ἀβραὰμ ὁ πατὴρ ἡμῶν οὐκ ἐξ ἔργων ἐδικαιώθη, ἀνενέγκας Ἰσαὰκ τὸν υἱὸν αὐτοῦ ἐπὶ τὸ θυσιαστήριον</w:t>
       </w:r>
     </w:p>
     <w:p>
@@ -35079,7 +35079,7 @@
           <w:b/>
           <w:lang w:val="ar_AE" w:bidi="ar_AE"/>
         </w:rPr>
-        <w:t>Ἀβραὰμ ὁ πατὴρ ἡμῶν οὐκ ἐξ ἔργων ἐδικαιώθη, ἀνενέγκας Ἰσαὰκ τὸν υἱὸν αὐτοῦ ἐπὶ τὸ θυσιαστήριον?</w:t>
+        <w:t>Ἀβραὰμ ὁ πατὴρ ἡμῶν οὐκ ἐξ ἔργων ἐδικαιώθη, ἀνενέγκας Ἰσαὰκ τὸν υἱὸν αὐτοῦ ἐπὶ τὸ θυσιαστήριον</w:t>
       </w:r>
     </w:p>
     <w:p>
@@ -37517,7 +37517,7 @@
           <w:b/>
           <w:lang w:val="ar_AE" w:bidi="ar_AE"/>
         </w:rPr>
-        <w:t>ὁμοίως δὲ καὶ Ῥαὰβ ἡ πόρνη οὐκ ἐξ ἔργων ἐδικαιώθη, ὑποδεξαμένη τοὺς ἀγγέλους, καὶ ἑτέρᾳ ὁδῷ ἐκβαλοῦσα?</w:t>
+        <w:t>ὁμοίως δὲ καὶ Ῥαὰβ ἡ πόρνη οὐκ ἐξ ἔργων ἐδικαιώθη, ὑποδεξαμένη τοὺς ἀγγέλους, καὶ ἑτέρᾳ ὁδῷ ἐκβαλοῦσα</w:t>
       </w:r>
     </w:p>
     <w:p>
@@ -47945,7 +47945,7 @@
           <w:b/>
           <w:lang w:val="ar_AE" w:bidi="ar_AE"/>
         </w:rPr>
-        <w:t>μήτι ἡ πηγὴ ἐκ τῆς αὐτῆς ὀπῆς βρύει τὸ γλυκὺ καὶ τὸ πικρόν?</w:t>
+        <w:t>μήτι ἡ πηγὴ ἐκ τῆς αὐτῆς ὀπῆς βρύει τὸ γλυκὺ καὶ τὸ πικρόν</w:t>
       </w:r>
     </w:p>
     <w:p>
@@ -52773,7 +52773,7 @@
           <w:b/>
           <w:lang w:val="ar_AE" w:bidi="ar_AE"/>
         </w:rPr>
-        <w:t>πόθεν πόλεμοι καὶ πόθεν μάχαι ἐν ὑμῖν?</w:t>
+        <w:t>πόθεν πόλεμοι καὶ πόθεν μάχαι ἐν ὑμῖν</w:t>
       </w:r>
     </w:p>
     <w:p>
@@ -52882,7 +52882,7 @@
           <w:b/>
           <w:lang w:val="ar_AE" w:bidi="ar_AE"/>
         </w:rPr>
-        <w:t>πόθεν πόλεμοι καὶ πόθεν μάχαι ἐν ὑμῖν?</w:t>
+        <w:t>πόθεν πόλεμοι καὶ πόθεν μάχαι ἐν ὑμῖν</w:t>
       </w:r>
     </w:p>
     <w:p>
@@ -53017,7 +53017,7 @@
           <w:b/>
           <w:lang w:val="ar_AE" w:bidi="ar_AE"/>
         </w:rPr>
-        <w:t>οὐκ ἐντεῦθεν ἐκ τῶν ἡδονῶν ὑμῶν, τῶν στρατευομένων ἐν τοῖς μέλεσιν ὑμῶν?</w:t>
+        <w:t>οὐκ ἐντεῦθεν ἐκ τῶν ἡδονῶν ὑμῶν, τῶν στρατευομένων ἐν τοῖς μέλεσιν ὑμῶν</w:t>
       </w:r>
     </w:p>
     <w:p>
@@ -55063,7 +55063,7 @@
           <w:b/>
           <w:lang w:val="ar_AE" w:bidi="ar_AE"/>
         </w:rPr>
-        <w:t>οὐκ οἴδατε ὅτι ἡ φιλία τοῦ κόσμου, ἔχθρα τοῦ Θεοῦ ἐστιν?</w:t>
+        <w:t>οὐκ οἴδατε ὅτι ἡ φιλία τοῦ κόσμου, ἔχθρα τοῦ Θεοῦ ἐστιν</w:t>
       </w:r>
     </w:p>
     <w:p>
@@ -61411,7 +61411,7 @@
           <w:b/>
           <w:lang w:val="ar_AE" w:bidi="ar_AE"/>
         </w:rPr>
-        <w:t>σὺ δὲ τίς εἶ, ὁ κρίνων τὸν πλησίον?</w:t>
+        <w:t>σὺ δὲ τίς εἶ, ὁ κρίνων τὸν πλησίον</w:t>
       </w:r>
     </w:p>
     <w:p>
@@ -62519,7 +62519,7 @@
           <w:b/>
           <w:lang w:val="ar_AE" w:bidi="ar_AE"/>
         </w:rPr>
-        <w:t>οἵτινες οὐκ ἐπίστασθε τὸ τῆς αὔριον, ποία ἡ ζωὴ ὑμῶν?</w:t>
+        <w:t>οἵτινες οὐκ ἐπίστασθε τὸ τῆς αὔριον, ποία ἡ ζωὴ ὑμῶν</w:t>
       </w:r>
     </w:p>
     <w:p>
@@ -63094,7 +63094,7 @@
           <w:b/>
           <w:lang w:val="ar_AE" w:bidi="ar_AE"/>
         </w:rPr>
-        <w:t>καυχᾶσθε ἐν ταῖς ἀλαζονίαις ὑμῶν πᾶσα καύχησις τοιαύτη πονηρά ἐστιν</w:t>
+        <w:t>καυχᾶσθε ἐν ταῖς ἀλαζονίαις ὑμῶν. πᾶσα καύχησις τοιαύτη πονηρά ἐστιν</w:t>
       </w:r>
     </w:p>
     <w:p>
@@ -67093,7 +67093,7 @@
           <w:b/>
           <w:lang w:val="ar_AE" w:bidi="ar_AE"/>
         </w:rPr>
-        <w:t>ἐτρυφήσατε ἐπὶ τῆς γῆς καὶ ἐσπαταλήσατε</w:t>
+        <w:t>ἐτρυφήσατε ἐπὶ τῆς γῆς. καὶ ἐσπαταλήσατε</w:t>
       </w:r>
     </w:p>
     <w:p>
@@ -68673,7 +68673,7 @@
           <w:b/>
           <w:lang w:val="ar_AE" w:bidi="ar_AE"/>
         </w:rPr>
-        <w:t>ἰδοὺ,</w:t>
+        <w:t>ἰδοὺ</w:t>
       </w:r>
     </w:p>
     <w:p>

--- a/arb/docx/59.content.docx
+++ b/arb/docx/59.content.docx
@@ -2589,6 +2589,23 @@
           <w:b/>
           <w:lang w:val="ar_AE" w:bidi="ar_AE"/>
         </w:rPr>
+        <w:t>αἰτείτω παρὰ &amp; Θεοῦ</w:t>
+      </w:r>
+    </w:p>
+    <w:p>
+      <w:pPr>
+        <w:bidi/>
+      </w:pPr>
+      <w:r>
+        <w:rPr>
+          <w:lang w:val="ar_AE" w:bidi="ar_AE"/>
+        </w:rPr>
+      </w:r>
+      <w:r>
+        <w:rPr>
+          <w:b/>
+          <w:lang w:val="ar_AE" w:bidi="ar_AE"/>
+        </w:rPr>
         <w:t>"فَلْيَطْلُبْ مِنَ ٱللهِ"</w:t>
       </w:r>
     </w:p>
@@ -3269,6 +3286,23 @@
           <w:b/>
           <w:lang w:val="ar_AE" w:bidi="ar_AE"/>
         </w:rPr>
+        <w:t>κλύδωνι θαλάσσης, ἀνεμιζομένῳ καὶ ῥιπιζομένῳ</w:t>
+      </w:r>
+    </w:p>
+    <w:p>
+      <w:pPr>
+        <w:bidi/>
+      </w:pPr>
+      <w:r>
+        <w:rPr>
+          <w:lang w:val="ar_AE" w:bidi="ar_AE"/>
+        </w:rPr>
+      </w:r>
+      <w:r>
+        <w:rPr>
+          <w:b/>
+          <w:lang w:val="ar_AE" w:bidi="ar_AE"/>
+        </w:rPr>
         <w:t>"مَوْجًا مِنَ الْبَحْرِ تَخْبِطُهُ الرِّيحُ وَتَدْفَعُهُ"</w:t>
       </w:r>
     </w:p>
@@ -3345,6 +3379,23 @@
         <w:rPr>
           <w:lang w:val="ar_AE" w:bidi="ar_AE"/>
         </w:rPr>
+      </w:r>
+    </w:p>
+    <w:p>
+      <w:pPr>
+        <w:bidi/>
+      </w:pPr>
+      <w:r>
+        <w:rPr>
+          <w:lang w:val="ar_AE" w:bidi="ar_AE"/>
+        </w:rPr>
+      </w:r>
+      <w:r>
+        <w:rPr>
+          <w:b/>
+          <w:lang w:val="ar_AE" w:bidi="ar_AE"/>
+        </w:rPr>
+        <w:t>μὴ γὰρ οἰέσθω ὁ ἄνθρωπος ἐκεῖνος</w:t>
       </w:r>
     </w:p>
     <w:p>
@@ -4966,6 +5017,23 @@
           <w:b/>
           <w:lang w:val="ar_AE" w:bidi="ar_AE"/>
         </w:rPr>
+        <w:t>παρελεύσεται</w:t>
+      </w:r>
+    </w:p>
+    <w:p>
+      <w:pPr>
+        <w:bidi/>
+      </w:pPr>
+      <w:r>
+        <w:rPr>
+          <w:lang w:val="ar_AE" w:bidi="ar_AE"/>
+        </w:rPr>
+      </w:r>
+      <w:r>
+        <w:rPr>
+          <w:b/>
+          <w:lang w:val="ar_AE" w:bidi="ar_AE"/>
+        </w:rPr>
         <w:t>"يَزُول"</w:t>
       </w:r>
     </w:p>
@@ -5180,6 +5248,23 @@
           <w:b/>
           <w:lang w:val="ar_AE" w:bidi="ar_AE"/>
         </w:rPr>
+        <w:t>ὡς ἄνθος χόρτου παρελεύσεται</w:t>
+      </w:r>
+    </w:p>
+    <w:p>
+      <w:pPr>
+        <w:bidi/>
+      </w:pPr>
+      <w:r>
+        <w:rPr>
+          <w:lang w:val="ar_AE" w:bidi="ar_AE"/>
+        </w:rPr>
+      </w:r>
+      <w:r>
+        <w:rPr>
+          <w:b/>
+          <w:lang w:val="ar_AE" w:bidi="ar_AE"/>
+        </w:rPr>
         <w:t>"كَزَهْرِ الْعُشْبِ يَزُولُ"</w:t>
       </w:r>
     </w:p>
@@ -5285,6 +5370,23 @@
           <w:b/>
           <w:lang w:val="ar_AE" w:bidi="ar_AE"/>
         </w:rPr>
+        <w:t>ἀνέτειλεν γὰρ ὁ ἥλιος σὺν τῷ καύσωνι, καὶ ἐξήρανεν τὸν χόρτον, καὶ τὸ ἄνθος αὐτοῦ ἐξέπεσεν, καὶ ἡ εὐπρέπεια τοῦ προσώπου αὐτοῦ ἀπώλετο</w:t>
+      </w:r>
+    </w:p>
+    <w:p>
+      <w:pPr>
+        <w:bidi/>
+      </w:pPr>
+      <w:r>
+        <w:rPr>
+          <w:lang w:val="ar_AE" w:bidi="ar_AE"/>
+        </w:rPr>
+      </w:r>
+      <w:r>
+        <w:rPr>
+          <w:b/>
+          <w:lang w:val="ar_AE" w:bidi="ar_AE"/>
+        </w:rPr>
         <w:t>"</w:t>
       </w:r>
       <w:r>
@@ -5706,6 +5808,23 @@
           <w:b/>
           <w:lang w:val="ar_AE" w:bidi="ar_AE"/>
         </w:rPr>
+        <w:t>ἡ εὐπρέπεια τοῦ προσώπου αὐτοῦ ἀπώλετο</w:t>
+      </w:r>
+    </w:p>
+    <w:p>
+      <w:pPr>
+        <w:bidi/>
+      </w:pPr>
+      <w:r>
+        <w:rPr>
+          <w:lang w:val="ar_AE" w:bidi="ar_AE"/>
+        </w:rPr>
+      </w:r>
+      <w:r>
+        <w:rPr>
+          <w:b/>
+          <w:lang w:val="ar_AE" w:bidi="ar_AE"/>
+        </w:rPr>
         <w:t>"فَنِيَ جَمَالُ مَنْظَرِهِ"</w:t>
       </w:r>
     </w:p>
@@ -5808,6 +5927,23 @@
         <w:rPr>
           <w:lang w:val="ar_AE" w:bidi="ar_AE"/>
         </w:rPr>
+      </w:r>
+    </w:p>
+    <w:p>
+      <w:pPr>
+        <w:bidi/>
+      </w:pPr>
+      <w:r>
+        <w:rPr>
+          <w:lang w:val="ar_AE" w:bidi="ar_AE"/>
+        </w:rPr>
+      </w:r>
+      <w:r>
+        <w:rPr>
+          <w:b/>
+          <w:lang w:val="ar_AE" w:bidi="ar_AE"/>
+        </w:rPr>
+        <w:t>ἡ εὐπρέπεια τοῦ προσώπου αὐτοῦ ἀπώλετο</w:t>
       </w:r>
     </w:p>
     <w:p>
@@ -6945,6 +7081,23 @@
           <w:b/>
           <w:lang w:val="ar_AE" w:bidi="ar_AE"/>
         </w:rPr>
+        <w:t>λήμψεται τὸν στέφανον τῆς ζωῆς</w:t>
+      </w:r>
+    </w:p>
+    <w:p>
+      <w:pPr>
+        <w:bidi/>
+      </w:pPr>
+      <w:r>
+        <w:rPr>
+          <w:lang w:val="ar_AE" w:bidi="ar_AE"/>
+        </w:rPr>
+      </w:r>
+      <w:r>
+        <w:rPr>
+          <w:b/>
+          <w:lang w:val="ar_AE" w:bidi="ar_AE"/>
+        </w:rPr>
         <w:t>"يَنَالُ ’إِكْلِيلَ الْحَيَاةِ‘"</w:t>
       </w:r>
     </w:p>
@@ -7089,6 +7242,23 @@
           <w:b/>
           <w:lang w:val="ar_AE" w:bidi="ar_AE"/>
         </w:rPr>
+        <w:t>λήμψεται τὸν στέφανον τῆς ζωῆς</w:t>
+      </w:r>
+    </w:p>
+    <w:p>
+      <w:pPr>
+        <w:bidi/>
+      </w:pPr>
+      <w:r>
+        <w:rPr>
+          <w:lang w:val="ar_AE" w:bidi="ar_AE"/>
+        </w:rPr>
+      </w:r>
+      <w:r>
+        <w:rPr>
+          <w:b/>
+          <w:lang w:val="ar_AE" w:bidi="ar_AE"/>
+        </w:rPr>
         <w:t>"يَنَالُ ’إِكْلِيلَ الْحَيَاةِ‘"</w:t>
       </w:r>
     </w:p>
@@ -7329,6 +7499,23 @@
           <w:b/>
           <w:lang w:val="ar_AE" w:bidi="ar_AE"/>
         </w:rPr>
+        <w:t>ὃν ἐπηγγείλατο τοῖς ἀγαπῶσιν αὐτόν</w:t>
+      </w:r>
+    </w:p>
+    <w:p>
+      <w:pPr>
+        <w:bidi/>
+      </w:pPr>
+      <w:r>
+        <w:rPr>
+          <w:lang w:val="ar_AE" w:bidi="ar_AE"/>
+        </w:rPr>
+      </w:r>
+      <w:r>
+        <w:rPr>
+          <w:b/>
+          <w:lang w:val="ar_AE" w:bidi="ar_AE"/>
+        </w:rPr>
         <w:t>"الَّذِي وَعَدَ بِهِ الرَّبُّ لِلَّذِينَ يُحِبُّونَهُ"</w:t>
       </w:r>
     </w:p>
@@ -7669,6 +7856,23 @@
           <w:b/>
           <w:lang w:val="ar_AE" w:bidi="ar_AE"/>
         </w:rPr>
+        <w:t>πειράζει δὲ αὐτὸς οὐδένα</w:t>
+      </w:r>
+    </w:p>
+    <w:p>
+      <w:pPr>
+        <w:bidi/>
+      </w:pPr>
+      <w:r>
+        <w:rPr>
+          <w:lang w:val="ar_AE" w:bidi="ar_AE"/>
+        </w:rPr>
+      </w:r>
+      <w:r>
+        <w:rPr>
+          <w:b/>
+          <w:lang w:val="ar_AE" w:bidi="ar_AE"/>
+        </w:rPr>
         <w:t>"</w:t>
       </w:r>
       <w:r>
@@ -7888,6 +8092,23 @@
           <w:b/>
           <w:lang w:val="ar_AE" w:bidi="ar_AE"/>
         </w:rPr>
+        <w:t>ἕκαστος &amp; πειράζεται ὑπὸ τῆς ἰδίας ἐπιθυμίας, ἐξελκόμενος καὶ δελεαζόμενος</w:t>
+      </w:r>
+    </w:p>
+    <w:p>
+      <w:pPr>
+        <w:bidi/>
+      </w:pPr>
+      <w:r>
+        <w:rPr>
+          <w:lang w:val="ar_AE" w:bidi="ar_AE"/>
+        </w:rPr>
+      </w:r>
+      <w:r>
+        <w:rPr>
+          <w:b/>
+          <w:lang w:val="ar_AE" w:bidi="ar_AE"/>
+        </w:rPr>
         <w:t>"كُلَّ وَاحِدٍ يُجَرَّبُ إِذَا انْجَذَبَ وَانْخَدَعَ مِنْ شَهْوَتِهِ"</w:t>
       </w:r>
     </w:p>
@@ -7980,6 +8201,23 @@
           <w:b/>
           <w:lang w:val="ar_AE" w:bidi="ar_AE"/>
         </w:rPr>
+        <w:t>ἕκαστος &amp; πειράζεται ὑπὸ τῆς ἰδίας ἐπιθυμίας, ἐξελκόμενος καὶ δελεαζόμενος</w:t>
+      </w:r>
+    </w:p>
+    <w:p>
+      <w:pPr>
+        <w:bidi/>
+      </w:pPr>
+      <w:r>
+        <w:rPr>
+          <w:lang w:val="ar_AE" w:bidi="ar_AE"/>
+        </w:rPr>
+      </w:r>
+      <w:r>
+        <w:rPr>
+          <w:b/>
+          <w:lang w:val="ar_AE" w:bidi="ar_AE"/>
+        </w:rPr>
         <w:t>"وَلكِنَّ كُلَّ وَاحِدٍ يُجَرَّبُ إِذَا انْجَذَبَ وَانْخَدَعَ مِنْ شَهْوَتِهِ"</w:t>
       </w:r>
     </w:p>
@@ -8571,6 +8809,23 @@
         <w:rPr>
           <w:lang w:val="ar_AE" w:bidi="ar_AE"/>
         </w:rPr>
+      </w:r>
+    </w:p>
+    <w:p>
+      <w:pPr>
+        <w:bidi/>
+      </w:pPr>
+      <w:r>
+        <w:rPr>
+          <w:lang w:val="ar_AE" w:bidi="ar_AE"/>
+        </w:rPr>
+      </w:r>
+      <w:r>
+        <w:rPr>
+          <w:b/>
+          <w:lang w:val="ar_AE" w:bidi="ar_AE"/>
+        </w:rPr>
+        <w:t>ἡ δὲ ἁμαρτία ἀποτελεσθεῖσα, ἀποκύει θάνατον</w:t>
       </w:r>
     </w:p>
     <w:p>
@@ -9203,6 +9458,23 @@
           <w:b/>
           <w:lang w:val="ar_AE" w:bidi="ar_AE"/>
         </w:rPr>
+        <w:t>ἀδελφοί μου ἀγαπητοί</w:t>
+      </w:r>
+    </w:p>
+    <w:p>
+      <w:pPr>
+        <w:bidi/>
+      </w:pPr>
+      <w:r>
+        <w:rPr>
+          <w:lang w:val="ar_AE" w:bidi="ar_AE"/>
+        </w:rPr>
+      </w:r>
+      <w:r>
+        <w:rPr>
+          <w:b/>
+          <w:lang w:val="ar_AE" w:bidi="ar_AE"/>
+        </w:rPr>
         <w:t>"</w:t>
       </w:r>
       <w:r>
@@ -9340,6 +9612,23 @@
           <w:b/>
           <w:lang w:val="ar_AE" w:bidi="ar_AE"/>
         </w:rPr>
+        <w:t>πᾶσα δόσις ἀγαθὴ, καὶ πᾶν δώρημα τέλειον, ἄνωθέν ἐστιν</w:t>
+      </w:r>
+    </w:p>
+    <w:p>
+      <w:pPr>
+        <w:bidi/>
+      </w:pPr>
+      <w:r>
+        <w:rPr>
+          <w:lang w:val="ar_AE" w:bidi="ar_AE"/>
+        </w:rPr>
+      </w:r>
+      <w:r>
+        <w:rPr>
+          <w:b/>
+          <w:lang w:val="ar_AE" w:bidi="ar_AE"/>
+        </w:rPr>
         <w:t>"كُلُّ عَطِيَّةٍ صَالِحَةٍ وَكُلُّ مَوْهِبَةٍ تَامَّةٍ هِيَ مِنْ فَوْقُ"</w:t>
       </w:r>
     </w:p>
@@ -10247,6 +10536,23 @@
           <w:b/>
           <w:lang w:val="ar_AE" w:bidi="ar_AE"/>
         </w:rPr>
+        <w:t>τροπῆς ἀποσκίασμα</w:t>
+      </w:r>
+    </w:p>
+    <w:p>
+      <w:pPr>
+        <w:bidi/>
+      </w:pPr>
+      <w:r>
+        <w:rPr>
+          <w:lang w:val="ar_AE" w:bidi="ar_AE"/>
+        </w:rPr>
+      </w:r>
+      <w:r>
+        <w:rPr>
+          <w:b/>
+          <w:lang w:val="ar_AE" w:bidi="ar_AE"/>
+        </w:rPr>
         <w:t>"ظِلُّ دَوَرَانٍ"</w:t>
       </w:r>
     </w:p>
@@ -10352,6 +10658,23 @@
           <w:b/>
           <w:lang w:val="ar_AE" w:bidi="ar_AE"/>
         </w:rPr>
+        <w:t>βουληθεὶς, ἀπεκύησεν ἡμᾶς</w:t>
+      </w:r>
+    </w:p>
+    <w:p>
+      <w:pPr>
+        <w:bidi/>
+      </w:pPr>
+      <w:r>
+        <w:rPr>
+          <w:lang w:val="ar_AE" w:bidi="ar_AE"/>
+        </w:rPr>
+      </w:r>
+      <w:r>
+        <w:rPr>
+          <w:b/>
+          <w:lang w:val="ar_AE" w:bidi="ar_AE"/>
+        </w:rPr>
         <w:t>"</w:t>
       </w:r>
       <w:r>
@@ -10436,6 +10759,23 @@
           <w:b/>
           <w:lang w:val="ar_AE" w:bidi="ar_AE"/>
         </w:rPr>
+        <w:t>βουληθεὶς, ἀπεκύησεν ἡμᾶς</w:t>
+      </w:r>
+    </w:p>
+    <w:p>
+      <w:pPr>
+        <w:bidi/>
+      </w:pPr>
+      <w:r>
+        <w:rPr>
+          <w:lang w:val="ar_AE" w:bidi="ar_AE"/>
+        </w:rPr>
+      </w:r>
+      <w:r>
+        <w:rPr>
+          <w:b/>
+          <w:lang w:val="ar_AE" w:bidi="ar_AE"/>
+        </w:rPr>
         <w:t>"شَاءَ فَوَلَدَنَا"</w:t>
       </w:r>
     </w:p>
@@ -10689,6 +11029,23 @@
           <w:b/>
           <w:lang w:val="ar_AE" w:bidi="ar_AE"/>
         </w:rPr>
+        <w:t>λόγῳ ἀληθείας</w:t>
+      </w:r>
+    </w:p>
+    <w:p>
+      <w:pPr>
+        <w:bidi/>
+      </w:pPr>
+      <w:r>
+        <w:rPr>
+          <w:lang w:val="ar_AE" w:bidi="ar_AE"/>
+        </w:rPr>
+      </w:r>
+      <w:r>
+        <w:rPr>
+          <w:b/>
+          <w:lang w:val="ar_AE" w:bidi="ar_AE"/>
+        </w:rPr>
         <w:t>"بِكَلِمَةِ الْحَقِّ"</w:t>
       </w:r>
     </w:p>
@@ -11160,6 +11517,23 @@
           <w:b/>
           <w:lang w:val="ar_AE" w:bidi="ar_AE"/>
         </w:rPr>
+        <w:t>εἰς τὸ εἶναι ἡμᾶς ἀπαρχήν τινα τῶν αὐτοῦ κτισμάτων</w:t>
+      </w:r>
+    </w:p>
+    <w:p>
+      <w:pPr>
+        <w:bidi/>
+      </w:pPr>
+      <w:r>
+        <w:rPr>
+          <w:lang w:val="ar_AE" w:bidi="ar_AE"/>
+        </w:rPr>
+      </w:r>
+      <w:r>
+        <w:rPr>
+          <w:b/>
+          <w:lang w:val="ar_AE" w:bidi="ar_AE"/>
+        </w:rPr>
         <w:t>"لِكَيْ نَكُونَ بَاكُورَةً مِنْ خَلاَئِقِهِ"</w:t>
       </w:r>
     </w:p>
@@ -11642,6 +12016,23 @@
         <w:rPr>
           <w:lang w:val="ar_AE" w:bidi="ar_AE"/>
         </w:rPr>
+      </w:r>
+    </w:p>
+    <w:p>
+      <w:pPr>
+        <w:bidi/>
+      </w:pPr>
+      <w:r>
+        <w:rPr>
+          <w:lang w:val="ar_AE" w:bidi="ar_AE"/>
+        </w:rPr>
+      </w:r>
+      <w:r>
+        <w:rPr>
+          <w:b/>
+          <w:lang w:val="ar_AE" w:bidi="ar_AE"/>
+        </w:rPr>
+        <w:t>ἀδελφοί μου ἀγαπητοί</w:t>
       </w:r>
     </w:p>
     <w:p>
@@ -11982,6 +12373,23 @@
           <w:b/>
           <w:lang w:val="ar_AE" w:bidi="ar_AE"/>
         </w:rPr>
+        <w:t>ἔστω &amp; πᾶς ἄνθρωπος ταχὺς εἰς τὸ ἀκοῦσαι, βραδὺς εἰς τὸ λαλῆσαι, βραδὺς εἰς ὀργήν</w:t>
+      </w:r>
+    </w:p>
+    <w:p>
+      <w:pPr>
+        <w:bidi/>
+      </w:pPr>
+      <w:r>
+        <w:rPr>
+          <w:lang w:val="ar_AE" w:bidi="ar_AE"/>
+        </w:rPr>
+      </w:r>
+      <w:r>
+        <w:rPr>
+          <w:b/>
+          <w:lang w:val="ar_AE" w:bidi="ar_AE"/>
+        </w:rPr>
         <w:t>"لِيَكُنْ كُلُّ إِنْسَانٍ مُسْرِعًا فِي الاسْتِمَاعِ، مُبْطِئًا فِي التَّكَلُّمِ، مُبْطِئًا فِي الْغَضَبِ"</w:t>
       </w:r>
     </w:p>
@@ -12697,6 +13105,23 @@
           <w:b/>
           <w:lang w:val="ar_AE" w:bidi="ar_AE"/>
         </w:rPr>
+        <w:t>ἀποθέμενοι πᾶσαν ῥυπαρίαν καὶ περισσείαν κακίας</w:t>
+      </w:r>
+    </w:p>
+    <w:p>
+      <w:pPr>
+        <w:bidi/>
+      </w:pPr>
+      <w:r>
+        <w:rPr>
+          <w:lang w:val="ar_AE" w:bidi="ar_AE"/>
+        </w:rPr>
+      </w:r>
+      <w:r>
+        <w:rPr>
+          <w:b/>
+          <w:lang w:val="ar_AE" w:bidi="ar_AE"/>
+        </w:rPr>
         <w:t>"اطْرَحُوا كُلَّ نَجَاسَةٍ وَكَثْرَةَ شَرّ"</w:t>
       </w:r>
     </w:p>
@@ -13920,6 +14345,23 @@
           <w:b/>
           <w:lang w:val="ar_AE" w:bidi="ar_AE"/>
         </w:rPr>
+        <w:t>γίνεσθε δὲ ποιηταὶ λόγου, καὶ μὴ μόνον ἀκροαταὶ</w:t>
+      </w:r>
+    </w:p>
+    <w:p>
+      <w:pPr>
+        <w:bidi/>
+      </w:pPr>
+      <w:r>
+        <w:rPr>
+          <w:lang w:val="ar_AE" w:bidi="ar_AE"/>
+        </w:rPr>
+      </w:r>
+      <w:r>
+        <w:rPr>
+          <w:b/>
+          <w:lang w:val="ar_AE" w:bidi="ar_AE"/>
+        </w:rPr>
         <w:t>"وَلكِنْ كُونُوا عَامِلِينَ بِالْكَلِمَةِ، لاَ سَامِعِينَ فَقَطْ"</w:t>
       </w:r>
     </w:p>
@@ -14012,6 +14454,23 @@
           <w:b/>
           <w:lang w:val="ar_AE" w:bidi="ar_AE"/>
         </w:rPr>
+        <w:t>γίνεσθε &amp; ποιηταὶ λόγου, καὶ μὴ μόνον ἀκροαταὶ</w:t>
+      </w:r>
+    </w:p>
+    <w:p>
+      <w:pPr>
+        <w:bidi/>
+      </w:pPr>
+      <w:r>
+        <w:rPr>
+          <w:lang w:val="ar_AE" w:bidi="ar_AE"/>
+        </w:rPr>
+      </w:r>
+      <w:r>
+        <w:rPr>
+          <w:b/>
+          <w:lang w:val="ar_AE" w:bidi="ar_AE"/>
+        </w:rPr>
         <w:t>"وَلكِنْ كُونُوا عَامِلِينَ بِالْكَلِمَةِ، لاَ سَامِعِينَ فَقَطْ"</w:t>
       </w:r>
     </w:p>
@@ -14226,6 +14685,23 @@
           <w:b/>
           <w:lang w:val="ar_AE" w:bidi="ar_AE"/>
         </w:rPr>
+        <w:t>ὅτι εἴ τις ἀκροατὴς λόγου ἐστὶν, καὶ οὐ ποιητής, οὗτος ἔοικεν ἀνδρὶ κατανοοῦντι τὸ πρόσωπον τῆς γενέσεως αὐτοῦ ἐν ἐσόπτρῳ</w:t>
+      </w:r>
+    </w:p>
+    <w:p>
+      <w:pPr>
+        <w:bidi/>
+      </w:pPr>
+      <w:r>
+        <w:rPr>
+          <w:lang w:val="ar_AE" w:bidi="ar_AE"/>
+        </w:rPr>
+      </w:r>
+      <w:r>
+        <w:rPr>
+          <w:b/>
+          <w:lang w:val="ar_AE" w:bidi="ar_AE"/>
+        </w:rPr>
         <w:t>"لأَنَّهُ إِنْ كَانَ أَحَدٌ سَامِعًا لِلْكَلِمَةِ وَلَيْسَ عَامِلًا، فَذَاكَ يُشْبِهُ رَجُلًا نَاظِرًا وَجْهَ خِلْقَتِهِ فِي مِرْآةٍ"</w:t>
       </w:r>
     </w:p>
@@ -14427,6 +14903,23 @@
           <w:b/>
           <w:lang w:val="ar_AE" w:bidi="ar_AE"/>
         </w:rPr>
+        <w:t>ἀκροατὴς λόγου ἐστὶν, καὶ οὐ ποιητής</w:t>
+      </w:r>
+    </w:p>
+    <w:p>
+      <w:pPr>
+        <w:bidi/>
+      </w:pPr>
+      <w:r>
+        <w:rPr>
+          <w:lang w:val="ar_AE" w:bidi="ar_AE"/>
+        </w:rPr>
+      </w:r>
+      <w:r>
+        <w:rPr>
+          <w:b/>
+          <w:lang w:val="ar_AE" w:bidi="ar_AE"/>
+        </w:rPr>
         <w:t>"سَامِعًا لِلْكَلِمَةِ وَلَيْسَ عَامِلًا"</w:t>
       </w:r>
     </w:p>
@@ -14641,6 +15134,23 @@
           <w:b/>
           <w:lang w:val="ar_AE" w:bidi="ar_AE"/>
         </w:rPr>
+        <w:t>οὗτος ἔοικεν ἀνδρὶ κατανοοῦντι τὸ πρόσωπον τῆς γενέσεως αὐτοῦ ἐν ἐσόπτρῳ</w:t>
+      </w:r>
+    </w:p>
+    <w:p>
+      <w:pPr>
+        <w:bidi/>
+      </w:pPr>
+      <w:r>
+        <w:rPr>
+          <w:lang w:val="ar_AE" w:bidi="ar_AE"/>
+        </w:rPr>
+      </w:r>
+      <w:r>
+        <w:rPr>
+          <w:b/>
+          <w:lang w:val="ar_AE" w:bidi="ar_AE"/>
+        </w:rPr>
         <w:t>"يُشْبِهُ رَجُلًا نَاظِرًا وَجْهَ خِلْقَتِهِ فِي مِرْآةٍ"</w:t>
       </w:r>
     </w:p>
@@ -15215,6 +15725,23 @@
           <w:b/>
           <w:lang w:val="ar_AE" w:bidi="ar_AE"/>
         </w:rPr>
+        <w:t>κατενόησεν &amp; ἑαυτὸν καὶ ἀπελήλυθεν, καὶ εὐθέως ἐπελάθετο ὁποῖος ἦν</w:t>
+      </w:r>
+    </w:p>
+    <w:p>
+      <w:pPr>
+        <w:bidi/>
+      </w:pPr>
+      <w:r>
+        <w:rPr>
+          <w:lang w:val="ar_AE" w:bidi="ar_AE"/>
+        </w:rPr>
+      </w:r>
+      <w:r>
+        <w:rPr>
+          <w:b/>
+          <w:lang w:val="ar_AE" w:bidi="ar_AE"/>
+        </w:rPr>
         <w:t>"فَإِنَّهُ نَظَرَ ذَاتَهُ وَمَضَى، وَلِلْوَقْتِ نَسِيَ مَا هُوَ"</w:t>
       </w:r>
     </w:p>
@@ -15614,6 +16141,23 @@
         <w:rPr>
           <w:lang w:val="ar_AE" w:bidi="ar_AE"/>
         </w:rPr>
+      </w:r>
+    </w:p>
+    <w:p>
+      <w:pPr>
+        <w:bidi/>
+      </w:pPr>
+      <w:r>
+        <w:rPr>
+          <w:lang w:val="ar_AE" w:bidi="ar_AE"/>
+        </w:rPr>
+      </w:r>
+      <w:r>
+        <w:rPr>
+          <w:b/>
+          <w:lang w:val="ar_AE" w:bidi="ar_AE"/>
+        </w:rPr>
+        <w:t>ὁ δὲ παρακύψας εἰς νόμον τέλειον &amp; τῆς ἐλευθερίας, καὶ παραμείνας &amp; οὗτος μακάριος &amp; ἔσται</w:t>
       </w:r>
     </w:p>
     <w:p>
@@ -16556,6 +17100,23 @@
           <w:b/>
           <w:lang w:val="ar_AE" w:bidi="ar_AE"/>
         </w:rPr>
+        <w:t>ἀκροατὴς ἐπιλησμονῆς</w:t>
+      </w:r>
+    </w:p>
+    <w:p>
+      <w:pPr>
+        <w:bidi/>
+      </w:pPr>
+      <w:r>
+        <w:rPr>
+          <w:lang w:val="ar_AE" w:bidi="ar_AE"/>
+        </w:rPr>
+      </w:r>
+      <w:r>
+        <w:rPr>
+          <w:b/>
+          <w:lang w:val="ar_AE" w:bidi="ar_AE"/>
+        </w:rPr>
         <w:t>"سَامِعًا نَاسِيًا"</w:t>
       </w:r>
     </w:p>
@@ -17172,6 +17733,23 @@
         <w:rPr>
           <w:lang w:val="ar_AE" w:bidi="ar_AE"/>
         </w:rPr>
+      </w:r>
+    </w:p>
+    <w:p>
+      <w:pPr>
+        <w:bidi/>
+      </w:pPr>
+      <w:r>
+        <w:rPr>
+          <w:lang w:val="ar_AE" w:bidi="ar_AE"/>
+        </w:rPr>
+      </w:r>
+      <w:r>
+        <w:rPr>
+          <w:b/>
+          <w:lang w:val="ar_AE" w:bidi="ar_AE"/>
+        </w:rPr>
+        <w:t>εἴ τις δοκεῖ θρησκὸς εἶναι, μὴ χαλιναγωγῶν γλῶσσαν αὐτοῦ, ἀλλὰ ἀπατῶν καρδίαν αὐτοῦ, τούτου μάταιος ἡ θρησκεία</w:t>
       </w:r>
     </w:p>
     <w:p>
@@ -18008,6 +18586,23 @@
           <w:b/>
           <w:lang w:val="ar_AE" w:bidi="ar_AE"/>
         </w:rPr>
+        <w:t>θρησκεία καθαρὰ καὶ ἀμίαντος</w:t>
+      </w:r>
+    </w:p>
+    <w:p>
+      <w:pPr>
+        <w:bidi/>
+      </w:pPr>
+      <w:r>
+        <w:rPr>
+          <w:lang w:val="ar_AE" w:bidi="ar_AE"/>
+        </w:rPr>
+      </w:r>
+      <w:r>
+        <w:rPr>
+          <w:b/>
+          <w:lang w:val="ar_AE" w:bidi="ar_AE"/>
+        </w:rPr>
         <w:t>"اَلدِّيَانَةُ الطَّاهِرَةُ النَّقِيَّةُ"</w:t>
       </w:r>
     </w:p>
@@ -18557,6 +19152,23 @@
           <w:b/>
           <w:lang w:val="ar_AE" w:bidi="ar_AE"/>
         </w:rPr>
+        <w:t>Πατρί</w:t>
+      </w:r>
+    </w:p>
+    <w:p>
+      <w:pPr>
+        <w:bidi/>
+      </w:pPr>
+      <w:r>
+        <w:rPr>
+          <w:lang w:val="ar_AE" w:bidi="ar_AE"/>
+        </w:rPr>
+      </w:r>
+      <w:r>
+        <w:rPr>
+          <w:b/>
+          <w:lang w:val="ar_AE" w:bidi="ar_AE"/>
+        </w:rPr>
         <w:t>"</w:t>
       </w:r>
       <w:r>
@@ -18654,6 +19266,23 @@
         <w:rPr>
           <w:lang w:val="ar_AE" w:bidi="ar_AE"/>
         </w:rPr>
+      </w:r>
+    </w:p>
+    <w:p>
+      <w:pPr>
+        <w:bidi/>
+      </w:pPr>
+      <w:r>
+        <w:rPr>
+          <w:lang w:val="ar_AE" w:bidi="ar_AE"/>
+        </w:rPr>
+      </w:r>
+      <w:r>
+        <w:rPr>
+          <w:b/>
+          <w:lang w:val="ar_AE" w:bidi="ar_AE"/>
+        </w:rPr>
+        <w:t>ἐπισκέπτεσθαι ὀρφανοὺς καὶ χήρας ἐν τῇ θλίψει αὐτῶν</w:t>
       </w:r>
     </w:p>
     <w:p>
@@ -19570,6 +20199,23 @@
           <w:b/>
           <w:lang w:val="ar_AE" w:bidi="ar_AE"/>
         </w:rPr>
+        <w:t>τὴν πίστιν τοῦ Κυρίου ἡμῶν, Ἰησοῦ Χριστοῦ</w:t>
+      </w:r>
+    </w:p>
+    <w:p>
+      <w:pPr>
+        <w:bidi/>
+      </w:pPr>
+      <w:r>
+        <w:rPr>
+          <w:lang w:val="ar_AE" w:bidi="ar_AE"/>
+        </w:rPr>
+      </w:r>
+      <w:r>
+        <w:rPr>
+          <w:b/>
+          <w:lang w:val="ar_AE" w:bidi="ar_AE"/>
+        </w:rPr>
         <w:t>"إِيمَانُ رَبِّنَا يَسُوعَ الْمَسِيحِ"</w:t>
       </w:r>
     </w:p>
@@ -19659,6 +20305,23 @@
         <w:rPr>
           <w:lang w:val="ar_AE" w:bidi="ar_AE"/>
         </w:rPr>
+      </w:r>
+    </w:p>
+    <w:p>
+      <w:pPr>
+        <w:bidi/>
+      </w:pPr>
+      <w:r>
+        <w:rPr>
+          <w:lang w:val="ar_AE" w:bidi="ar_AE"/>
+        </w:rPr>
+      </w:r>
+      <w:r>
+        <w:rPr>
+          <w:b/>
+          <w:lang w:val="ar_AE" w:bidi="ar_AE"/>
+        </w:rPr>
+        <w:t>τοῦ Κυρίου ἡμῶν, Ἰησοῦ Χριστοῦ, τῆς δόξης</w:t>
       </w:r>
     </w:p>
     <w:p>
@@ -20538,6 +21201,23 @@
           <w:b/>
           <w:lang w:val="ar_AE" w:bidi="ar_AE"/>
         </w:rPr>
+        <w:t>ἐπιβλέψητε &amp; εἴπητε &amp; εἴπητε</w:t>
+      </w:r>
+    </w:p>
+    <w:p>
+      <w:pPr>
+        <w:bidi/>
+      </w:pPr>
+      <w:r>
+        <w:rPr>
+          <w:lang w:val="ar_AE" w:bidi="ar_AE"/>
+        </w:rPr>
+      </w:r>
+      <w:r>
+        <w:rPr>
+          <w:b/>
+          <w:lang w:val="ar_AE" w:bidi="ar_AE"/>
+        </w:rPr>
         <w:t>"نَظَرْتُمْ"</w:t>
       </w:r>
       <w:r>
@@ -20791,6 +21471,23 @@
           <w:b/>
           <w:lang w:val="ar_AE" w:bidi="ar_AE"/>
         </w:rPr>
+        <w:t>σὺ κάθου ὧδε καλῶς &amp; σὺ στῆθι ἐκεῖ &amp; κάθου ὑπὸ τὸ ὑποπόδιόν μου</w:t>
+      </w:r>
+    </w:p>
+    <w:p>
+      <w:pPr>
+        <w:bidi/>
+      </w:pPr>
+      <w:r>
+        <w:rPr>
+          <w:lang w:val="ar_AE" w:bidi="ar_AE"/>
+        </w:rPr>
+      </w:r>
+      <w:r>
+        <w:rPr>
+          <w:b/>
+          <w:lang w:val="ar_AE" w:bidi="ar_AE"/>
+        </w:rPr>
         <w:t>"اجْلِسْ أَنْتَ هُنَا حَسَنًا"</w:t>
       </w:r>
       <w:r>
@@ -21410,6 +22107,23 @@
           <w:b/>
           <w:lang w:val="ar_AE" w:bidi="ar_AE"/>
         </w:rPr>
+        <w:t>σὺ στῆθι ἐκεῖ &amp; κάθου ὑπὸ τὸ ὑποπόδιόν μου</w:t>
+      </w:r>
+    </w:p>
+    <w:p>
+      <w:pPr>
+        <w:bidi/>
+      </w:pPr>
+      <w:r>
+        <w:rPr>
+          <w:lang w:val="ar_AE" w:bidi="ar_AE"/>
+        </w:rPr>
+      </w:r>
+      <w:r>
+        <w:rPr>
+          <w:b/>
+          <w:lang w:val="ar_AE" w:bidi="ar_AE"/>
+        </w:rPr>
         <w:t>"قِفْ أَنْتَ هُنَاكَ"</w:t>
       </w:r>
       <w:r>
@@ -21647,6 +22361,23 @@
         <w:rPr>
           <w:lang w:val="ar_AE" w:bidi="ar_AE"/>
         </w:rPr>
+      </w:r>
+    </w:p>
+    <w:p>
+      <w:pPr>
+        <w:bidi/>
+      </w:pPr>
+      <w:r>
+        <w:rPr>
+          <w:lang w:val="ar_AE" w:bidi="ar_AE"/>
+        </w:rPr>
+      </w:r>
+      <w:r>
+        <w:rPr>
+          <w:b/>
+          <w:lang w:val="ar_AE" w:bidi="ar_AE"/>
+        </w:rPr>
+        <w:t>οὐ διεκρίθητε ἐν ἑαυτοῖς, καὶ ἐγένεσθε κριταὶ διαλογισμῶν πονηρῶν</w:t>
       </w:r>
     </w:p>
     <w:p>
@@ -21773,6 +22504,23 @@
           <w:b/>
           <w:lang w:val="ar_AE" w:bidi="ar_AE"/>
         </w:rPr>
+        <w:t>οὐ διεκρίθητε ἐν ἑαυτοῖς, καὶ ἐγένεσθε κριταὶ διαλογισμῶν πονηρῶν</w:t>
+      </w:r>
+    </w:p>
+    <w:p>
+      <w:pPr>
+        <w:bidi/>
+      </w:pPr>
+      <w:r>
+        <w:rPr>
+          <w:lang w:val="ar_AE" w:bidi="ar_AE"/>
+        </w:rPr>
+      </w:r>
+      <w:r>
+        <w:rPr>
+          <w:b/>
+          <w:lang w:val="ar_AE" w:bidi="ar_AE"/>
+        </w:rPr>
         <w:t>"فَهَلْ لاَ تَرْتَابُونَ فِي أَنْفُسِكُمْ، وَتَصِيرُونَ قُضَاةَ أَفْكَارٍ شِرِّيرَةٍ؟"</w:t>
       </w:r>
     </w:p>
@@ -21865,6 +22613,23 @@
           <w:b/>
           <w:lang w:val="ar_AE" w:bidi="ar_AE"/>
         </w:rPr>
+        <w:t>οὐ διεκρίθητε ἐν ἑαυτοῖς, καὶ ἐγένεσθε κριταὶ διαλογισμῶν πονηρῶν</w:t>
+      </w:r>
+    </w:p>
+    <w:p>
+      <w:pPr>
+        <w:bidi/>
+      </w:pPr>
+      <w:r>
+        <w:rPr>
+          <w:lang w:val="ar_AE" w:bidi="ar_AE"/>
+        </w:rPr>
+      </w:r>
+      <w:r>
+        <w:rPr>
+          <w:b/>
+          <w:lang w:val="ar_AE" w:bidi="ar_AE"/>
+        </w:rPr>
         <w:t>"فَهَلْ لاَ تَرْتَابُونَ فِي أَنْفُسِكُمْ، وَتَصِيرُونَ قُضَاةَ أَفْكَارٍ شِرِّيرَةٍ؟"</w:t>
       </w:r>
     </w:p>
@@ -22294,6 +23059,23 @@
         <w:rPr>
           <w:lang w:val="ar_AE" w:bidi="ar_AE"/>
         </w:rPr>
+      </w:r>
+    </w:p>
+    <w:p>
+      <w:pPr>
+        <w:bidi/>
+      </w:pPr>
+      <w:r>
+        <w:rPr>
+          <w:lang w:val="ar_AE" w:bidi="ar_AE"/>
+        </w:rPr>
+      </w:r>
+      <w:r>
+        <w:rPr>
+          <w:b/>
+          <w:lang w:val="ar_AE" w:bidi="ar_AE"/>
+        </w:rPr>
+        <w:t>ἀδελφοί μου ἀγαπητοί</w:t>
       </w:r>
     </w:p>
     <w:p>
@@ -22434,6 +23216,23 @@
           <w:b/>
           <w:lang w:val="ar_AE" w:bidi="ar_AE"/>
         </w:rPr>
+        <w:t>οὐχ ὁ Θεὸς ἐξελέξατο τοὺς πτωχοὺς τῷ κόσμῳ, πλουσίους ἐν πίστει, καὶ κληρονόμους τῆς βασιλείας ἧς ἐπηγγείλατο τοῖς ἀγαπῶσιν αὐτόν</w:t>
+      </w:r>
+    </w:p>
+    <w:p>
+      <w:pPr>
+        <w:bidi/>
+      </w:pPr>
+      <w:r>
+        <w:rPr>
+          <w:lang w:val="ar_AE" w:bidi="ar_AE"/>
+        </w:rPr>
+      </w:r>
+      <w:r>
+        <w:rPr>
+          <w:b/>
+          <w:lang w:val="ar_AE" w:bidi="ar_AE"/>
+        </w:rPr>
         <w:t>"</w:t>
       </w:r>
       <w:r>
@@ -22784,6 +23583,23 @@
           <w:b/>
           <w:lang w:val="ar_AE" w:bidi="ar_AE"/>
         </w:rPr>
+        <w:t>πλουσίους ἐν πίστει</w:t>
+      </w:r>
+    </w:p>
+    <w:p>
+      <w:pPr>
+        <w:bidi/>
+      </w:pPr>
+      <w:r>
+        <w:rPr>
+          <w:lang w:val="ar_AE" w:bidi="ar_AE"/>
+        </w:rPr>
+      </w:r>
+      <w:r>
+        <w:rPr>
+          <w:b/>
+          <w:lang w:val="ar_AE" w:bidi="ar_AE"/>
+        </w:rPr>
         <w:t>"أَغْنِيَاءَ فِي الإِيمَانِ"</w:t>
       </w:r>
     </w:p>
@@ -22873,6 +23689,23 @@
         <w:rPr>
           <w:lang w:val="ar_AE" w:bidi="ar_AE"/>
         </w:rPr>
+      </w:r>
+    </w:p>
+    <w:p>
+      <w:pPr>
+        <w:bidi/>
+      </w:pPr>
+      <w:r>
+        <w:rPr>
+          <w:lang w:val="ar_AE" w:bidi="ar_AE"/>
+        </w:rPr>
+      </w:r>
+      <w:r>
+        <w:rPr>
+          <w:b/>
+          <w:lang w:val="ar_AE" w:bidi="ar_AE"/>
+        </w:rPr>
+        <w:t>πλουσίους ἐν πίστει</w:t>
       </w:r>
     </w:p>
     <w:p>
@@ -23452,6 +24285,23 @@
           <w:b/>
           <w:lang w:val="ar_AE" w:bidi="ar_AE"/>
         </w:rPr>
+        <w:t>οὐχ οἱ πλούσιοι καταδυναστεύουσιν ὑμῶν, καὶ αὐτοὶ ἕλκουσιν ὑμᾶς εἰς κριτήρια</w:t>
+      </w:r>
+    </w:p>
+    <w:p>
+      <w:pPr>
+        <w:bidi/>
+      </w:pPr>
+      <w:r>
+        <w:rPr>
+          <w:lang w:val="ar_AE" w:bidi="ar_AE"/>
+        </w:rPr>
+      </w:r>
+      <w:r>
+        <w:rPr>
+          <w:b/>
+          <w:lang w:val="ar_AE" w:bidi="ar_AE"/>
+        </w:rPr>
         <w:t>"أَلَيْسَ الأَغْنِيَاءُ يَتَسَلَّطُونَ عَلَيْكُمْ وَهُمْ يَجُرُّونَكُمْ إِلَى الْمَحَاكِمِ؟"</w:t>
       </w:r>
     </w:p>
@@ -23570,6 +24420,23 @@
           <w:b/>
           <w:lang w:val="ar_AE" w:bidi="ar_AE"/>
         </w:rPr>
+        <w:t>οὐχ οἱ πλούσιοι καταδυναστεύουσιν ὑμῶν, καὶ αὐτοὶ ἕλκουσιν ὑμᾶς εἰς κριτήρια</w:t>
+      </w:r>
+    </w:p>
+    <w:p>
+      <w:pPr>
+        <w:bidi/>
+      </w:pPr>
+      <w:r>
+        <w:rPr>
+          <w:lang w:val="ar_AE" w:bidi="ar_AE"/>
+        </w:rPr>
+      </w:r>
+      <w:r>
+        <w:rPr>
+          <w:b/>
+          <w:lang w:val="ar_AE" w:bidi="ar_AE"/>
+        </w:rPr>
         <w:t>"أَلَيْسَ الأَغْنِيَاءُ يَتَسَلَّطُونَ عَلَيْكُمْ وَهُمْ يَجُرُّونَكُمْ إِلَى الْمَحَاكِمِ؟"</w:t>
       </w:r>
     </w:p>
@@ -23893,6 +24760,23 @@
           <w:b/>
           <w:lang w:val="ar_AE" w:bidi="ar_AE"/>
         </w:rPr>
+        <w:t>οὐχ οἱ πλούσιοι καταδυναστεύουσιν ὑμῶν</w:t>
+      </w:r>
+    </w:p>
+    <w:p>
+      <w:pPr>
+        <w:bidi/>
+      </w:pPr>
+      <w:r>
+        <w:rPr>
+          <w:lang w:val="ar_AE" w:bidi="ar_AE"/>
+        </w:rPr>
+      </w:r>
+      <w:r>
+        <w:rPr>
+          <w:b/>
+          <w:lang w:val="ar_AE" w:bidi="ar_AE"/>
+        </w:rPr>
         <w:t>"</w:t>
       </w:r>
       <w:r>
@@ -24207,6 +25091,23 @@
           <w:b/>
           <w:lang w:val="ar_AE" w:bidi="ar_AE"/>
         </w:rPr>
+        <w:t>οὐκ αὐτοὶ βλασφημοῦσιν τὸ καλὸν ὄνομα τὸ ἐπικληθὲν ἐφ’ ὑμᾶς</w:t>
+      </w:r>
+    </w:p>
+    <w:p>
+      <w:pPr>
+        <w:bidi/>
+      </w:pPr>
+      <w:r>
+        <w:rPr>
+          <w:lang w:val="ar_AE" w:bidi="ar_AE"/>
+        </w:rPr>
+      </w:r>
+      <w:r>
+        <w:rPr>
+          <w:b/>
+          <w:lang w:val="ar_AE" w:bidi="ar_AE"/>
+        </w:rPr>
         <w:t>"أَمَا هُمْ يُجَدِّفُونَ عَلَى الاسْمِ الْحَسَنِ الَّذِي دُعِيَ بِهِ عَلَيْكُمْ؟"</w:t>
       </w:r>
     </w:p>
@@ -24547,6 +25448,23 @@
           <w:b/>
           <w:lang w:val="ar_AE" w:bidi="ar_AE"/>
         </w:rPr>
+        <w:t>τὸ ἐπικληθὲν ἐφ’ ὑμᾶς</w:t>
+      </w:r>
+    </w:p>
+    <w:p>
+      <w:pPr>
+        <w:bidi/>
+      </w:pPr>
+      <w:r>
+        <w:rPr>
+          <w:lang w:val="ar_AE" w:bidi="ar_AE"/>
+        </w:rPr>
+      </w:r>
+      <w:r>
+        <w:rPr>
+          <w:b/>
+          <w:lang w:val="ar_AE" w:bidi="ar_AE"/>
+        </w:rPr>
         <w:t>"الَّذِي دُعِيَ بِهِ عَلَيْكُمْ"</w:t>
       </w:r>
     </w:p>
@@ -24623,6 +25541,23 @@
         <w:rPr>
           <w:lang w:val="ar_AE" w:bidi="ar_AE"/>
         </w:rPr>
+      </w:r>
+    </w:p>
+    <w:p>
+      <w:pPr>
+        <w:bidi/>
+      </w:pPr>
+      <w:r>
+        <w:rPr>
+          <w:lang w:val="ar_AE" w:bidi="ar_AE"/>
+        </w:rPr>
+      </w:r>
+      <w:r>
+        <w:rPr>
+          <w:b/>
+          <w:lang w:val="ar_AE" w:bidi="ar_AE"/>
+        </w:rPr>
+        <w:t>τὸ ἐπικληθὲν ἐφ’ ὑμᾶς</w:t>
       </w:r>
     </w:p>
     <w:p>
@@ -25121,6 +26056,23 @@
           <w:b/>
           <w:lang w:val="ar_AE" w:bidi="ar_AE"/>
         </w:rPr>
+        <w:t>ἀγαπήσεις τὸν πλησίον σου ὡς σεαυτόν</w:t>
+      </w:r>
+    </w:p>
+    <w:p>
+      <w:pPr>
+        <w:bidi/>
+      </w:pPr>
+      <w:r>
+        <w:rPr>
+          <w:lang w:val="ar_AE" w:bidi="ar_AE"/>
+        </w:rPr>
+      </w:r>
+      <w:r>
+        <w:rPr>
+          <w:b/>
+          <w:lang w:val="ar_AE" w:bidi="ar_AE"/>
+        </w:rPr>
         <w:t>"تُحِبُّ قَرِيبَكَ كَنَفْسِكَ"</w:t>
       </w:r>
     </w:p>
@@ -25470,6 +26422,23 @@
           <w:b/>
           <w:lang w:val="ar_AE" w:bidi="ar_AE"/>
         </w:rPr>
+        <w:t>καλῶς ποιεῖτε</w:t>
+      </w:r>
+    </w:p>
+    <w:p>
+      <w:pPr>
+        <w:bidi/>
+      </w:pPr>
+      <w:r>
+        <w:rPr>
+          <w:lang w:val="ar_AE" w:bidi="ar_AE"/>
+        </w:rPr>
+      </w:r>
+      <w:r>
+        <w:rPr>
+          <w:b/>
+          <w:lang w:val="ar_AE" w:bidi="ar_AE"/>
+        </w:rPr>
         <w:t>"فَحَسَنًا تَفْعَلُونَ"</w:t>
       </w:r>
     </w:p>
@@ -25662,6 +26631,23 @@
           <w:b/>
           <w:lang w:val="ar_AE" w:bidi="ar_AE"/>
         </w:rPr>
+        <w:t>ἐλεγχόμενοι ὑπὸ τοῦ νόμου ὡς παραβάται</w:t>
+      </w:r>
+    </w:p>
+    <w:p>
+      <w:pPr>
+        <w:bidi/>
+      </w:pPr>
+      <w:r>
+        <w:rPr>
+          <w:lang w:val="ar_AE" w:bidi="ar_AE"/>
+        </w:rPr>
+      </w:r>
+      <w:r>
+        <w:rPr>
+          <w:b/>
+          <w:lang w:val="ar_AE" w:bidi="ar_AE"/>
+        </w:rPr>
         <w:t>"مُوَبَّخِينَ مِنَ النَّامُوسِ كَمُتَعَدِّينَ"</w:t>
       </w:r>
     </w:p>
@@ -25754,6 +26740,23 @@
           <w:b/>
           <w:lang w:val="ar_AE" w:bidi="ar_AE"/>
         </w:rPr>
+        <w:t>ἐλεγχόμενοι ὑπὸ τοῦ νόμου ὡς παραβάται</w:t>
+      </w:r>
+    </w:p>
+    <w:p>
+      <w:pPr>
+        <w:bidi/>
+      </w:pPr>
+      <w:r>
+        <w:rPr>
+          <w:lang w:val="ar_AE" w:bidi="ar_AE"/>
+        </w:rPr>
+      </w:r>
+      <w:r>
+        <w:rPr>
+          <w:b/>
+          <w:lang w:val="ar_AE" w:bidi="ar_AE"/>
+        </w:rPr>
         <w:t>"مُوَبَّخِينَ مِنَ النَّامُوسِ كَمُتَعَدِّينَ"</w:t>
       </w:r>
     </w:p>
@@ -25955,6 +26958,23 @@
           <w:b/>
           <w:lang w:val="ar_AE" w:bidi="ar_AE"/>
         </w:rPr>
+        <w:t>ὅστις &amp; τηρήσῃ</w:t>
+      </w:r>
+    </w:p>
+    <w:p>
+      <w:pPr>
+        <w:bidi/>
+      </w:pPr>
+      <w:r>
+        <w:rPr>
+          <w:lang w:val="ar_AE" w:bidi="ar_AE"/>
+        </w:rPr>
+      </w:r>
+      <w:r>
+        <w:rPr>
+          <w:b/>
+          <w:lang w:val="ar_AE" w:bidi="ar_AE"/>
+        </w:rPr>
         <w:t>"مَنْ حَفِظَ"</w:t>
       </w:r>
     </w:p>
@@ -26317,6 +27337,23 @@
           <w:b/>
           <w:lang w:val="ar_AE" w:bidi="ar_AE"/>
         </w:rPr>
+        <w:t>πάντων ἔνοχος</w:t>
+      </w:r>
+    </w:p>
+    <w:p>
+      <w:pPr>
+        <w:bidi/>
+      </w:pPr>
+      <w:r>
+        <w:rPr>
+          <w:lang w:val="ar_AE" w:bidi="ar_AE"/>
+        </w:rPr>
+      </w:r>
+      <w:r>
+        <w:rPr>
+          <w:b/>
+          <w:lang w:val="ar_AE" w:bidi="ar_AE"/>
+        </w:rPr>
         <w:t>"مُجْرِمًا فِي ٱلْكُلِّ"</w:t>
       </w:r>
     </w:p>
@@ -26714,6 +27751,23 @@
           <w:b/>
           <w:lang w:val="ar_AE" w:bidi="ar_AE"/>
         </w:rPr>
+        <w:t>μὴ μοιχεύσῃς &amp; μὴ φονεύσῃς &amp; οὐ μοιχεύεις, φονεύεις &amp; γέγονας</w:t>
+      </w:r>
+    </w:p>
+    <w:p>
+      <w:pPr>
+        <w:bidi/>
+      </w:pPr>
+      <w:r>
+        <w:rPr>
+          <w:lang w:val="ar_AE" w:bidi="ar_AE"/>
+        </w:rPr>
+      </w:r>
+      <w:r>
+        <w:rPr>
+          <w:b/>
+          <w:lang w:val="ar_AE" w:bidi="ar_AE"/>
+        </w:rPr>
         <w:t>"</w:t>
       </w:r>
       <w:r>
@@ -26919,6 +27973,23 @@
         <w:rPr>
           <w:lang w:val="ar_AE" w:bidi="ar_AE"/>
         </w:rPr>
+      </w:r>
+    </w:p>
+    <w:p>
+      <w:pPr>
+        <w:bidi/>
+      </w:pPr>
+      <w:r>
+        <w:rPr>
+          <w:lang w:val="ar_AE" w:bidi="ar_AE"/>
+        </w:rPr>
+      </w:r>
+      <w:r>
+        <w:rPr>
+          <w:b/>
+          <w:lang w:val="ar_AE" w:bidi="ar_AE"/>
+        </w:rPr>
+        <w:t>μέλλοντες κρίνεσθαι</w:t>
       </w:r>
     </w:p>
     <w:p>
@@ -27686,6 +28757,23 @@
           <w:b/>
           <w:lang w:val="ar_AE" w:bidi="ar_AE"/>
         </w:rPr>
+        <w:t>ἡ γὰρ κρίσις ἀνέλεος τῷ μὴ ποιήσαντι ἔλεος</w:t>
+      </w:r>
+    </w:p>
+    <w:p>
+      <w:pPr>
+        <w:bidi/>
+      </w:pPr>
+      <w:r>
+        <w:rPr>
+          <w:lang w:val="ar_AE" w:bidi="ar_AE"/>
+        </w:rPr>
+      </w:r>
+      <w:r>
+        <w:rPr>
+          <w:b/>
+          <w:lang w:val="ar_AE" w:bidi="ar_AE"/>
+        </w:rPr>
         <w:t>"لأَنَّ الْحُكْمَ هُوَ بِلاَ رَحْمَةٍ لِمَنْ لَمْ يَعْمَلْ رَحْمَةً"</w:t>
       </w:r>
     </w:p>
@@ -27791,6 +28879,23 @@
           <w:b/>
           <w:lang w:val="ar_AE" w:bidi="ar_AE"/>
         </w:rPr>
+        <w:t>ἡ γὰρ κρίσις ἀνέλεος τῷ μὴ ποιήσαντι ἔλεος</w:t>
+      </w:r>
+    </w:p>
+    <w:p>
+      <w:pPr>
+        <w:bidi/>
+      </w:pPr>
+      <w:r>
+        <w:rPr>
+          <w:lang w:val="ar_AE" w:bidi="ar_AE"/>
+        </w:rPr>
+      </w:r>
+      <w:r>
+        <w:rPr>
+          <w:b/>
+          <w:lang w:val="ar_AE" w:bidi="ar_AE"/>
+        </w:rPr>
         <w:t>"لأَنَّ الْحُكْمَ هُوَ بِلاَ رَحْمَةٍ لِمَنْ لَمْ يَعْمَلْ رَحْمَةً"</w:t>
       </w:r>
     </w:p>
@@ -28279,6 +29384,23 @@
           <w:b/>
           <w:lang w:val="ar_AE" w:bidi="ar_AE"/>
         </w:rPr>
+        <w:t>τί τὸ ὄφελος, ἀδελφοί μου, ἐὰν πίστιν λέγῃ τις, ἔχειν ἔργα, δὲ μὴ ἔχῃ</w:t>
+      </w:r>
+    </w:p>
+    <w:p>
+      <w:pPr>
+        <w:bidi/>
+      </w:pPr>
+      <w:r>
+        <w:rPr>
+          <w:lang w:val="ar_AE" w:bidi="ar_AE"/>
+        </w:rPr>
+      </w:r>
+      <w:r>
+        <w:rPr>
+          <w:b/>
+          <w:lang w:val="ar_AE" w:bidi="ar_AE"/>
+        </w:rPr>
         <w:t>"مَا الْمَنْفَعَةُ يَا إِخْوَتِي إِنْ قَالَ أَحَدٌ إِنَّ لَهُ إِيمَانًا وَلكِنْ لَيْسَ لَهُ أَعْمَالٌ"</w:t>
       </w:r>
     </w:p>
@@ -28355,6 +29477,23 @@
         <w:rPr>
           <w:lang w:val="ar_AE" w:bidi="ar_AE"/>
         </w:rPr>
+      </w:r>
+    </w:p>
+    <w:p>
+      <w:pPr>
+        <w:bidi/>
+      </w:pPr>
+      <w:r>
+        <w:rPr>
+          <w:lang w:val="ar_AE" w:bidi="ar_AE"/>
+        </w:rPr>
+      </w:r>
+      <w:r>
+        <w:rPr>
+          <w:b/>
+          <w:lang w:val="ar_AE" w:bidi="ar_AE"/>
+        </w:rPr>
+        <w:t>τί τὸ ὄφελος</w:t>
       </w:r>
     </w:p>
     <w:p>
@@ -28603,6 +29742,23 @@
           <w:b/>
           <w:lang w:val="ar_AE" w:bidi="ar_AE"/>
         </w:rPr>
+        <w:t>ἐὰν πίστιν λέγῃ τις, ἔχειν ἔργα, δὲ μὴ ἔχῃ</w:t>
+      </w:r>
+    </w:p>
+    <w:p>
+      <w:pPr>
+        <w:bidi/>
+      </w:pPr>
+      <w:r>
+        <w:rPr>
+          <w:lang w:val="ar_AE" w:bidi="ar_AE"/>
+        </w:rPr>
+      </w:r>
+      <w:r>
+        <w:rPr>
+          <w:b/>
+          <w:lang w:val="ar_AE" w:bidi="ar_AE"/>
+        </w:rPr>
         <w:t>"إِنْ قَالَ أَحَدٌ إِنَّ لَهُ إِيمَانًا وَلكِنْ لَيْسَ لَهُ أَعْمَالٌ"</w:t>
       </w:r>
     </w:p>
@@ -29074,6 +30230,23 @@
           <w:b/>
           <w:lang w:val="ar_AE" w:bidi="ar_AE"/>
         </w:rPr>
+        <w:t>μὴ δύναται ἡ πίστις σῶσαι αὐτόν</w:t>
+      </w:r>
+    </w:p>
+    <w:p>
+      <w:pPr>
+        <w:bidi/>
+      </w:pPr>
+      <w:r>
+        <w:rPr>
+          <w:lang w:val="ar_AE" w:bidi="ar_AE"/>
+        </w:rPr>
+      </w:r>
+      <w:r>
+        <w:rPr>
+          <w:b/>
+          <w:lang w:val="ar_AE" w:bidi="ar_AE"/>
+        </w:rPr>
         <w:t>"هَلْ يَقْدِرُ الإِيمَانُ أَنْ يُخَلِّصَهُ؟"</w:t>
       </w:r>
     </w:p>
@@ -29987,6 +31160,23 @@
         <w:rPr>
           <w:lang w:val="ar_AE" w:bidi="ar_AE"/>
         </w:rPr>
+      </w:r>
+    </w:p>
+    <w:p>
+      <w:pPr>
+        <w:bidi/>
+      </w:pPr>
+      <w:r>
+        <w:rPr>
+          <w:lang w:val="ar_AE" w:bidi="ar_AE"/>
+        </w:rPr>
+      </w:r>
+      <w:r>
+        <w:rPr>
+          <w:b/>
+          <w:lang w:val="ar_AE" w:bidi="ar_AE"/>
+        </w:rPr>
+        <w:t>θερμαίνεσθε</w:t>
       </w:r>
     </w:p>
     <w:p>
@@ -30919,6 +32109,23 @@
           <w:b/>
           <w:lang w:val="ar_AE" w:bidi="ar_AE"/>
         </w:rPr>
+        <w:t>ἡ πίστις, ἐὰν μὴ ἔχῃ ἔργα, νεκρά ἐστιν καθ’ ἑαυτήν</w:t>
+      </w:r>
+    </w:p>
+    <w:p>
+      <w:pPr>
+        <w:bidi/>
+      </w:pPr>
+      <w:r>
+        <w:rPr>
+          <w:lang w:val="ar_AE" w:bidi="ar_AE"/>
+        </w:rPr>
+      </w:r>
+      <w:r>
+        <w:rPr>
+          <w:b/>
+          <w:lang w:val="ar_AE" w:bidi="ar_AE"/>
+        </w:rPr>
         <w:t>"الإِيمَانُ أَيْضًا، إِنْ لَمْ يَكُنْ لَهُ أَعْمَالٌ، مَيِّتٌ فِي ذَاتِهِ"</w:t>
       </w:r>
     </w:p>
@@ -31008,6 +32215,23 @@
         <w:rPr>
           <w:lang w:val="ar_AE" w:bidi="ar_AE"/>
         </w:rPr>
+      </w:r>
+    </w:p>
+    <w:p>
+      <w:pPr>
+        <w:bidi/>
+      </w:pPr>
+      <w:r>
+        <w:rPr>
+          <w:lang w:val="ar_AE" w:bidi="ar_AE"/>
+        </w:rPr>
+      </w:r>
+      <w:r>
+        <w:rPr>
+          <w:b/>
+          <w:lang w:val="ar_AE" w:bidi="ar_AE"/>
+        </w:rPr>
+        <w:t>ἡ πίστις, ἐὰν μὴ ἔχῃ ἔργα, νεκρά ἐστιν καθ’ ἑαυτήν</w:t>
       </w:r>
     </w:p>
     <w:p>
@@ -31653,6 +32877,23 @@
           <w:b/>
           <w:lang w:val="ar_AE" w:bidi="ar_AE"/>
         </w:rPr>
+        <w:t>δεῖξόν μοι τὴν πίστιν σου χωρὶς τῶν ἔργων, κἀγώ σοι δείξω ἐκ τῶν ἔργων μου τὴν πίστιν</w:t>
+      </w:r>
+    </w:p>
+    <w:p>
+      <w:pPr>
+        <w:bidi/>
+      </w:pPr>
+      <w:r>
+        <w:rPr>
+          <w:lang w:val="ar_AE" w:bidi="ar_AE"/>
+        </w:rPr>
+      </w:r>
+      <w:r>
+        <w:rPr>
+          <w:b/>
+          <w:lang w:val="ar_AE" w:bidi="ar_AE"/>
+        </w:rPr>
         <w:t>"أَرِنِي إِيمَانَكَ بِدُونِ أَعْمَالِكَ، وَأَنَا أُرِيكَ بِأَعْمَالِي إِيمَانِي"</w:t>
       </w:r>
     </w:p>
@@ -32095,6 +33336,23 @@
         <w:rPr>
           <w:lang w:val="ar_AE" w:bidi="ar_AE"/>
         </w:rPr>
+      </w:r>
+    </w:p>
+    <w:p>
+      <w:pPr>
+        <w:bidi/>
+      </w:pPr>
+      <w:r>
+        <w:rPr>
+          <w:lang w:val="ar_AE" w:bidi="ar_AE"/>
+        </w:rPr>
+      </w:r>
+      <w:r>
+        <w:rPr>
+          <w:b/>
+          <w:lang w:val="ar_AE" w:bidi="ar_AE"/>
+        </w:rPr>
+        <w:t>κἀγώ σοι δείξω ἐκ τῶν ἔργων μου τὴν πίστιν</w:t>
       </w:r>
     </w:p>
     <w:p>
@@ -32679,6 +33937,23 @@
           <w:b/>
           <w:lang w:val="ar_AE" w:bidi="ar_AE"/>
         </w:rPr>
+        <w:t>καὶ τὰ δαιμόνια πιστεύουσιν καὶ φρίσσουσιν</w:t>
+      </w:r>
+    </w:p>
+    <w:p>
+      <w:pPr>
+        <w:bidi/>
+      </w:pPr>
+      <w:r>
+        <w:rPr>
+          <w:lang w:val="ar_AE" w:bidi="ar_AE"/>
+        </w:rPr>
+      </w:r>
+      <w:r>
+        <w:rPr>
+          <w:b/>
+          <w:lang w:val="ar_AE" w:bidi="ar_AE"/>
+        </w:rPr>
         <w:t>"الشَّيَاطِينُ يُؤْمِنُونَ وَيَقْشَعِرُّونَ!"</w:t>
       </w:r>
     </w:p>
@@ -32784,6 +34059,23 @@
           <w:b/>
           <w:lang w:val="ar_AE" w:bidi="ar_AE"/>
         </w:rPr>
+        <w:t>θέλεις δὲ γνῶναι, ὦ ἄνθρωπε κενέ, ὅτι ἡ πίστις χωρὶς τῶν ἔργων ἀργή ἐστιν</w:t>
+      </w:r>
+    </w:p>
+    <w:p>
+      <w:pPr>
+        <w:bidi/>
+      </w:pPr>
+      <w:r>
+        <w:rPr>
+          <w:lang w:val="ar_AE" w:bidi="ar_AE"/>
+        </w:rPr>
+      </w:r>
+      <w:r>
+        <w:rPr>
+          <w:b/>
+          <w:lang w:val="ar_AE" w:bidi="ar_AE"/>
+        </w:rPr>
         <w:t>"وَلكِنْ هَلْ تُرِيدُ أَنْ تَعْلَمَ أَيُّهَا الإِنْسَانُ الْبَاطِلُ أَنَّ الإِيمَانَ بِدُونِ أَعْمَال مَيِّتٌ؟"</w:t>
       </w:r>
     </w:p>
@@ -33678,6 +34970,23 @@
           <w:b/>
           <w:lang w:val="ar_AE" w:bidi="ar_AE"/>
         </w:rPr>
+        <w:t>Ἀβραὰμ ὁ πατὴρ ἡμῶν οὐκ ἐξ ἔργων ἐδικαιώθη, ἀνενέγκας Ἰσαὰκ τὸν υἱὸν αὐτοῦ ἐπὶ τὸ θυσιαστήριον</w:t>
+      </w:r>
+    </w:p>
+    <w:p>
+      <w:pPr>
+        <w:bidi/>
+      </w:pPr>
+      <w:r>
+        <w:rPr>
+          <w:lang w:val="ar_AE" w:bidi="ar_AE"/>
+        </w:rPr>
+      </w:r>
+      <w:r>
+        <w:rPr>
+          <w:b/>
+          <w:lang w:val="ar_AE" w:bidi="ar_AE"/>
+        </w:rPr>
         <w:t>"أَلَمْ يَتَبَرَّرْ إِبْرَاهِيمُ أَبُونَا بِالأَعْمَالِ، إِذْ قَدَّمَ إِسْحَاقَ ابْنَهُ عَلَى الْمَذْبَحِ؟"</w:t>
       </w:r>
     </w:p>
@@ -34505,6 +35814,23 @@
           <w:b/>
           <w:lang w:val="ar_AE" w:bidi="ar_AE"/>
         </w:rPr>
+        <w:t>ἡ πίστις συνήργει τοῖς ἔργοις αὐτοῦ, καὶ ἐκ τῶν ἔργων ἡ πίστις ἐτελειώθη</w:t>
+      </w:r>
+    </w:p>
+    <w:p>
+      <w:pPr>
+        <w:bidi/>
+      </w:pPr>
+      <w:r>
+        <w:rPr>
+          <w:lang w:val="ar_AE" w:bidi="ar_AE"/>
+        </w:rPr>
+      </w:r>
+      <w:r>
+        <w:rPr>
+          <w:b/>
+          <w:lang w:val="ar_AE" w:bidi="ar_AE"/>
+        </w:rPr>
         <w:t>"الإِيمَانَ عَمِلَ مَعَ أَعْمَالِهِ، وَبِالأَعْمَالِ أُكْمِلَ الإِيمَانُ"</w:t>
       </w:r>
     </w:p>
@@ -34623,6 +35949,23 @@
           <w:b/>
           <w:lang w:val="ar_AE" w:bidi="ar_AE"/>
         </w:rPr>
+        <w:t>ἡ πίστις συνήργει τοῖς ἔργοις αὐτοῦ, καὶ ἐκ τῶν ἔργων ἡ πίστις ἐτελειώθη</w:t>
+      </w:r>
+    </w:p>
+    <w:p>
+      <w:pPr>
+        <w:bidi/>
+      </w:pPr>
+      <w:r>
+        <w:rPr>
+          <w:lang w:val="ar_AE" w:bidi="ar_AE"/>
+        </w:rPr>
+      </w:r>
+      <w:r>
+        <w:rPr>
+          <w:b/>
+          <w:lang w:val="ar_AE" w:bidi="ar_AE"/>
+        </w:rPr>
         <w:t>"فَتَرَى أَنَّ الإِيمَانَ عَمِلَ مَعَ أَعْمَالِهِ، وَبِالأَعْمَالِ أُكْمِلَ الإِيمَانُ"</w:t>
       </w:r>
     </w:p>
@@ -34741,6 +36084,23 @@
           <w:b/>
           <w:lang w:val="ar_AE" w:bidi="ar_AE"/>
         </w:rPr>
+        <w:t>ἐκ τῶν ἔργων ἡ πίστις ἐτελειώθη</w:t>
+      </w:r>
+    </w:p>
+    <w:p>
+      <w:pPr>
+        <w:bidi/>
+      </w:pPr>
+      <w:r>
+        <w:rPr>
+          <w:lang w:val="ar_AE" w:bidi="ar_AE"/>
+        </w:rPr>
+      </w:r>
+      <w:r>
+        <w:rPr>
+          <w:b/>
+          <w:lang w:val="ar_AE" w:bidi="ar_AE"/>
+        </w:rPr>
         <w:t>"وَبِالأَعْمَالِ أُكْمِلَ الإِيمَانُ"</w:t>
       </w:r>
     </w:p>
@@ -34917,6 +36277,23 @@
         <w:rPr>
           <w:lang w:val="ar_AE" w:bidi="ar_AE"/>
         </w:rPr>
+      </w:r>
+    </w:p>
+    <w:p>
+      <w:pPr>
+        <w:bidi/>
+      </w:pPr>
+      <w:r>
+        <w:rPr>
+          <w:lang w:val="ar_AE" w:bidi="ar_AE"/>
+        </w:rPr>
+      </w:r>
+      <w:r>
+        <w:rPr>
+          <w:b/>
+          <w:lang w:val="ar_AE" w:bidi="ar_AE"/>
+        </w:rPr>
+        <w:t>ἐπληρώθη ἡ Γραφὴ</w:t>
       </w:r>
     </w:p>
     <w:p>
@@ -36140,6 +37517,23 @@
           <w:b/>
           <w:lang w:val="ar_AE" w:bidi="ar_AE"/>
         </w:rPr>
+        <w:t>ὁμοίως δὲ καὶ Ῥαὰβ ἡ πόρνη οὐκ ἐξ ἔργων ἐδικαιώθη, ὑποδεξαμένη τοὺς ἀγγέλους, καὶ ἑτέρᾳ ὁδῷ ἐκβαλοῦσα</w:t>
+      </w:r>
+    </w:p>
+    <w:p>
+      <w:pPr>
+        <w:bidi/>
+      </w:pPr>
+      <w:r>
+        <w:rPr>
+          <w:lang w:val="ar_AE" w:bidi="ar_AE"/>
+        </w:rPr>
+      </w:r>
+      <w:r>
+        <w:rPr>
+          <w:b/>
+          <w:lang w:val="ar_AE" w:bidi="ar_AE"/>
+        </w:rPr>
         <w:t>"كَذلِكَ رَاحَابُ الزَّانِيَةُ أَيْضًا، أَمَا تَبَرَّرَتْ بِالأَعْمَالِ، إِذْ قَبِلَتِ الرُّسُلَ وَأَخْرَجَتْهُمْ فِي طَرِيق آخَرَ؟"</w:t>
       </w:r>
     </w:p>
@@ -36232,6 +37626,23 @@
           <w:b/>
           <w:lang w:val="ar_AE" w:bidi="ar_AE"/>
         </w:rPr>
+        <w:t>ὁμοίως &amp; καὶ Ῥαὰβ ἡ πόρνη οὐκ &amp; ἐδικαιώθη</w:t>
+      </w:r>
+    </w:p>
+    <w:p>
+      <w:pPr>
+        <w:bidi/>
+      </w:pPr>
+      <w:r>
+        <w:rPr>
+          <w:lang w:val="ar_AE" w:bidi="ar_AE"/>
+        </w:rPr>
+      </w:r>
+      <w:r>
+        <w:rPr>
+          <w:b/>
+          <w:lang w:val="ar_AE" w:bidi="ar_AE"/>
+        </w:rPr>
         <w:t>"كَذلِكَ رَاحَابُ الزَّانِيَةُ أَيْضًا، أَمَا تَبَرَّرَتْ بِالأَعْمَالِ"</w:t>
       </w:r>
     </w:p>
@@ -36675,6 +38086,23 @@
         <w:rPr>
           <w:lang w:val="ar_AE" w:bidi="ar_AE"/>
         </w:rPr>
+      </w:r>
+    </w:p>
+    <w:p>
+      <w:pPr>
+        <w:bidi/>
+      </w:pPr>
+      <w:r>
+        <w:rPr>
+          <w:lang w:val="ar_AE" w:bidi="ar_AE"/>
+        </w:rPr>
+      </w:r>
+      <w:r>
+        <w:rPr>
+          <w:b/>
+          <w:lang w:val="ar_AE" w:bidi="ar_AE"/>
+        </w:rPr>
+        <w:t>ἐκβαλοῦσα</w:t>
       </w:r>
     </w:p>
     <w:p>
@@ -37001,6 +38429,23 @@
           <w:b/>
           <w:lang w:val="ar_AE" w:bidi="ar_AE"/>
         </w:rPr>
+        <w:t>τὸ σῶμα χωρὶς πνεύματος νεκρόν ἐστιν</w:t>
+      </w:r>
+    </w:p>
+    <w:p>
+      <w:pPr>
+        <w:bidi/>
+      </w:pPr>
+      <w:r>
+        <w:rPr>
+          <w:lang w:val="ar_AE" w:bidi="ar_AE"/>
+        </w:rPr>
+      </w:r>
+      <w:r>
+        <w:rPr>
+          <w:b/>
+          <w:lang w:val="ar_AE" w:bidi="ar_AE"/>
+        </w:rPr>
         <w:t>"الْجَسَدَ بِدُونَ رُوحٍ مَيِّتٌ"</w:t>
       </w:r>
     </w:p>
@@ -37325,6 +38770,23 @@
         <w:rPr>
           <w:lang w:val="ar_AE" w:bidi="ar_AE"/>
         </w:rPr>
+      </w:r>
+    </w:p>
+    <w:p>
+      <w:pPr>
+        <w:bidi/>
+      </w:pPr>
+      <w:r>
+        <w:rPr>
+          <w:lang w:val="ar_AE" w:bidi="ar_AE"/>
+        </w:rPr>
+      </w:r>
+      <w:r>
+        <w:rPr>
+          <w:b/>
+          <w:lang w:val="ar_AE" w:bidi="ar_AE"/>
+        </w:rPr>
+        <w:t>μὴ πολλοὶ διδάσκαλοι γίνεσθε</w:t>
       </w:r>
     </w:p>
     <w:p>
@@ -37565,6 +39027,23 @@
           <w:b/>
           <w:lang w:val="ar_AE" w:bidi="ar_AE"/>
         </w:rPr>
+        <w:t>εἰδότες ὅτι</w:t>
+      </w:r>
+    </w:p>
+    <w:p>
+      <w:pPr>
+        <w:bidi/>
+      </w:pPr>
+      <w:r>
+        <w:rPr>
+          <w:lang w:val="ar_AE" w:bidi="ar_AE"/>
+        </w:rPr>
+      </w:r>
+      <w:r>
+        <w:rPr>
+          <w:b/>
+          <w:lang w:val="ar_AE" w:bidi="ar_AE"/>
+        </w:rPr>
         <w:t>"</w:t>
       </w:r>
       <w:r>
@@ -37649,6 +39128,23 @@
           <w:b/>
           <w:lang w:val="ar_AE" w:bidi="ar_AE"/>
         </w:rPr>
+        <w:t>μεῖζον κρίμα λημψόμεθα</w:t>
+      </w:r>
+    </w:p>
+    <w:p>
+      <w:pPr>
+        <w:bidi/>
+      </w:pPr>
+      <w:r>
+        <w:rPr>
+          <w:lang w:val="ar_AE" w:bidi="ar_AE"/>
+        </w:rPr>
+      </w:r>
+      <w:r>
+        <w:rPr>
+          <w:b/>
+          <w:lang w:val="ar_AE" w:bidi="ar_AE"/>
+        </w:rPr>
         <w:t>"نَأْخُذُ دَيْنُونَةً أَعْظَمَ"</w:t>
       </w:r>
     </w:p>
@@ -37998,6 +39494,23 @@
           <w:b/>
           <w:lang w:val="ar_AE" w:bidi="ar_AE"/>
         </w:rPr>
+        <w:t>πολλὰ &amp; πταίομεν ἅπαντες</w:t>
+      </w:r>
+    </w:p>
+    <w:p>
+      <w:pPr>
+        <w:bidi/>
+      </w:pPr>
+      <w:r>
+        <w:rPr>
+          <w:lang w:val="ar_AE" w:bidi="ar_AE"/>
+        </w:rPr>
+      </w:r>
+      <w:r>
+        <w:rPr>
+          <w:b/>
+          <w:lang w:val="ar_AE" w:bidi="ar_AE"/>
+        </w:rPr>
         <w:t>"لِأَنَّنَا فِي أَشْيَاءَ كَثِيرَةٍ نَعْثُرُ جَمِيعُنَا"</w:t>
       </w:r>
     </w:p>
@@ -38187,6 +39700,23 @@
         <w:rPr>
           <w:lang w:val="ar_AE" w:bidi="ar_AE"/>
         </w:rPr>
+      </w:r>
+    </w:p>
+    <w:p>
+      <w:pPr>
+        <w:bidi/>
+      </w:pPr>
+      <w:r>
+        <w:rPr>
+          <w:lang w:val="ar_AE" w:bidi="ar_AE"/>
+        </w:rPr>
+      </w:r>
+      <w:r>
+        <w:rPr>
+          <w:b/>
+          <w:lang w:val="ar_AE" w:bidi="ar_AE"/>
+        </w:rPr>
+        <w:t>πολλὰ &amp; πταίομεν ἅπαντες &amp; ἐν λόγῳ οὐ πταίει</w:t>
       </w:r>
     </w:p>
     <w:p>
@@ -38339,6 +39869,23 @@
           <w:b/>
           <w:lang w:val="ar_AE" w:bidi="ar_AE"/>
         </w:rPr>
+        <w:t>εἴ τις ἐν λόγῳ οὐ πταίει</w:t>
+      </w:r>
+    </w:p>
+    <w:p>
+      <w:pPr>
+        <w:bidi/>
+      </w:pPr>
+      <w:r>
+        <w:rPr>
+          <w:lang w:val="ar_AE" w:bidi="ar_AE"/>
+        </w:rPr>
+      </w:r>
+      <w:r>
+        <w:rPr>
+          <w:b/>
+          <w:lang w:val="ar_AE" w:bidi="ar_AE"/>
+        </w:rPr>
         <w:t>"إِنْ كَانَ أَحَدٌ لاَ يَعْثُرُ فِي الْكَلاَمِ"</w:t>
       </w:r>
     </w:p>
@@ -38562,6 +40109,23 @@
           <w:b/>
           <w:lang w:val="ar_AE" w:bidi="ar_AE"/>
         </w:rPr>
+        <w:t>δυνατὸς χαλιναγωγῆσαι καὶ ὅλον τὸ σῶμα</w:t>
+      </w:r>
+    </w:p>
+    <w:p>
+      <w:pPr>
+        <w:bidi/>
+      </w:pPr>
+      <w:r>
+        <w:rPr>
+          <w:lang w:val="ar_AE" w:bidi="ar_AE"/>
+        </w:rPr>
+      </w:r>
+      <w:r>
+        <w:rPr>
+          <w:b/>
+          <w:lang w:val="ar_AE" w:bidi="ar_AE"/>
+        </w:rPr>
         <w:t>"قَادِرٌ أَنْ يُلْجِمَ كُلَّ الْجَسَدِ أَيْضًا"</w:t>
       </w:r>
     </w:p>
@@ -38685,6 +40249,23 @@
           <w:b/>
           <w:lang w:val="ar_AE" w:bidi="ar_AE"/>
         </w:rPr>
+        <w:t>δυνατὸς χαλιναγωγῆσαι καὶ ὅλον τὸ σῶμα</w:t>
+      </w:r>
+    </w:p>
+    <w:p>
+      <w:pPr>
+        <w:bidi/>
+      </w:pPr>
+      <w:r>
+        <w:rPr>
+          <w:lang w:val="ar_AE" w:bidi="ar_AE"/>
+        </w:rPr>
+      </w:r>
+      <w:r>
+        <w:rPr>
+          <w:b/>
+          <w:lang w:val="ar_AE" w:bidi="ar_AE"/>
+        </w:rPr>
         <w:t>"قَادِرٌ أَنْ يُلْجِمَ كُلَّ الْجَسَدِ أَيْضًا"</w:t>
       </w:r>
     </w:p>
@@ -39081,6 +40662,23 @@
           <w:b/>
           <w:lang w:val="ar_AE" w:bidi="ar_AE"/>
         </w:rPr>
+        <w:t>εἰς τὸ πείθεσθαι αὐτοὺς ἡμῖν</w:t>
+      </w:r>
+    </w:p>
+    <w:p>
+      <w:pPr>
+        <w:bidi/>
+      </w:pPr>
+      <w:r>
+        <w:rPr>
+          <w:lang w:val="ar_AE" w:bidi="ar_AE"/>
+        </w:rPr>
+      </w:r>
+      <w:r>
+        <w:rPr>
+          <w:b/>
+          <w:lang w:val="ar_AE" w:bidi="ar_AE"/>
+        </w:rPr>
         <w:t>"</w:t>
       </w:r>
       <w:r>
@@ -39697,6 +41295,23 @@
           <w:b/>
           <w:lang w:val="ar_AE" w:bidi="ar_AE"/>
         </w:rPr>
+        <w:t>τηλικαῦτα ὄντα, καὶ ὑπὸ ἀνέμων σκληρῶν ἐλαυνόμενα</w:t>
+      </w:r>
+    </w:p>
+    <w:p>
+      <w:pPr>
+        <w:bidi/>
+      </w:pPr>
+      <w:r>
+        <w:rPr>
+          <w:lang w:val="ar_AE" w:bidi="ar_AE"/>
+        </w:rPr>
+      </w:r>
+      <w:r>
+        <w:rPr>
+          <w:b/>
+          <w:lang w:val="ar_AE" w:bidi="ar_AE"/>
+        </w:rPr>
         <w:t>"وَهِيَ عَظِيمَةٌ بِهذَا الْمِقْدَارِ، وَتَسُوقُهَا رِيَاحٌ عَاصِفَةٌ"</w:t>
       </w:r>
     </w:p>
@@ -39767,6 +41382,23 @@
           <w:b/>
           <w:lang w:val="ar_AE" w:bidi="ar_AE"/>
         </w:rPr>
+        <w:t>τηλικαῦτα ὄντα, καὶ ὑπὸ ἀνέμων σκληρῶν ἐλαυνόμενα</w:t>
+      </w:r>
+    </w:p>
+    <w:p>
+      <w:pPr>
+        <w:bidi/>
+      </w:pPr>
+      <w:r>
+        <w:rPr>
+          <w:lang w:val="ar_AE" w:bidi="ar_AE"/>
+        </w:rPr>
+      </w:r>
+      <w:r>
+        <w:rPr>
+          <w:b/>
+          <w:lang w:val="ar_AE" w:bidi="ar_AE"/>
+        </w:rPr>
         <w:t>"وَهِيَ عَظِيمَةٌ بِهذَا الْمِقْدَارِ، وَتَسُوقُهَا رِيَاحٌ عَاصِفَةٌ"</w:t>
       </w:r>
     </w:p>
@@ -39968,7 +41600,7 @@
           <w:b/>
           <w:lang w:val="ar_AE" w:bidi="ar_AE"/>
         </w:rPr>
-        <w:t>τηλικαῦτα ὄντα, καὶ ὑπὸ ἀνέμων σκληρῶν ἐλαυνόμενα</w:t>
+        <w:t>μετάγεται ὑπὸ ἐλαχίστου πηδαλίου</w:t>
       </w:r>
     </w:p>
     <w:p>
@@ -40277,6 +41909,23 @@
           <w:b/>
           <w:lang w:val="ar_AE" w:bidi="ar_AE"/>
         </w:rPr>
+        <w:t>ὅπου ἡ ὁρμὴ τοῦ εὐθύνοντος βούλεται</w:t>
+      </w:r>
+    </w:p>
+    <w:p>
+      <w:pPr>
+        <w:bidi/>
+      </w:pPr>
+      <w:r>
+        <w:rPr>
+          <w:lang w:val="ar_AE" w:bidi="ar_AE"/>
+        </w:rPr>
+      </w:r>
+      <w:r>
+        <w:rPr>
+          <w:b/>
+          <w:lang w:val="ar_AE" w:bidi="ar_AE"/>
+        </w:rPr>
         <w:t>"إِلَى حَيْثُمَا شَاءَ قَصْدُ الْمُدِيرِ"</w:t>
       </w:r>
     </w:p>
@@ -40517,6 +42166,23 @@
           <w:b/>
           <w:lang w:val="ar_AE" w:bidi="ar_AE"/>
         </w:rPr>
+        <w:t>μικρὸν μέλος</w:t>
+      </w:r>
+    </w:p>
+    <w:p>
+      <w:pPr>
+        <w:bidi/>
+      </w:pPr>
+      <w:r>
+        <w:rPr>
+          <w:lang w:val="ar_AE" w:bidi="ar_AE"/>
+        </w:rPr>
+      </w:r>
+      <w:r>
+        <w:rPr>
+          <w:b/>
+          <w:lang w:val="ar_AE" w:bidi="ar_AE"/>
+        </w:rPr>
         <w:t>"عُضْوٌ صَغِيرٌ"</w:t>
       </w:r>
     </w:p>
@@ -40709,6 +42375,23 @@
           <w:b/>
           <w:lang w:val="ar_AE" w:bidi="ar_AE"/>
         </w:rPr>
+        <w:t>μεγάλα αὐχεῖ</w:t>
+      </w:r>
+    </w:p>
+    <w:p>
+      <w:pPr>
+        <w:bidi/>
+      </w:pPr>
+      <w:r>
+        <w:rPr>
+          <w:lang w:val="ar_AE" w:bidi="ar_AE"/>
+        </w:rPr>
+      </w:r>
+      <w:r>
+        <w:rPr>
+          <w:b/>
+          <w:lang w:val="ar_AE" w:bidi="ar_AE"/>
+        </w:rPr>
         <w:t>"يَفْتَخِرُ مُتَعَظِّمًا"</w:t>
       </w:r>
     </w:p>
@@ -41309,6 +42992,23 @@
           <w:b/>
           <w:lang w:val="ar_AE" w:bidi="ar_AE"/>
         </w:rPr>
+        <w:t>καὶ ἡ γλῶσσα πῦρ</w:t>
+      </w:r>
+    </w:p>
+    <w:p>
+      <w:pPr>
+        <w:bidi/>
+      </w:pPr>
+      <w:r>
+        <w:rPr>
+          <w:lang w:val="ar_AE" w:bidi="ar_AE"/>
+        </w:rPr>
+      </w:r>
+      <w:r>
+        <w:rPr>
+          <w:b/>
+          <w:lang w:val="ar_AE" w:bidi="ar_AE"/>
+        </w:rPr>
         <w:t>"فَاللِّسَانُ نَارٌ!"</w:t>
       </w:r>
     </w:p>
@@ -41536,6 +43236,23 @@
           <w:b/>
           <w:lang w:val="ar_AE" w:bidi="ar_AE"/>
         </w:rPr>
+        <w:t>ὁ κόσμος τῆς ἀδικίας</w:t>
+      </w:r>
+    </w:p>
+    <w:p>
+      <w:pPr>
+        <w:bidi/>
+      </w:pPr>
+      <w:r>
+        <w:rPr>
+          <w:lang w:val="ar_AE" w:bidi="ar_AE"/>
+        </w:rPr>
+      </w:r>
+      <w:r>
+        <w:rPr>
+          <w:b/>
+          <w:lang w:val="ar_AE" w:bidi="ar_AE"/>
+        </w:rPr>
         <w:t>"عَالَمُ الإِثْمِ"</w:t>
       </w:r>
     </w:p>
@@ -41885,6 +43602,23 @@
           <w:b/>
           <w:lang w:val="ar_AE" w:bidi="ar_AE"/>
         </w:rPr>
+        <w:t>τοῖς μέλεσιν ἡμῶν</w:t>
+      </w:r>
+    </w:p>
+    <w:p>
+      <w:pPr>
+        <w:bidi/>
+      </w:pPr>
+      <w:r>
+        <w:rPr>
+          <w:lang w:val="ar_AE" w:bidi="ar_AE"/>
+        </w:rPr>
+      </w:r>
+      <w:r>
+        <w:rPr>
+          <w:b/>
+          <w:lang w:val="ar_AE" w:bidi="ar_AE"/>
+        </w:rPr>
         <w:t>"أَعْضَائِنَا"</w:t>
       </w:r>
     </w:p>
@@ -41955,6 +43689,23 @@
           <w:b/>
           <w:lang w:val="ar_AE" w:bidi="ar_AE"/>
         </w:rPr>
+        <w:t>σπιλοῦσα ὅλον τὸ σῶμα</w:t>
+      </w:r>
+    </w:p>
+    <w:p>
+      <w:pPr>
+        <w:bidi/>
+      </w:pPr>
+      <w:r>
+        <w:rPr>
+          <w:lang w:val="ar_AE" w:bidi="ar_AE"/>
+        </w:rPr>
+      </w:r>
+      <w:r>
+        <w:rPr>
+          <w:b/>
+          <w:lang w:val="ar_AE" w:bidi="ar_AE"/>
+        </w:rPr>
         <w:t>"الَّذِي يُدَنِّسُ الْجِسْمَ كُلَّهُ"</w:t>
       </w:r>
     </w:p>
@@ -42317,6 +44068,23 @@
           <w:b/>
           <w:lang w:val="ar_AE" w:bidi="ar_AE"/>
         </w:rPr>
+        <w:t>φλογίζουσα τὸν τροχὸν τῆς γενέσεως</w:t>
+      </w:r>
+    </w:p>
+    <w:p>
+      <w:pPr>
+        <w:bidi/>
+      </w:pPr>
+      <w:r>
+        <w:rPr>
+          <w:lang w:val="ar_AE" w:bidi="ar_AE"/>
+        </w:rPr>
+      </w:r>
+      <w:r>
+        <w:rPr>
+          <w:b/>
+          <w:lang w:val="ar_AE" w:bidi="ar_AE"/>
+        </w:rPr>
         <w:t>"وَيُضْرِمُ دَائِرَةَ الْكَوْنِ"</w:t>
       </w:r>
     </w:p>
@@ -42435,6 +44203,23 @@
           <w:b/>
           <w:lang w:val="ar_AE" w:bidi="ar_AE"/>
         </w:rPr>
+        <w:t>φλογιζομένη ὑπὸ τῆς Γεέννης</w:t>
+      </w:r>
+    </w:p>
+    <w:p>
+      <w:pPr>
+        <w:bidi/>
+      </w:pPr>
+      <w:r>
+        <w:rPr>
+          <w:lang w:val="ar_AE" w:bidi="ar_AE"/>
+        </w:rPr>
+      </w:r>
+      <w:r>
+        <w:rPr>
+          <w:b/>
+          <w:lang w:val="ar_AE" w:bidi="ar_AE"/>
+        </w:rPr>
         <w:t>"وَيُضْرَمُ مِنْ جَهَنَّمَ"</w:t>
       </w:r>
     </w:p>
@@ -42527,6 +44312,23 @@
           <w:b/>
           <w:lang w:val="ar_AE" w:bidi="ar_AE"/>
         </w:rPr>
+        <w:t>φλογιζομένη ὑπὸ τῆς Γεέννης</w:t>
+      </w:r>
+    </w:p>
+    <w:p>
+      <w:pPr>
+        <w:bidi/>
+      </w:pPr>
+      <w:r>
+        <w:rPr>
+          <w:lang w:val="ar_AE" w:bidi="ar_AE"/>
+        </w:rPr>
+      </w:r>
+      <w:r>
+        <w:rPr>
+          <w:b/>
+          <w:lang w:val="ar_AE" w:bidi="ar_AE"/>
+        </w:rPr>
         <w:t>"وَيُضْرَمُ مِنْ جَهَنَّمَ"</w:t>
       </w:r>
     </w:p>
@@ -42998,6 +44800,23 @@
           <w:b/>
           <w:lang w:val="ar_AE" w:bidi="ar_AE"/>
         </w:rPr>
+        <w:t>πᾶσα &amp; φύσις θηρίων τε καὶ πετεινῶν, ἑρπετῶν τε καὶ ἐναλίων, δαμάζεται καὶ δεδάμασται</w:t>
+      </w:r>
+    </w:p>
+    <w:p>
+      <w:pPr>
+        <w:bidi/>
+      </w:pPr>
+      <w:r>
+        <w:rPr>
+          <w:lang w:val="ar_AE" w:bidi="ar_AE"/>
+        </w:rPr>
+      </w:r>
+      <w:r>
+        <w:rPr>
+          <w:b/>
+          <w:lang w:val="ar_AE" w:bidi="ar_AE"/>
+        </w:rPr>
         <w:t>"لأَنَّ كُلَّ طَبْعٍ لِلْوُحُوشِ وَالطُّيُورِ وَالزَّحَّافَاتِ وَالْبَحْرِيَّاتِ يُذَلَّلُ، وَقَدْ تَذَلَّلَ لِلطَّبْعِ الْبَشَرِيِّ"</w:t>
       </w:r>
     </w:p>
@@ -43103,6 +44922,23 @@
           <w:b/>
           <w:lang w:val="ar_AE" w:bidi="ar_AE"/>
         </w:rPr>
+        <w:t>πᾶσα γὰρ φύσις θηρίων τε καὶ πετεινῶν, ἑρπετῶν τε καὶ ἐναλίων</w:t>
+      </w:r>
+    </w:p>
+    <w:p>
+      <w:pPr>
+        <w:bidi/>
+      </w:pPr>
+      <w:r>
+        <w:rPr>
+          <w:lang w:val="ar_AE" w:bidi="ar_AE"/>
+        </w:rPr>
+      </w:r>
+      <w:r>
+        <w:rPr>
+          <w:b/>
+          <w:lang w:val="ar_AE" w:bidi="ar_AE"/>
+        </w:rPr>
         <w:t>"لأَنَّ كُلَّ طَبْعٍ لِلْوُحُوشِ وَالطُّيُورِ وَالزَّحَّافَاتِ وَالْبَحْرِيَّاتِ يُذَلَّلُ، وَقَدْ تَذَلَّلَ لِلطَّبْعِ الْبَشَرِيِّ"</w:t>
       </w:r>
     </w:p>
@@ -43173,6 +45009,23 @@
           <w:b/>
           <w:lang w:val="ar_AE" w:bidi="ar_AE"/>
         </w:rPr>
+        <w:t>πᾶσα γὰρ φύσις θηρίων τε καὶ πετεινῶν, ἑρπετῶν τε καὶ ἐναλίων</w:t>
+      </w:r>
+    </w:p>
+    <w:p>
+      <w:pPr>
+        <w:bidi/>
+      </w:pPr>
+      <w:r>
+        <w:rPr>
+          <w:lang w:val="ar_AE" w:bidi="ar_AE"/>
+        </w:rPr>
+      </w:r>
+      <w:r>
+        <w:rPr>
+          <w:b/>
+          <w:lang w:val="ar_AE" w:bidi="ar_AE"/>
+        </w:rPr>
         <w:t>"لأَنَّ كُلَّ طَبْعٍ لِلْوُحُوشِ وَالطُّيُورِ وَالزَّحَّافَاتِ وَالْبَحْرِيَّاتِ"</w:t>
       </w:r>
     </w:p>
@@ -43400,6 +45253,23 @@
           <w:b/>
           <w:lang w:val="ar_AE" w:bidi="ar_AE"/>
         </w:rPr>
+        <w:t>δαμάζεται καὶ δεδάμασται τῇ φύσει τῇ ἀνθρωπίνῃ</w:t>
+      </w:r>
+    </w:p>
+    <w:p>
+      <w:pPr>
+        <w:bidi/>
+      </w:pPr>
+      <w:r>
+        <w:rPr>
+          <w:lang w:val="ar_AE" w:bidi="ar_AE"/>
+        </w:rPr>
+      </w:r>
+      <w:r>
+        <w:rPr>
+          <w:b/>
+          <w:lang w:val="ar_AE" w:bidi="ar_AE"/>
+        </w:rPr>
         <w:t>"يُذَلَّلُ، وَقَدْ تَذَلَّلَ لِلطَّبْعِ الْبَشَرِيِّ"</w:t>
       </w:r>
     </w:p>
@@ -43492,6 +45362,23 @@
           <w:b/>
           <w:lang w:val="ar_AE" w:bidi="ar_AE"/>
         </w:rPr>
+        <w:t>δαμάζεται καὶ δεδάμασται τῇ φύσει τῇ ἀνθρωπίνῃ</w:t>
+      </w:r>
+    </w:p>
+    <w:p>
+      <w:pPr>
+        <w:bidi/>
+      </w:pPr>
+      <w:r>
+        <w:rPr>
+          <w:lang w:val="ar_AE" w:bidi="ar_AE"/>
+        </w:rPr>
+      </w:r>
+      <w:r>
+        <w:rPr>
+          <w:b/>
+          <w:lang w:val="ar_AE" w:bidi="ar_AE"/>
+        </w:rPr>
         <w:t>"يُذَلَّلُ، وَقَدْ تَذَلَّلَ لِلطَّبْعِ الْبَشَرِيِّ"</w:t>
       </w:r>
     </w:p>
@@ -43610,6 +45497,23 @@
           <w:b/>
           <w:lang w:val="ar_AE" w:bidi="ar_AE"/>
         </w:rPr>
+        <w:t>τῇ φύσει τῇ ἀνθρωπίνῃ</w:t>
+      </w:r>
+    </w:p>
+    <w:p>
+      <w:pPr>
+        <w:bidi/>
+      </w:pPr>
+      <w:r>
+        <w:rPr>
+          <w:lang w:val="ar_AE" w:bidi="ar_AE"/>
+        </w:rPr>
+      </w:r>
+      <w:r>
+        <w:rPr>
+          <w:b/>
+          <w:lang w:val="ar_AE" w:bidi="ar_AE"/>
+        </w:rPr>
         <w:t>"</w:t>
       </w:r>
       <w:r>
@@ -44422,6 +46326,23 @@
           <w:b/>
           <w:lang w:val="ar_AE" w:bidi="ar_AE"/>
         </w:rPr>
+        <w:t>ἐν αὐτῇ εὐλογοῦμεν &amp; καὶ ἐν αὐτῇ καταρώμεθα</w:t>
+      </w:r>
+    </w:p>
+    <w:p>
+      <w:pPr>
+        <w:bidi/>
+      </w:pPr>
+      <w:r>
+        <w:rPr>
+          <w:lang w:val="ar_AE" w:bidi="ar_AE"/>
+        </w:rPr>
+      </w:r>
+      <w:r>
+        <w:rPr>
+          <w:b/>
+          <w:lang w:val="ar_AE" w:bidi="ar_AE"/>
+        </w:rPr>
         <w:t>"بِهِ نُبَارِكُ"</w:t>
       </w:r>
       <w:r>
@@ -44910,6 +46831,23 @@
           <w:b/>
           <w:lang w:val="ar_AE" w:bidi="ar_AE"/>
         </w:rPr>
+        <w:t>Πατέρα</w:t>
+      </w:r>
+    </w:p>
+    <w:p>
+      <w:pPr>
+        <w:bidi/>
+      </w:pPr>
+      <w:r>
+        <w:rPr>
+          <w:lang w:val="ar_AE" w:bidi="ar_AE"/>
+        </w:rPr>
+      </w:r>
+      <w:r>
+        <w:rPr>
+          <w:b/>
+          <w:lang w:val="ar_AE" w:bidi="ar_AE"/>
+        </w:rPr>
         <w:t>"</w:t>
       </w:r>
       <w:r>
@@ -45151,6 +47089,23 @@
           <w:b/>
           <w:lang w:val="ar_AE" w:bidi="ar_AE"/>
         </w:rPr>
+        <w:t>τοὺς καθ’ ὁμοίωσιν Θεοῦ γεγονότας</w:t>
+      </w:r>
+    </w:p>
+    <w:p>
+      <w:pPr>
+        <w:bidi/>
+      </w:pPr>
+      <w:r>
+        <w:rPr>
+          <w:lang w:val="ar_AE" w:bidi="ar_AE"/>
+        </w:rPr>
+      </w:r>
+      <w:r>
+        <w:rPr>
+          <w:b/>
+          <w:lang w:val="ar_AE" w:bidi="ar_AE"/>
+        </w:rPr>
         <w:t>"الَّذِينَ قَدْ تَكَوَّنُوا عَلَى شِبْهِ اللهِ"</w:t>
       </w:r>
     </w:p>
@@ -45256,6 +47211,23 @@
           <w:b/>
           <w:lang w:val="ar_AE" w:bidi="ar_AE"/>
         </w:rPr>
+        <w:t>ἐκ τοῦ αὐτοῦ στόματος ἐξέρχεται εὐλογία καὶ κατάρα</w:t>
+      </w:r>
+    </w:p>
+    <w:p>
+      <w:pPr>
+        <w:bidi/>
+      </w:pPr>
+      <w:r>
+        <w:rPr>
+          <w:lang w:val="ar_AE" w:bidi="ar_AE"/>
+        </w:rPr>
+      </w:r>
+      <w:r>
+        <w:rPr>
+          <w:b/>
+          <w:lang w:val="ar_AE" w:bidi="ar_AE"/>
+        </w:rPr>
         <w:t>"مِنَ الْفَمِ الْوَاحِدِ تَخْرُجُ بَرَكَةٌ وَلَعْنَةٌ"</w:t>
       </w:r>
     </w:p>
@@ -45345,6 +47317,23 @@
         <w:rPr>
           <w:lang w:val="ar_AE" w:bidi="ar_AE"/>
         </w:rPr>
+      </w:r>
+    </w:p>
+    <w:p>
+      <w:pPr>
+        <w:bidi/>
+      </w:pPr>
+      <w:r>
+        <w:rPr>
+          <w:lang w:val="ar_AE" w:bidi="ar_AE"/>
+        </w:rPr>
+      </w:r>
+      <w:r>
+        <w:rPr>
+          <w:b/>
+          <w:lang w:val="ar_AE" w:bidi="ar_AE"/>
+        </w:rPr>
+        <w:t>ἐκ τοῦ αὐτοῦ στόματος ἐξέρχεται εὐλογία καὶ κατάρα</w:t>
       </w:r>
     </w:p>
     <w:p>
@@ -45584,6 +47573,23 @@
           <w:b/>
           <w:lang w:val="ar_AE" w:bidi="ar_AE"/>
         </w:rPr>
+        <w:t>οὐ χρή, ἀδελφοί μου, ταῦτα οὕτως γίνεσθαι</w:t>
+      </w:r>
+    </w:p>
+    <w:p>
+      <w:pPr>
+        <w:bidi/>
+      </w:pPr>
+      <w:r>
+        <w:rPr>
+          <w:lang w:val="ar_AE" w:bidi="ar_AE"/>
+        </w:rPr>
+      </w:r>
+      <w:r>
+        <w:rPr>
+          <w:b/>
+          <w:lang w:val="ar_AE" w:bidi="ar_AE"/>
+        </w:rPr>
         <w:t>"لاَ يَصْلُحُ يَا إِخْوَتِي أَنْ تَكُونَ هذِهِ الأُمُورُ هكَذَا!"</w:t>
       </w:r>
     </w:p>
@@ -45816,6 +47822,23 @@
           <w:b/>
           <w:lang w:val="ar_AE" w:bidi="ar_AE"/>
         </w:rPr>
+        <w:t>μήτι ἡ πηγὴ ἐκ τῆς αὐτῆς ὀπῆς βρύει τὸ γλυκὺ καὶ τὸ πικρόν</w:t>
+      </w:r>
+    </w:p>
+    <w:p>
+      <w:pPr>
+        <w:bidi/>
+      </w:pPr>
+      <w:r>
+        <w:rPr>
+          <w:lang w:val="ar_AE" w:bidi="ar_AE"/>
+        </w:rPr>
+      </w:r>
+      <w:r>
+        <w:rPr>
+          <w:b/>
+          <w:lang w:val="ar_AE" w:bidi="ar_AE"/>
+        </w:rPr>
         <w:t>"</w:t>
       </w:r>
       <w:r>
@@ -45922,6 +47945,23 @@
           <w:b/>
           <w:lang w:val="ar_AE" w:bidi="ar_AE"/>
         </w:rPr>
+        <w:t>μήτι ἡ πηγὴ ἐκ τῆς αὐτῆς ὀπῆς βρύει τὸ γλυκὺ καὶ τὸ πικρόν</w:t>
+      </w:r>
+    </w:p>
+    <w:p>
+      <w:pPr>
+        <w:bidi/>
+      </w:pPr>
+      <w:r>
+        <w:rPr>
+          <w:lang w:val="ar_AE" w:bidi="ar_AE"/>
+        </w:rPr>
+      </w:r>
+      <w:r>
+        <w:rPr>
+          <w:b/>
+          <w:lang w:val="ar_AE" w:bidi="ar_AE"/>
+        </w:rPr>
         <w:t>"أَلَعَلَّ يَنْبُوعًا يُنْبِعُ مِنْ نَفْسِ عَيْنٍ وَاحِدَةٍ الْعَذْبَ وَالْمُرَّ؟"</w:t>
       </w:r>
     </w:p>
@@ -46312,6 +48352,23 @@
         <w:rPr>
           <w:lang w:val="ar_AE" w:bidi="ar_AE"/>
         </w:rPr>
+      </w:r>
+    </w:p>
+    <w:p>
+      <w:pPr>
+        <w:bidi/>
+      </w:pPr>
+      <w:r>
+        <w:rPr>
+          <w:lang w:val="ar_AE" w:bidi="ar_AE"/>
+        </w:rPr>
+      </w:r>
+      <w:r>
+        <w:rPr>
+          <w:b/>
+          <w:lang w:val="ar_AE" w:bidi="ar_AE"/>
+        </w:rPr>
+        <w:t>μὴ δύναται, ἀδελφοί μου, συκῆ ἐλαίας ποιῆσαι</w:t>
       </w:r>
     </w:p>
     <w:p>
@@ -47416,6 +49473,23 @@
           <w:b/>
           <w:lang w:val="ar_AE" w:bidi="ar_AE"/>
         </w:rPr>
+        <w:t>τίς σοφὸς καὶ ἐπιστήμων ἐν ὑμῖν? δειξάτω</w:t>
+      </w:r>
+    </w:p>
+    <w:p>
+      <w:pPr>
+        <w:bidi/>
+      </w:pPr>
+      <w:r>
+        <w:rPr>
+          <w:lang w:val="ar_AE" w:bidi="ar_AE"/>
+        </w:rPr>
+      </w:r>
+      <w:r>
+        <w:rPr>
+          <w:b/>
+          <w:lang w:val="ar_AE" w:bidi="ar_AE"/>
+        </w:rPr>
         <w:t>"مَنْ هُوَ حَكِيمٌ وَعَالِمٌ بَيْنَكُمْ، فَلْيُرِ"</w:t>
       </w:r>
     </w:p>
@@ -47630,6 +49704,23 @@
           <w:b/>
           <w:lang w:val="ar_AE" w:bidi="ar_AE"/>
         </w:rPr>
+        <w:t>δειξάτω ἐκ τῆς καλῆς ἀναστροφῆς τὰ ἔργα αὐτοῦ ἐν πραΰτητι σοφίας</w:t>
+      </w:r>
+    </w:p>
+    <w:p>
+      <w:pPr>
+        <w:bidi/>
+      </w:pPr>
+      <w:r>
+        <w:rPr>
+          <w:lang w:val="ar_AE" w:bidi="ar_AE"/>
+        </w:rPr>
+      </w:r>
+      <w:r>
+        <w:rPr>
+          <w:b/>
+          <w:lang w:val="ar_AE" w:bidi="ar_AE"/>
+        </w:rPr>
         <w:t>"فَلْيُرِ أَعْمَالَهُ بِالتَّصَرُّفِ الْحَسَنِ فِي وَدَاعَةِ الْحِكْمَةِ"</w:t>
       </w:r>
     </w:p>
@@ -47909,6 +50000,23 @@
           <w:b/>
           <w:lang w:val="ar_AE" w:bidi="ar_AE"/>
         </w:rPr>
+        <w:t>ζῆλον πικρὸν ἔχετε, καὶ ἐριθείαν ἐν τῇ καρδίᾳ ὑμῶν</w:t>
+      </w:r>
+    </w:p>
+    <w:p>
+      <w:pPr>
+        <w:bidi/>
+      </w:pPr>
+      <w:r>
+        <w:rPr>
+          <w:lang w:val="ar_AE" w:bidi="ar_AE"/>
+        </w:rPr>
+      </w:r>
+      <w:r>
+        <w:rPr>
+          <w:b/>
+          <w:lang w:val="ar_AE" w:bidi="ar_AE"/>
+        </w:rPr>
         <w:t>"لَكُمْ غَيْرَةٌ مُرَّةٌ وَتَحَزُّبٌ فِي قُلُوبِكُمْ"</w:t>
       </w:r>
     </w:p>
@@ -48014,6 +50122,23 @@
           <w:b/>
           <w:lang w:val="ar_AE" w:bidi="ar_AE"/>
         </w:rPr>
+        <w:t>ζῆλον πικρὸν ἔχετε, καὶ ἐριθείαν ἐν τῇ καρδίᾳ ὑμῶν</w:t>
+      </w:r>
+    </w:p>
+    <w:p>
+      <w:pPr>
+        <w:bidi/>
+      </w:pPr>
+      <w:r>
+        <w:rPr>
+          <w:lang w:val="ar_AE" w:bidi="ar_AE"/>
+        </w:rPr>
+      </w:r>
+      <w:r>
+        <w:rPr>
+          <w:b/>
+          <w:lang w:val="ar_AE" w:bidi="ar_AE"/>
+        </w:rPr>
         <w:t>"لَكُمْ غَيْرَةٌ مُرَّةٌ وَتَحَزُّبٌ فِي قُلُوبِكُمْ"</w:t>
       </w:r>
     </w:p>
@@ -49391,6 +51516,23 @@
           <w:b/>
           <w:lang w:val="ar_AE" w:bidi="ar_AE"/>
         </w:rPr>
+        <w:t>ὅπου &amp; ζῆλος καὶ ἐριθεία, ἐκεῖ ἀκαταστασία καὶ πᾶν φαῦλον πρᾶγμα</w:t>
+      </w:r>
+    </w:p>
+    <w:p>
+      <w:pPr>
+        <w:bidi/>
+      </w:pPr>
+      <w:r>
+        <w:rPr>
+          <w:lang w:val="ar_AE" w:bidi="ar_AE"/>
+        </w:rPr>
+      </w:r>
+      <w:r>
+        <w:rPr>
+          <w:b/>
+          <w:lang w:val="ar_AE" w:bidi="ar_AE"/>
+        </w:rPr>
         <w:t>"حَيْثُ الْغَيْرَةُ وَالتَّحَزُّبُ، هُنَاكَ التَّشْوِيشُ وَكُلُّ أَمْرٍ رَدِيءٍ"</w:t>
       </w:r>
     </w:p>
@@ -49506,6 +51648,23 @@
         <w:rPr>
           <w:lang w:val="ar_AE" w:bidi="ar_AE"/>
         </w:rPr>
+      </w:r>
+    </w:p>
+    <w:p>
+      <w:pPr>
+        <w:bidi/>
+      </w:pPr>
+      <w:r>
+        <w:rPr>
+          <w:lang w:val="ar_AE" w:bidi="ar_AE"/>
+        </w:rPr>
+      </w:r>
+      <w:r>
+        <w:rPr>
+          <w:b/>
+          <w:lang w:val="ar_AE" w:bidi="ar_AE"/>
+        </w:rPr>
+        <w:t>πᾶν φαῦλον πρᾶγμα</w:t>
       </w:r>
     </w:p>
     <w:p>
@@ -50113,6 +52272,23 @@
           <w:b/>
           <w:lang w:val="ar_AE" w:bidi="ar_AE"/>
         </w:rPr>
+        <w:t>καρπὸς &amp; δικαιοσύνης ἐν εἰρήνῃ σπείρεται, τοῖς ποιοῦσιν εἰρήνην</w:t>
+      </w:r>
+    </w:p>
+    <w:p>
+      <w:pPr>
+        <w:bidi/>
+      </w:pPr>
+      <w:r>
+        <w:rPr>
+          <w:lang w:val="ar_AE" w:bidi="ar_AE"/>
+        </w:rPr>
+      </w:r>
+      <w:r>
+        <w:rPr>
+          <w:b/>
+          <w:lang w:val="ar_AE" w:bidi="ar_AE"/>
+        </w:rPr>
         <w:t>"وَثَمَرُ الْبِرِّ يُزْرَعُ فِي السَّلاَمِ مِنَ الَّذِينَ يَفْعَلُونَ السَّلاَمَ"</w:t>
       </w:r>
     </w:p>
@@ -50231,6 +52407,23 @@
           <w:b/>
           <w:lang w:val="ar_AE" w:bidi="ar_AE"/>
         </w:rPr>
+        <w:t>καρπὸς &amp; δικαιοσύνης ἐν εἰρήνῃ σπείρεται, τοῖς ποιοῦσιν εἰρήνην</w:t>
+      </w:r>
+    </w:p>
+    <w:p>
+      <w:pPr>
+        <w:bidi/>
+      </w:pPr>
+      <w:r>
+        <w:rPr>
+          <w:lang w:val="ar_AE" w:bidi="ar_AE"/>
+        </w:rPr>
+      </w:r>
+      <w:r>
+        <w:rPr>
+          <w:b/>
+          <w:lang w:val="ar_AE" w:bidi="ar_AE"/>
+        </w:rPr>
         <w:t>"وَثَمَرُ الْبِرِّ يُزْرَعُ فِي السَّلاَمِ مِنَ الَّذِينَ يَفْعَلُونَ السَّلاَمَ"</w:t>
       </w:r>
     </w:p>
@@ -50349,6 +52542,23 @@
           <w:b/>
           <w:lang w:val="ar_AE" w:bidi="ar_AE"/>
         </w:rPr>
+        <w:t>καρπὸς &amp; δικαιοσύνης ἐν εἰρήνῃ σπείρεται, τοῖς ποιοῦσιν εἰρήνην</w:t>
+      </w:r>
+    </w:p>
+    <w:p>
+      <w:pPr>
+        <w:bidi/>
+      </w:pPr>
+      <w:r>
+        <w:rPr>
+          <w:lang w:val="ar_AE" w:bidi="ar_AE"/>
+        </w:rPr>
+      </w:r>
+      <w:r>
+        <w:rPr>
+          <w:b/>
+          <w:lang w:val="ar_AE" w:bidi="ar_AE"/>
+        </w:rPr>
         <w:t>"وَثَمَرُ الْبِرِّ يُزْرَعُ فِي السَّلاَمِ مِنَ الَّذِينَ يَفْعَلُونَ السَّلاَمَ"</w:t>
       </w:r>
     </w:p>
@@ -50441,6 +52651,23 @@
           <w:b/>
           <w:lang w:val="ar_AE" w:bidi="ar_AE"/>
         </w:rPr>
+        <w:t>πόθεν πόλεμοι καὶ πόθεν μάχαι ἐν ὑμῖν</w:t>
+      </w:r>
+    </w:p>
+    <w:p>
+      <w:pPr>
+        <w:bidi/>
+      </w:pPr>
+      <w:r>
+        <w:rPr>
+          <w:lang w:val="ar_AE" w:bidi="ar_AE"/>
+        </w:rPr>
+      </w:r>
+      <w:r>
+        <w:rPr>
+          <w:b/>
+          <w:lang w:val="ar_AE" w:bidi="ar_AE"/>
+        </w:rPr>
         <w:t>"مِنْ أَيْنَ الْحُرُوبُ وَالْخُصُومَاتُ بَيْنَكُمْ؟"</w:t>
       </w:r>
     </w:p>
@@ -50546,6 +52773,23 @@
           <w:b/>
           <w:lang w:val="ar_AE" w:bidi="ar_AE"/>
         </w:rPr>
+        <w:t>πόθεν πόλεμοι καὶ πόθεν μάχαι ἐν ὑμῖν</w:t>
+      </w:r>
+    </w:p>
+    <w:p>
+      <w:pPr>
+        <w:bidi/>
+      </w:pPr>
+      <w:r>
+        <w:rPr>
+          <w:lang w:val="ar_AE" w:bidi="ar_AE"/>
+        </w:rPr>
+      </w:r>
+      <w:r>
+        <w:rPr>
+          <w:b/>
+          <w:lang w:val="ar_AE" w:bidi="ar_AE"/>
+        </w:rPr>
         <w:t>"مِنْ أَيْنَ الْحُرُوبُ وَالْخُصُومَاتُ بَيْنَكُمْ؟"</w:t>
       </w:r>
     </w:p>
@@ -50638,6 +52882,23 @@
           <w:b/>
           <w:lang w:val="ar_AE" w:bidi="ar_AE"/>
         </w:rPr>
+        <w:t>πόθεν πόλεμοι καὶ πόθεν μάχαι ἐν ὑμῖν</w:t>
+      </w:r>
+    </w:p>
+    <w:p>
+      <w:pPr>
+        <w:bidi/>
+      </w:pPr>
+      <w:r>
+        <w:rPr>
+          <w:lang w:val="ar_AE" w:bidi="ar_AE"/>
+        </w:rPr>
+      </w:r>
+      <w:r>
+        <w:rPr>
+          <w:b/>
+          <w:lang w:val="ar_AE" w:bidi="ar_AE"/>
+        </w:rPr>
         <w:t>"مِنْ أَيْنَ الْحُرُوبُ وَالْخُصُومَاتُ بَيْنَكُمْ؟"</w:t>
       </w:r>
     </w:p>
@@ -50740,6 +53001,23 @@
         <w:rPr>
           <w:lang w:val="ar_AE" w:bidi="ar_AE"/>
         </w:rPr>
+      </w:r>
+    </w:p>
+    <w:p>
+      <w:pPr>
+        <w:bidi/>
+      </w:pPr>
+      <w:r>
+        <w:rPr>
+          <w:lang w:val="ar_AE" w:bidi="ar_AE"/>
+        </w:rPr>
+      </w:r>
+      <w:r>
+        <w:rPr>
+          <w:b/>
+          <w:lang w:val="ar_AE" w:bidi="ar_AE"/>
+        </w:rPr>
+        <w:t>οὐκ ἐντεῦθεν ἐκ τῶν ἡδονῶν ὑμῶν, τῶν στρατευομένων ἐν τοῖς μέλεσιν ὑμῶν</w:t>
       </w:r>
     </w:p>
     <w:p>
@@ -51202,6 +53480,23 @@
           <w:b/>
           <w:lang w:val="ar_AE" w:bidi="ar_AE"/>
         </w:rPr>
+        <w:t>ἐπιθυμεῖτε καὶ οὐκ ἔχετε; φονεύετε καὶ ζηλοῦτε, καὶ οὐ δύνασθε ἐπιτυχεῖν</w:t>
+      </w:r>
+    </w:p>
+    <w:p>
+      <w:pPr>
+        <w:bidi/>
+      </w:pPr>
+      <w:r>
+        <w:rPr>
+          <w:lang w:val="ar_AE" w:bidi="ar_AE"/>
+        </w:rPr>
+      </w:r>
+      <w:r>
+        <w:rPr>
+          <w:b/>
+          <w:lang w:val="ar_AE" w:bidi="ar_AE"/>
+        </w:rPr>
         <w:t>"تَشْتَهُونَ وَلَسْتُمْ تَمْتَلِكُونَ. تَقْتُلُونَ وَتَحْسِدُونَ وَلَسْتُمْ تَقْدِرُونَ أَنْ تَنَالُوا"</w:t>
       </w:r>
     </w:p>
@@ -51307,6 +53602,23 @@
           <w:b/>
           <w:lang w:val="ar_AE" w:bidi="ar_AE"/>
         </w:rPr>
+        <w:t>ἐπιθυμεῖτε καὶ οὐκ ἔχετε; φονεύετε καὶ ζηλοῦτε, καὶ οὐ δύνασθε ἐπιτυχεῖν</w:t>
+      </w:r>
+    </w:p>
+    <w:p>
+      <w:pPr>
+        <w:bidi/>
+      </w:pPr>
+      <w:r>
+        <w:rPr>
+          <w:lang w:val="ar_AE" w:bidi="ar_AE"/>
+        </w:rPr>
+      </w:r>
+      <w:r>
+        <w:rPr>
+          <w:b/>
+          <w:lang w:val="ar_AE" w:bidi="ar_AE"/>
+        </w:rPr>
         <w:t>"تَشْتَهُونَ وَلَسْتُمْ تَمْتَلِكُونَ. تَقْتُلُونَ وَتَحْسِدُونَ وَلَسْتُمْ تَقْدِرُونَ أَنْ تَنَالُوا"</w:t>
       </w:r>
     </w:p>
@@ -51387,6 +53699,23 @@
         <w:rPr>
           <w:lang w:val="ar_AE" w:bidi="ar_AE"/>
         </w:rPr>
+      </w:r>
+    </w:p>
+    <w:p>
+      <w:pPr>
+        <w:bidi/>
+      </w:pPr>
+      <w:r>
+        <w:rPr>
+          <w:lang w:val="ar_AE" w:bidi="ar_AE"/>
+        </w:rPr>
+      </w:r>
+      <w:r>
+        <w:rPr>
+          <w:b/>
+          <w:lang w:val="ar_AE" w:bidi="ar_AE"/>
+        </w:rPr>
+        <w:t>ἐπιθυμεῖτε καὶ οὐκ ἔχετε; φονεύετε καὶ ζηλοῦτε, καὶ οὐ δύνασθε ἐπιτυχεῖν</w:t>
       </w:r>
     </w:p>
     <w:p>
@@ -51827,6 +54156,23 @@
           <w:b/>
           <w:lang w:val="ar_AE" w:bidi="ar_AE"/>
         </w:rPr>
+        <w:t>μάχεσθε καὶ πολεμεῖτε</w:t>
+      </w:r>
+    </w:p>
+    <w:p>
+      <w:pPr>
+        <w:bidi/>
+      </w:pPr>
+      <w:r>
+        <w:rPr>
+          <w:lang w:val="ar_AE" w:bidi="ar_AE"/>
+        </w:rPr>
+      </w:r>
+      <w:r>
+        <w:rPr>
+          <w:b/>
+          <w:lang w:val="ar_AE" w:bidi="ar_AE"/>
+        </w:rPr>
         <w:t>"تُخَاصِمُونَ وَتُحَارِبُونَ"</w:t>
       </w:r>
     </w:p>
@@ -52098,6 +54444,23 @@
           <w:b/>
           <w:lang w:val="ar_AE" w:bidi="ar_AE"/>
         </w:rPr>
+        <w:t>οὐκ ἔχετε, διὰ τὸ μὴ αἰτεῖσθαι ὑμᾶς</w:t>
+      </w:r>
+    </w:p>
+    <w:p>
+      <w:pPr>
+        <w:bidi/>
+      </w:pPr>
+      <w:r>
+        <w:rPr>
+          <w:lang w:val="ar_AE" w:bidi="ar_AE"/>
+        </w:rPr>
+      </w:r>
+      <w:r>
+        <w:rPr>
+          <w:b/>
+          <w:lang w:val="ar_AE" w:bidi="ar_AE"/>
+        </w:rPr>
         <w:t>"وَلَسْتُمْ تَمْتَلِكُونَ، لأَنَّكُمْ لاَ تَطْلُبُونَ"</w:t>
       </w:r>
     </w:p>
@@ -52190,6 +54553,23 @@
           <w:b/>
           <w:lang w:val="ar_AE" w:bidi="ar_AE"/>
         </w:rPr>
+        <w:t>αἰτεῖτε καὶ οὐ λαμβάνετε</w:t>
+      </w:r>
+    </w:p>
+    <w:p>
+      <w:pPr>
+        <w:bidi/>
+      </w:pPr>
+      <w:r>
+        <w:rPr>
+          <w:lang w:val="ar_AE" w:bidi="ar_AE"/>
+        </w:rPr>
+      </w:r>
+      <w:r>
+        <w:rPr>
+          <w:b/>
+          <w:lang w:val="ar_AE" w:bidi="ar_AE"/>
+        </w:rPr>
         <w:t>"تَطْلُبُونَ وَلَسْتُمْ تَأْخُذُونَ"</w:t>
       </w:r>
     </w:p>
@@ -52382,6 +54762,23 @@
           <w:b/>
           <w:lang w:val="ar_AE" w:bidi="ar_AE"/>
         </w:rPr>
+        <w:t>ἵνα ἐν ταῖς ἡδοναῖς ὑμῶν δαπανήσητε</w:t>
+      </w:r>
+    </w:p>
+    <w:p>
+      <w:pPr>
+        <w:bidi/>
+      </w:pPr>
+      <w:r>
+        <w:rPr>
+          <w:lang w:val="ar_AE" w:bidi="ar_AE"/>
+        </w:rPr>
+      </w:r>
+      <w:r>
+        <w:rPr>
+          <w:b/>
+          <w:lang w:val="ar_AE" w:bidi="ar_AE"/>
+        </w:rPr>
         <w:t>"لِكَيْ تُنْفِقُوا فِي لَذَّاتِكُمْ"</w:t>
       </w:r>
     </w:p>
@@ -52666,6 +55063,23 @@
           <w:b/>
           <w:lang w:val="ar_AE" w:bidi="ar_AE"/>
         </w:rPr>
+        <w:t>οὐκ οἴδατε ὅτι ἡ φιλία τοῦ κόσμου, ἔχθρα τοῦ Θεοῦ ἐστιν</w:t>
+      </w:r>
+    </w:p>
+    <w:p>
+      <w:pPr>
+        <w:bidi/>
+      </w:pPr>
+      <w:r>
+        <w:rPr>
+          <w:lang w:val="ar_AE" w:bidi="ar_AE"/>
+        </w:rPr>
+      </w:r>
+      <w:r>
+        <w:rPr>
+          <w:b/>
+          <w:lang w:val="ar_AE" w:bidi="ar_AE"/>
+        </w:rPr>
         <w:t>"أَمَا تَعْلَمُونَ أَنَّ مَحَبَّةَ الْعَالَمِ عَدَاوَةٌ للهِ؟"</w:t>
       </w:r>
     </w:p>
@@ -52758,6 +55172,23 @@
           <w:b/>
           <w:lang w:val="ar_AE" w:bidi="ar_AE"/>
         </w:rPr>
+        <w:t>ἡ φιλία τοῦ κόσμου, ἔχθρα τοῦ Θεοῦ ἐστιν</w:t>
+      </w:r>
+    </w:p>
+    <w:p>
+      <w:pPr>
+        <w:bidi/>
+      </w:pPr>
+      <w:r>
+        <w:rPr>
+          <w:lang w:val="ar_AE" w:bidi="ar_AE"/>
+        </w:rPr>
+      </w:r>
+      <w:r>
+        <w:rPr>
+          <w:b/>
+          <w:lang w:val="ar_AE" w:bidi="ar_AE"/>
+        </w:rPr>
         <w:t>"أَمَا تَعْلَمُونَ أَنَّ مَحَبَّةَ الْعَالَمِ عَدَاوَةٌ للهِ؟"</w:t>
       </w:r>
     </w:p>
@@ -52860,6 +55291,23 @@
         <w:rPr>
           <w:lang w:val="ar_AE" w:bidi="ar_AE"/>
         </w:rPr>
+      </w:r>
+    </w:p>
+    <w:p>
+      <w:pPr>
+        <w:bidi/>
+      </w:pPr>
+      <w:r>
+        <w:rPr>
+          <w:lang w:val="ar_AE" w:bidi="ar_AE"/>
+        </w:rPr>
+      </w:r>
+      <w:r>
+        <w:rPr>
+          <w:b/>
+          <w:lang w:val="ar_AE" w:bidi="ar_AE"/>
+        </w:rPr>
+        <w:t>ἡ φιλία τοῦ κόσμου</w:t>
       </w:r>
     </w:p>
     <w:p>
@@ -52999,6 +55447,23 @@
           <w:b/>
           <w:lang w:val="ar_AE" w:bidi="ar_AE"/>
         </w:rPr>
+        <w:t>ἡ φιλία τοῦ κόσμου</w:t>
+      </w:r>
+    </w:p>
+    <w:p>
+      <w:pPr>
+        <w:bidi/>
+      </w:pPr>
+      <w:r>
+        <w:rPr>
+          <w:lang w:val="ar_AE" w:bidi="ar_AE"/>
+        </w:rPr>
+      </w:r>
+      <w:r>
+        <w:rPr>
+          <w:b/>
+          <w:lang w:val="ar_AE" w:bidi="ar_AE"/>
+        </w:rPr>
         <w:t>"مَحَبَّةَ الْعَالَمِ"</w:t>
       </w:r>
     </w:p>
@@ -53213,6 +55678,23 @@
           <w:b/>
           <w:lang w:val="ar_AE" w:bidi="ar_AE"/>
         </w:rPr>
+        <w:t>φίλος εἶναι τοῦ κόσμου</w:t>
+      </w:r>
+    </w:p>
+    <w:p>
+      <w:pPr>
+        <w:bidi/>
+      </w:pPr>
+      <w:r>
+        <w:rPr>
+          <w:lang w:val="ar_AE" w:bidi="ar_AE"/>
+        </w:rPr>
+      </w:r>
+      <w:r>
+        <w:rPr>
+          <w:b/>
+          <w:lang w:val="ar_AE" w:bidi="ar_AE"/>
+        </w:rPr>
         <w:t>"أَنْ يَكُونَ مُحِبًّا لِلْعَالَمِ"</w:t>
       </w:r>
     </w:p>
@@ -53302,6 +55784,23 @@
         <w:rPr>
           <w:lang w:val="ar_AE" w:bidi="ar_AE"/>
         </w:rPr>
+      </w:r>
+    </w:p>
+    <w:p>
+      <w:pPr>
+        <w:bidi/>
+      </w:pPr>
+      <w:r>
+        <w:rPr>
+          <w:lang w:val="ar_AE" w:bidi="ar_AE"/>
+        </w:rPr>
+      </w:r>
+      <w:r>
+        <w:rPr>
+          <w:b/>
+          <w:lang w:val="ar_AE" w:bidi="ar_AE"/>
+        </w:rPr>
+        <w:t>φίλος εἶναι τοῦ κόσμου</w:t>
       </w:r>
     </w:p>
     <w:p>
@@ -54104,6 +56603,23 @@
           <w:b/>
           <w:lang w:val="ar_AE" w:bidi="ar_AE"/>
         </w:rPr>
+        <w:t>ὃ κατῴκισεν ἐν ἡμῖν</w:t>
+      </w:r>
+    </w:p>
+    <w:p>
+      <w:pPr>
+        <w:bidi/>
+      </w:pPr>
+      <w:r>
+        <w:rPr>
+          <w:lang w:val="ar_AE" w:bidi="ar_AE"/>
+        </w:rPr>
+      </w:r>
+      <w:r>
+        <w:rPr>
+          <w:b/>
+          <w:lang w:val="ar_AE" w:bidi="ar_AE"/>
+        </w:rPr>
         <w:t>"الَّذِي حَلَّ فِينَا"</w:t>
       </w:r>
     </w:p>
@@ -54302,6 +56818,23 @@
         <w:rPr>
           <w:lang w:val="ar_AE" w:bidi="ar_AE"/>
         </w:rPr>
+      </w:r>
+    </w:p>
+    <w:p>
+      <w:pPr>
+        <w:bidi/>
+      </w:pPr>
+      <w:r>
+        <w:rPr>
+          <w:lang w:val="ar_AE" w:bidi="ar_AE"/>
+        </w:rPr>
+      </w:r>
+      <w:r>
+        <w:rPr>
+          <w:b/>
+          <w:lang w:val="ar_AE" w:bidi="ar_AE"/>
+        </w:rPr>
+        <w:t>μείζονα δὲ δίδωσιν χάριν</w:t>
       </w:r>
     </w:p>
     <w:p>
@@ -54920,6 +57453,23 @@
           <w:b/>
           <w:lang w:val="ar_AE" w:bidi="ar_AE"/>
         </w:rPr>
+        <w:t>ὑποτάγητε οὖν</w:t>
+      </w:r>
+    </w:p>
+    <w:p>
+      <w:pPr>
+        <w:bidi/>
+      </w:pPr>
+      <w:r>
+        <w:rPr>
+          <w:lang w:val="ar_AE" w:bidi="ar_AE"/>
+        </w:rPr>
+      </w:r>
+      <w:r>
+        <w:rPr>
+          <w:b/>
+          <w:lang w:val="ar_AE" w:bidi="ar_AE"/>
+        </w:rPr>
         <w:t>"فَاخْضَعُوا"</w:t>
       </w:r>
     </w:p>
@@ -55121,6 +57671,23 @@
           <w:b/>
           <w:lang w:val="ar_AE" w:bidi="ar_AE"/>
         </w:rPr>
+        <w:t>ἀντίστητε δὲ τῷ διαβόλῳ, καὶ φεύξεται ἀφ’ ὑμῶν</w:t>
+      </w:r>
+    </w:p>
+    <w:p>
+      <w:pPr>
+        <w:bidi/>
+      </w:pPr>
+      <w:r>
+        <w:rPr>
+          <w:lang w:val="ar_AE" w:bidi="ar_AE"/>
+        </w:rPr>
+      </w:r>
+      <w:r>
+        <w:rPr>
+          <w:b/>
+          <w:lang w:val="ar_AE" w:bidi="ar_AE"/>
+        </w:rPr>
         <w:t>"قَاوِمُوا إِبْلِيسَ فَيَهْرُبَ مِنْكُمْ"</w:t>
       </w:r>
     </w:p>
@@ -55226,6 +57793,23 @@
           <w:b/>
           <w:lang w:val="ar_AE" w:bidi="ar_AE"/>
         </w:rPr>
+        <w:t>ἀντίστητε &amp; τῷ διαβόλῳ</w:t>
+      </w:r>
+    </w:p>
+    <w:p>
+      <w:pPr>
+        <w:bidi/>
+      </w:pPr>
+      <w:r>
+        <w:rPr>
+          <w:lang w:val="ar_AE" w:bidi="ar_AE"/>
+        </w:rPr>
+      </w:r>
+      <w:r>
+        <w:rPr>
+          <w:b/>
+          <w:lang w:val="ar_AE" w:bidi="ar_AE"/>
+        </w:rPr>
         <w:t>"</w:t>
       </w:r>
       <w:r>
@@ -55419,6 +58003,23 @@
           <w:b/>
           <w:lang w:val="ar_AE" w:bidi="ar_AE"/>
         </w:rPr>
+        <w:t>ἐγγίσατε τῷ Θεῷ, καὶ ἐγγιεῖ ὑμῖν</w:t>
+      </w:r>
+    </w:p>
+    <w:p>
+      <w:pPr>
+        <w:bidi/>
+      </w:pPr>
+      <w:r>
+        <w:rPr>
+          <w:lang w:val="ar_AE" w:bidi="ar_AE"/>
+        </w:rPr>
+      </w:r>
+      <w:r>
+        <w:rPr>
+          <w:b/>
+          <w:lang w:val="ar_AE" w:bidi="ar_AE"/>
+        </w:rPr>
         <w:t>"اِقْتَرِبُوا إِلَى اللهِ فَيَقْتَرِبَ إِلَيْكُمْ"</w:t>
       </w:r>
     </w:p>
@@ -55524,6 +58125,23 @@
           <w:b/>
           <w:lang w:val="ar_AE" w:bidi="ar_AE"/>
         </w:rPr>
+        <w:t>ἐγγίσατε τῷ Θεῷ, καὶ ἐγγιεῖ ὑμῖν</w:t>
+      </w:r>
+    </w:p>
+    <w:p>
+      <w:pPr>
+        <w:bidi/>
+      </w:pPr>
+      <w:r>
+        <w:rPr>
+          <w:lang w:val="ar_AE" w:bidi="ar_AE"/>
+        </w:rPr>
+      </w:r>
+      <w:r>
+        <w:rPr>
+          <w:b/>
+          <w:lang w:val="ar_AE" w:bidi="ar_AE"/>
+        </w:rPr>
         <w:t>"اِقْتَرِبُوا إِلَى اللهِ فَيَقْتَرِبَ إِلَيْكُمْ"</w:t>
       </w:r>
     </w:p>
@@ -55914,6 +58532,23 @@
         <w:rPr>
           <w:lang w:val="ar_AE" w:bidi="ar_AE"/>
         </w:rPr>
+      </w:r>
+    </w:p>
+    <w:p>
+      <w:pPr>
+        <w:bidi/>
+      </w:pPr>
+      <w:r>
+        <w:rPr>
+          <w:lang w:val="ar_AE" w:bidi="ar_AE"/>
+        </w:rPr>
+      </w:r>
+      <w:r>
+        <w:rPr>
+          <w:b/>
+          <w:lang w:val="ar_AE" w:bidi="ar_AE"/>
+        </w:rPr>
+        <w:t>ἁγνίσατε καρδίας</w:t>
       </w:r>
     </w:p>
     <w:p>
@@ -56489,6 +59124,23 @@
           <w:b/>
           <w:lang w:val="ar_AE" w:bidi="ar_AE"/>
         </w:rPr>
+        <w:t>ταλαιπωρήσατε, καὶ πενθήσατε, καὶ κλαύσατε</w:t>
+      </w:r>
+    </w:p>
+    <w:p>
+      <w:pPr>
+        <w:bidi/>
+      </w:pPr>
+      <w:r>
+        <w:rPr>
+          <w:lang w:val="ar_AE" w:bidi="ar_AE"/>
+        </w:rPr>
+      </w:r>
+      <w:r>
+        <w:rPr>
+          <w:b/>
+          <w:lang w:val="ar_AE" w:bidi="ar_AE"/>
+        </w:rPr>
         <w:t>"اكْتَئِبُوا وَنُوحُوا وَابْكُوا"</w:t>
       </w:r>
     </w:p>
@@ -56581,6 +59233,115 @@
           <w:b/>
           <w:lang w:val="ar_AE" w:bidi="ar_AE"/>
         </w:rPr>
+        <w:t>ταλαιπωρήσατε, καὶ πενθήσατε, καὶ κλαύσατε</w:t>
+      </w:r>
+    </w:p>
+    <w:p>
+      <w:pPr>
+        <w:bidi/>
+      </w:pPr>
+      <w:r>
+        <w:rPr>
+          <w:lang w:val="ar_AE" w:bidi="ar_AE"/>
+        </w:rPr>
+      </w:r>
+      <w:r>
+        <w:rPr>
+          <w:b/>
+          <w:lang w:val="ar_AE" w:bidi="ar_AE"/>
+        </w:rPr>
+        <w:t>"اكْتَئِبُوا وَنُوحُوا وَابْكُوا"</w:t>
+      </w:r>
+    </w:p>
+    <w:p>
+      <w:pPr>
+        <w:bidi/>
+      </w:pPr>
+      <w:r>
+        <w:rPr>
+          <w:lang w:val="ar_AE" w:bidi="ar_AE"/>
+        </w:rPr>
+      </w:r>
+      <w:r>
+        <w:rPr>
+          <w:lang w:val="ar_AE" w:bidi="ar_AE"/>
+        </w:rPr>
+        <w:t>إذا كان ذلك سيفيد قرَّاءك، يمكنك أن تذكر بوضوح ما الذي يطلب يعقوب من قرَّائه أن يتأسَّفوا عليه. التَّرْجَمَة البديلة: "كونوا نادمين بشدة على عدم طاعة الله"</w:t>
+      </w:r>
+    </w:p>
+    <w:p>
+      <w:pPr>
+        <w:bidi/>
+      </w:pPr>
+      <w:r>
+        <w:rPr>
+          <w:lang w:val="ar_AE" w:bidi="ar_AE"/>
+        </w:rPr>
+      </w:r>
+      <w:r>
+        <w:rPr>
+          <w:lang w:val="ar_AE" w:bidi="ar_AE"/>
+        </w:rPr>
+        <w:t xml:space="preserve">انظر: </w:t>
+      </w:r>
+      <w:r>
+        <w:rPr>
+          <w:lang w:val="ar_AE" w:bidi="ar_AE"/>
+        </w:rPr>
+        <w:t>المعرفة المفترضة والمعلومات الضمنية</w:t>
+      </w:r>
+      <w:r>
+        <w:rPr>
+          <w:lang w:val="ar_AE" w:bidi="ar_AE"/>
+        </w:rPr>
+      </w:r>
+      <w:r>
+        <w:rPr>
+          <w:lang w:val="ar_AE" w:bidi="ar_AE"/>
+        </w:rPr>
+      </w:r>
+    </w:p>
+    <w:p>
+      <w:pPr>
+        <w:bidi/>
+      </w:pPr>
+      <w:r>
+        <w:rPr>
+          <w:lang w:val="ar_AE" w:bidi="ar_AE"/>
+        </w:rPr>
+      </w:r>
+    </w:p>
+    <w:p>
+      <w:pPr>
+        <w:pStyle w:val="Heading2"/>
+        <w:bidi/>
+      </w:pPr>
+      <w:r>
+        <w:rPr>
+          <w:lang w:val="ar_AE" w:bidi="ar_AE"/>
+        </w:rPr>
+        <w:t>يعقوب 4: 9 (#3)</w:t>
+      </w:r>
+      <w:r>
+        <w:rPr>
+          <w:lang w:val="ar_AE" w:bidi="ar_AE"/>
+        </w:rPr>
+      </w:r>
+    </w:p>
+    <w:p>
+      <w:pPr>
+        <w:bidi/>
+      </w:pPr>
+      <w:r>
+        <w:rPr>
+          <w:lang w:val="ar_AE" w:bidi="ar_AE"/>
+        </w:rPr>
+      </w:r>
+      <w:r>
+        <w:rPr>
+          <w:b/>
+          <w:lang w:val="ar_AE" w:bidi="ar_AE"/>
+        </w:rPr>
         <w:t>ὁ γέλως ὑμῶν εἰς πένθος μετατραπήτω, καὶ ἡ χαρὰ εἰς κατήφειαν</w:t>
       </w:r>
     </w:p>
@@ -56598,23 +59359,23 @@
           <w:b/>
           <w:lang w:val="ar_AE" w:bidi="ar_AE"/>
         </w:rPr>
-        <w:t>"اكْتَئِبُوا وَنُوحُوا وَابْكُوا"</w:t>
-      </w:r>
-    </w:p>
-    <w:p>
-      <w:pPr>
-        <w:bidi/>
-      </w:pPr>
-      <w:r>
-        <w:rPr>
-          <w:lang w:val="ar_AE" w:bidi="ar_AE"/>
-        </w:rPr>
-      </w:r>
-      <w:r>
-        <w:rPr>
-          <w:lang w:val="ar_AE" w:bidi="ar_AE"/>
-        </w:rPr>
-        <w:t>إذا كان ذلك سيفيد قرَّاءك، يمكنك أن تذكر بوضوح ما الذي يطلب يعقوب من قرَّائه أن يتأسَّفوا عليه. التَّرْجَمَة البديلة: "كونوا نادمين بشدة على عدم طاعة الله"</w:t>
+        <w:t>"لِيَتَحَوَّلْ ضَحِكُكُمْ إِلَى نَوْحٍ، وَفَرَحُكُمْ إِلَى غَمٍّ"</w:t>
+      </w:r>
+    </w:p>
+    <w:p>
+      <w:pPr>
+        <w:bidi/>
+      </w:pPr>
+      <w:r>
+        <w:rPr>
+          <w:lang w:val="ar_AE" w:bidi="ar_AE"/>
+        </w:rPr>
+      </w:r>
+      <w:r>
+        <w:rPr>
+          <w:lang w:val="ar_AE" w:bidi="ar_AE"/>
+        </w:rPr>
+        <w:t>في الجزء الثاني من هذه الجملة، يترك يعقوب بعض الكلمات التي تحتاجها الجملة في العديد من اللُغات لتكون مكتملة. يمكن توفير هذه الكلمات من الجزء الأول من الجملة. التَّرْجَمَة البديلة: "ليتحول ضحككم إلى حزن، وليتحول فرحكم إلى كآبة".</w:t>
       </w:r>
     </w:p>
     <w:p>
@@ -56636,6 +59397,494 @@
         <w:rPr>
           <w:lang w:val="ar_AE" w:bidi="ar_AE"/>
         </w:rPr>
+        <w:t>الحذْف</w:t>
+      </w:r>
+      <w:r>
+        <w:rPr>
+          <w:lang w:val="ar_AE" w:bidi="ar_AE"/>
+        </w:rPr>
+      </w:r>
+      <w:r>
+        <w:rPr>
+          <w:lang w:val="ar_AE" w:bidi="ar_AE"/>
+        </w:rPr>
+      </w:r>
+    </w:p>
+    <w:p>
+      <w:pPr>
+        <w:bidi/>
+      </w:pPr>
+      <w:r>
+        <w:rPr>
+          <w:lang w:val="ar_AE" w:bidi="ar_AE"/>
+        </w:rPr>
+      </w:r>
+    </w:p>
+    <w:p>
+      <w:pPr>
+        <w:pStyle w:val="Heading2"/>
+        <w:bidi/>
+      </w:pPr>
+      <w:r>
+        <w:rPr>
+          <w:lang w:val="ar_AE" w:bidi="ar_AE"/>
+        </w:rPr>
+        <w:t>يعقوب 4: 9 (#4)</w:t>
+      </w:r>
+      <w:r>
+        <w:rPr>
+          <w:lang w:val="ar_AE" w:bidi="ar_AE"/>
+        </w:rPr>
+      </w:r>
+    </w:p>
+    <w:p>
+      <w:pPr>
+        <w:bidi/>
+      </w:pPr>
+      <w:r>
+        <w:rPr>
+          <w:lang w:val="ar_AE" w:bidi="ar_AE"/>
+        </w:rPr>
+      </w:r>
+      <w:r>
+        <w:rPr>
+          <w:b/>
+          <w:lang w:val="ar_AE" w:bidi="ar_AE"/>
+        </w:rPr>
+        <w:t>ὁ γέλως ὑμῶν εἰς πένθος μετατραπήτω, καὶ ἡ χαρὰ εἰς κατήφειαν</w:t>
+      </w:r>
+    </w:p>
+    <w:p>
+      <w:pPr>
+        <w:bidi/>
+      </w:pPr>
+      <w:r>
+        <w:rPr>
+          <w:lang w:val="ar_AE" w:bidi="ar_AE"/>
+        </w:rPr>
+      </w:r>
+      <w:r>
+        <w:rPr>
+          <w:b/>
+          <w:lang w:val="ar_AE" w:bidi="ar_AE"/>
+        </w:rPr>
+        <w:t>"لِيَتَحَوَّلْ ضَحِكُكُمْ إِلَى نَوْحٍ، وَفَرَحُكُمْ إِلَى غَمٍّ"</w:t>
+      </w:r>
+    </w:p>
+    <w:p>
+      <w:pPr>
+        <w:bidi/>
+      </w:pPr>
+      <w:r>
+        <w:rPr>
+          <w:lang w:val="ar_AE" w:bidi="ar_AE"/>
+        </w:rPr>
+      </w:r>
+      <w:r>
+        <w:rPr>
+          <w:lang w:val="ar_AE" w:bidi="ar_AE"/>
+        </w:rPr>
+        <w:t>إذا كان ذلك مفيدًا في لُغتك، يمكنك التعبير عن ذلك بصيغ فِعلية مبنية للمعلوم. التَّرْجَمَة البديلة: "اجعلوا ضحككم يتحول إلى حزن، واجعلوا فرحكم يتحول إلى كآبة"</w:t>
+      </w:r>
+    </w:p>
+    <w:p>
+      <w:pPr>
+        <w:bidi/>
+      </w:pPr>
+      <w:r>
+        <w:rPr>
+          <w:lang w:val="ar_AE" w:bidi="ar_AE"/>
+        </w:rPr>
+      </w:r>
+      <w:r>
+        <w:rPr>
+          <w:lang w:val="ar_AE" w:bidi="ar_AE"/>
+        </w:rPr>
+        <w:t xml:space="preserve">انظر: </w:t>
+      </w:r>
+      <w:r>
+        <w:rPr>
+          <w:lang w:val="ar_AE" w:bidi="ar_AE"/>
+        </w:rPr>
+        <w:t>المبني للمعلوم أو المبني للمجهول</w:t>
+      </w:r>
+      <w:r>
+        <w:rPr>
+          <w:lang w:val="ar_AE" w:bidi="ar_AE"/>
+        </w:rPr>
+      </w:r>
+      <w:r>
+        <w:rPr>
+          <w:lang w:val="ar_AE" w:bidi="ar_AE"/>
+        </w:rPr>
+      </w:r>
+    </w:p>
+    <w:p>
+      <w:pPr>
+        <w:bidi/>
+      </w:pPr>
+      <w:r>
+        <w:rPr>
+          <w:lang w:val="ar_AE" w:bidi="ar_AE"/>
+        </w:rPr>
+      </w:r>
+    </w:p>
+    <w:p>
+      <w:pPr>
+        <w:pStyle w:val="Heading2"/>
+        <w:bidi/>
+      </w:pPr>
+      <w:r>
+        <w:rPr>
+          <w:lang w:val="ar_AE" w:bidi="ar_AE"/>
+        </w:rPr>
+        <w:t>يعقوب 4: 9 (#5)</w:t>
+      </w:r>
+      <w:r>
+        <w:rPr>
+          <w:lang w:val="ar_AE" w:bidi="ar_AE"/>
+        </w:rPr>
+      </w:r>
+    </w:p>
+    <w:p>
+      <w:pPr>
+        <w:bidi/>
+      </w:pPr>
+      <w:r>
+        <w:rPr>
+          <w:lang w:val="ar_AE" w:bidi="ar_AE"/>
+        </w:rPr>
+      </w:r>
+      <w:r>
+        <w:rPr>
+          <w:b/>
+          <w:lang w:val="ar_AE" w:bidi="ar_AE"/>
+        </w:rPr>
+        <w:t>ὁ γέλως ὑμῶν εἰς πένθος μετατραπήτω, καὶ ἡ χαρὰ εἰς κατήφειαν</w:t>
+      </w:r>
+    </w:p>
+    <w:p>
+      <w:pPr>
+        <w:bidi/>
+      </w:pPr>
+      <w:r>
+        <w:rPr>
+          <w:lang w:val="ar_AE" w:bidi="ar_AE"/>
+        </w:rPr>
+      </w:r>
+      <w:r>
+        <w:rPr>
+          <w:b/>
+          <w:lang w:val="ar_AE" w:bidi="ar_AE"/>
+        </w:rPr>
+        <w:t>"لِيَتَحَوَّلْ ضَحِكُكُمْ إِلَى نَوْحٍ، وَفَرَحُكُمْ إِلَى غَمٍّ"</w:t>
+      </w:r>
+    </w:p>
+    <w:p>
+      <w:pPr>
+        <w:bidi/>
+      </w:pPr>
+      <w:r>
+        <w:rPr>
+          <w:lang w:val="ar_AE" w:bidi="ar_AE"/>
+        </w:rPr>
+      </w:r>
+      <w:r>
+        <w:rPr>
+          <w:lang w:val="ar_AE" w:bidi="ar_AE"/>
+        </w:rPr>
+        <w:t xml:space="preserve">إذا كان ذلك مفيدًا في لُغتك، يمكنك التعبير عن الأسماء المجردة مثل </w:t>
+      </w:r>
+      <w:r>
+        <w:rPr>
+          <w:b/>
+          <w:lang w:val="ar_AE" w:bidi="ar_AE"/>
+        </w:rPr>
+        <w:t>الضحك</w:t>
+      </w:r>
+      <w:r>
+        <w:rPr>
+          <w:lang w:val="ar_AE" w:bidi="ar_AE"/>
+        </w:rPr>
+        <w:t xml:space="preserve">، </w:t>
+      </w:r>
+      <w:r>
+        <w:rPr>
+          <w:b/>
+          <w:lang w:val="ar_AE" w:bidi="ar_AE"/>
+        </w:rPr>
+        <w:t>النَوح</w:t>
+      </w:r>
+      <w:r>
+        <w:rPr>
+          <w:lang w:val="ar_AE" w:bidi="ar_AE"/>
+        </w:rPr>
+        <w:t xml:space="preserve">، </w:t>
+      </w:r>
+      <w:r>
+        <w:rPr>
+          <w:b/>
+          <w:lang w:val="ar_AE" w:bidi="ar_AE"/>
+        </w:rPr>
+        <w:t>الفرَح</w:t>
+      </w:r>
+      <w:r>
+        <w:rPr>
+          <w:lang w:val="ar_AE" w:bidi="ar_AE"/>
+        </w:rPr>
+        <w:t>، و</w:t>
+      </w:r>
+      <w:r>
+        <w:rPr>
+          <w:b/>
+          <w:lang w:val="ar_AE" w:bidi="ar_AE"/>
+        </w:rPr>
+        <w:t>الغَم</w:t>
+      </w:r>
+      <w:r>
+        <w:rPr>
+          <w:lang w:val="ar_AE" w:bidi="ar_AE"/>
+        </w:rPr>
+        <w:t xml:space="preserve"> مِن خلال توضيح الأفكار الكامنة وراءها بتعابير مكافئة. التَّرْجَمَة البديلة: "توقفوا عن الضحك وكونوا حزانى. توقفوا عن الفرح وكونوا مغمومين"</w:t>
+      </w:r>
+    </w:p>
+    <w:p>
+      <w:pPr>
+        <w:bidi/>
+      </w:pPr>
+      <w:r>
+        <w:rPr>
+          <w:lang w:val="ar_AE" w:bidi="ar_AE"/>
+        </w:rPr>
+      </w:r>
+      <w:r>
+        <w:rPr>
+          <w:lang w:val="ar_AE" w:bidi="ar_AE"/>
+        </w:rPr>
+        <w:t xml:space="preserve">انظر: </w:t>
+      </w:r>
+      <w:r>
+        <w:rPr>
+          <w:lang w:val="ar_AE" w:bidi="ar_AE"/>
+        </w:rPr>
+        <w:t>الأسماء المجردة</w:t>
+      </w:r>
+      <w:r>
+        <w:rPr>
+          <w:lang w:val="ar_AE" w:bidi="ar_AE"/>
+        </w:rPr>
+      </w:r>
+      <w:r>
+        <w:rPr>
+          <w:lang w:val="ar_AE" w:bidi="ar_AE"/>
+        </w:rPr>
+      </w:r>
+    </w:p>
+    <w:p>
+      <w:pPr>
+        <w:bidi/>
+      </w:pPr>
+      <w:r>
+        <w:rPr>
+          <w:lang w:val="ar_AE" w:bidi="ar_AE"/>
+        </w:rPr>
+      </w:r>
+    </w:p>
+    <w:p>
+      <w:pPr>
+        <w:pStyle w:val="Heading2"/>
+        <w:bidi/>
+      </w:pPr>
+      <w:r>
+        <w:rPr>
+          <w:lang w:val="ar_AE" w:bidi="ar_AE"/>
+        </w:rPr>
+        <w:t>يعقوب 4: 9 (#6)</w:t>
+      </w:r>
+      <w:r>
+        <w:rPr>
+          <w:lang w:val="ar_AE" w:bidi="ar_AE"/>
+        </w:rPr>
+      </w:r>
+    </w:p>
+    <w:p>
+      <w:pPr>
+        <w:bidi/>
+      </w:pPr>
+      <w:r>
+        <w:rPr>
+          <w:lang w:val="ar_AE" w:bidi="ar_AE"/>
+        </w:rPr>
+      </w:r>
+      <w:r>
+        <w:rPr>
+          <w:b/>
+          <w:lang w:val="ar_AE" w:bidi="ar_AE"/>
+        </w:rPr>
+        <w:t>ὁ γέλως ὑμῶν εἰς πένθος μετατραπήτω, καὶ ἡ χαρὰ εἰς κατήφειαν</w:t>
+      </w:r>
+    </w:p>
+    <w:p>
+      <w:pPr>
+        <w:bidi/>
+      </w:pPr>
+      <w:r>
+        <w:rPr>
+          <w:lang w:val="ar_AE" w:bidi="ar_AE"/>
+        </w:rPr>
+      </w:r>
+      <w:r>
+        <w:rPr>
+          <w:b/>
+          <w:lang w:val="ar_AE" w:bidi="ar_AE"/>
+        </w:rPr>
+        <w:t>"لِيَتَحَوَّلْ ضَحِكُكُمْ إِلَى نَوْحٍ، وَفَرَحُكُمْ إِلَى غَمٍّ"</w:t>
+      </w:r>
+    </w:p>
+    <w:p>
+      <w:pPr>
+        <w:bidi/>
+      </w:pPr>
+      <w:r>
+        <w:rPr>
+          <w:lang w:val="ar_AE" w:bidi="ar_AE"/>
+        </w:rPr>
+      </w:r>
+      <w:r>
+        <w:rPr>
+          <w:lang w:val="ar_AE" w:bidi="ar_AE"/>
+        </w:rPr>
+        <w:t>تعبِّر هاتان العبارتان عن معانٍ متشابهة. يستخدمهما يعقوب معًا للتأكيد. إذا كان ذلك مفيدًا في لُغتك، يمكنك دمجهما. التَّرْجَمَة البديلة: "توقَّفوا عن اللامبالاة واظهروا حزنًا حقيقيًا"</w:t>
+      </w:r>
+    </w:p>
+    <w:p>
+      <w:pPr>
+        <w:bidi/>
+      </w:pPr>
+      <w:r>
+        <w:rPr>
+          <w:lang w:val="ar_AE" w:bidi="ar_AE"/>
+        </w:rPr>
+      </w:r>
+      <w:r>
+        <w:rPr>
+          <w:lang w:val="ar_AE" w:bidi="ar_AE"/>
+        </w:rPr>
+        <w:t xml:space="preserve">انظر: </w:t>
+      </w:r>
+      <w:r>
+        <w:rPr>
+          <w:lang w:val="ar_AE" w:bidi="ar_AE"/>
+        </w:rPr>
+        <w:t>التوازي</w:t>
+      </w:r>
+      <w:r>
+        <w:rPr>
+          <w:lang w:val="ar_AE" w:bidi="ar_AE"/>
+        </w:rPr>
+      </w:r>
+      <w:r>
+        <w:rPr>
+          <w:lang w:val="ar_AE" w:bidi="ar_AE"/>
+        </w:rPr>
+      </w:r>
+    </w:p>
+    <w:p>
+      <w:pPr>
+        <w:bidi/>
+      </w:pPr>
+      <w:r>
+        <w:rPr>
+          <w:lang w:val="ar_AE" w:bidi="ar_AE"/>
+        </w:rPr>
+      </w:r>
+    </w:p>
+    <w:p>
+      <w:pPr>
+        <w:pStyle w:val="Heading2"/>
+        <w:bidi/>
+      </w:pPr>
+      <w:r>
+        <w:rPr>
+          <w:lang w:val="ar_AE" w:bidi="ar_AE"/>
+        </w:rPr>
+        <w:t>يعقوب 4: 9 (#7)</w:t>
+      </w:r>
+      <w:r>
+        <w:rPr>
+          <w:lang w:val="ar_AE" w:bidi="ar_AE"/>
+        </w:rPr>
+      </w:r>
+    </w:p>
+    <w:p>
+      <w:pPr>
+        <w:bidi/>
+      </w:pPr>
+      <w:r>
+        <w:rPr>
+          <w:lang w:val="ar_AE" w:bidi="ar_AE"/>
+        </w:rPr>
+      </w:r>
+      <w:r>
+        <w:rPr>
+          <w:b/>
+          <w:lang w:val="ar_AE" w:bidi="ar_AE"/>
+        </w:rPr>
+        <w:t>ὁ γέλως ὑμῶν εἰς πένθος μετατραπήτω, καὶ ἡ χαρὰ εἰς κατήφειαν</w:t>
+      </w:r>
+    </w:p>
+    <w:p>
+      <w:pPr>
+        <w:bidi/>
+      </w:pPr>
+      <w:r>
+        <w:rPr>
+          <w:lang w:val="ar_AE" w:bidi="ar_AE"/>
+        </w:rPr>
+      </w:r>
+      <w:r>
+        <w:rPr>
+          <w:b/>
+          <w:lang w:val="ar_AE" w:bidi="ar_AE"/>
+        </w:rPr>
+        <w:t>"لِيَتَحَوَّلْ ضَحِكُكُمْ إِلَى نَوْحٍ، وَفَرَحُكُمْ إِلَى غَمٍّ"</w:t>
+      </w:r>
+    </w:p>
+    <w:p>
+      <w:pPr>
+        <w:bidi/>
+      </w:pPr>
+      <w:r>
+        <w:rPr>
+          <w:lang w:val="ar_AE" w:bidi="ar_AE"/>
+        </w:rPr>
+      </w:r>
+      <w:r>
+        <w:rPr>
+          <w:lang w:val="ar_AE" w:bidi="ar_AE"/>
+        </w:rPr>
+        <w:t>إذا كان ذلك مفيدًا لقرَّائك، يمكنك أن تذكر بوضوح لماذا يطلب يعقوب من قرَّائه إظهار هذا الحُزن. التَّرْجَمَة البديلة: "كفُّوا عن اللامبالاة وأظهروا حزنًا حقيقيًا على خطيئتكم"</w:t>
+      </w:r>
+    </w:p>
+    <w:p>
+      <w:pPr>
+        <w:bidi/>
+      </w:pPr>
+      <w:r>
+        <w:rPr>
+          <w:lang w:val="ar_AE" w:bidi="ar_AE"/>
+        </w:rPr>
+      </w:r>
+      <w:r>
+        <w:rPr>
+          <w:lang w:val="ar_AE" w:bidi="ar_AE"/>
+        </w:rPr>
+        <w:t xml:space="preserve">انظر: </w:t>
+      </w:r>
+      <w:r>
+        <w:rPr>
+          <w:lang w:val="ar_AE" w:bidi="ar_AE"/>
+        </w:rPr>
         <w:t>المعرفة المفترضة والمعلومات الضمنية</w:t>
       </w:r>
       <w:r>
@@ -56668,45 +59917,75 @@
         <w:rPr>
           <w:lang w:val="ar_AE" w:bidi="ar_AE"/>
         </w:rPr>
-        <w:t>يعقوب 4: 9 (#3)</w:t>
-      </w:r>
-      <w:r>
-        <w:rPr>
-          <w:lang w:val="ar_AE" w:bidi="ar_AE"/>
-        </w:rPr>
-      </w:r>
-    </w:p>
-    <w:p>
-      <w:pPr>
-        <w:bidi/>
-      </w:pPr>
-      <w:r>
-        <w:rPr>
-          <w:lang w:val="ar_AE" w:bidi="ar_AE"/>
-        </w:rPr>
-      </w:r>
-      <w:r>
-        <w:rPr>
-          <w:b/>
-          <w:lang w:val="ar_AE" w:bidi="ar_AE"/>
-        </w:rPr>
-        <w:t>"لِيَتَحَوَّلْ ضَحِكُكُمْ إِلَى نَوْحٍ، وَفَرَحُكُمْ إِلَى غَمٍّ"</w:t>
-      </w:r>
-    </w:p>
-    <w:p>
-      <w:pPr>
-        <w:bidi/>
-      </w:pPr>
-      <w:r>
-        <w:rPr>
-          <w:lang w:val="ar_AE" w:bidi="ar_AE"/>
-        </w:rPr>
-      </w:r>
-      <w:r>
-        <w:rPr>
-          <w:lang w:val="ar_AE" w:bidi="ar_AE"/>
-        </w:rPr>
-        <w:t>في الجزء الثاني من هذه الجملة، يترك يعقوب بعض الكلمات التي تحتاجها الجملة في العديد من اللُغات لتكون مكتملة. يمكن توفير هذه الكلمات من الجزء الأول من الجملة. التَّرْجَمَة البديلة: "ليتحول ضحككم إلى حزن، وليتحول فرحكم إلى كآبة".</w:t>
+        <w:t>يعقوب 4: 10 (#1)</w:t>
+      </w:r>
+      <w:r>
+        <w:rPr>
+          <w:lang w:val="ar_AE" w:bidi="ar_AE"/>
+        </w:rPr>
+      </w:r>
+    </w:p>
+    <w:p>
+      <w:pPr>
+        <w:bidi/>
+      </w:pPr>
+      <w:r>
+        <w:rPr>
+          <w:lang w:val="ar_AE" w:bidi="ar_AE"/>
+        </w:rPr>
+      </w:r>
+      <w:r>
+        <w:rPr>
+          <w:b/>
+          <w:lang w:val="ar_AE" w:bidi="ar_AE"/>
+        </w:rPr>
+        <w:t>ταπεινώθητε ἐνώπιον Κυρίου, καὶ ὑψώσει ὑμᾶς</w:t>
+      </w:r>
+    </w:p>
+    <w:p>
+      <w:pPr>
+        <w:bidi/>
+      </w:pPr>
+      <w:r>
+        <w:rPr>
+          <w:lang w:val="ar_AE" w:bidi="ar_AE"/>
+        </w:rPr>
+      </w:r>
+      <w:r>
+        <w:rPr>
+          <w:b/>
+          <w:lang w:val="ar_AE" w:bidi="ar_AE"/>
+        </w:rPr>
+        <w:t>"اتَّضِعُوا قُدَّامَ الرَّبِّ فَيَرْفَعَكُمْ"</w:t>
+      </w:r>
+    </w:p>
+    <w:p>
+      <w:pPr>
+        <w:bidi/>
+      </w:pPr>
+      <w:r>
+        <w:rPr>
+          <w:lang w:val="ar_AE" w:bidi="ar_AE"/>
+        </w:rPr>
+      </w:r>
+      <w:r>
+        <w:rPr>
+          <w:lang w:val="ar_AE" w:bidi="ar_AE"/>
+        </w:rPr>
+        <w:t xml:space="preserve">يستخدم يعقوب الكلمة المترجمة </w:t>
+      </w:r>
+      <w:r>
+        <w:rPr>
+          <w:b/>
+          <w:lang w:val="ar_AE" w:bidi="ar_AE"/>
+        </w:rPr>
+        <w:t>"فَ"</w:t>
+      </w:r>
+      <w:r>
+        <w:rPr>
+          <w:lang w:val="ar_AE" w:bidi="ar_AE"/>
+        </w:rPr>
+        <w:t xml:space="preserve"> لوصف النتيجة. التَّرْجَمَة البديلة: "إذا تواضعتم أمام الرب، سيرفعكم"</w:t>
       </w:r>
     </w:p>
     <w:p>
@@ -56728,7 +60007,7 @@
         <w:rPr>
           <w:lang w:val="ar_AE" w:bidi="ar_AE"/>
         </w:rPr>
-        <w:t>الحذْف</w:t>
+        <w:t>الربط — لإظهار عَلاقة السبب والنتيجة</w:t>
       </w:r>
       <w:r>
         <w:rPr>
@@ -56760,45 +60039,62 @@
         <w:rPr>
           <w:lang w:val="ar_AE" w:bidi="ar_AE"/>
         </w:rPr>
-        <w:t>يعقوب 4: 9 (#4)</w:t>
-      </w:r>
-      <w:r>
-        <w:rPr>
-          <w:lang w:val="ar_AE" w:bidi="ar_AE"/>
-        </w:rPr>
-      </w:r>
-    </w:p>
-    <w:p>
-      <w:pPr>
-        <w:bidi/>
-      </w:pPr>
-      <w:r>
-        <w:rPr>
-          <w:lang w:val="ar_AE" w:bidi="ar_AE"/>
-        </w:rPr>
-      </w:r>
-      <w:r>
-        <w:rPr>
-          <w:b/>
-          <w:lang w:val="ar_AE" w:bidi="ar_AE"/>
-        </w:rPr>
-        <w:t>"لِيَتَحَوَّلْ ضَحِكُكُمْ إِلَى نَوْحٍ، وَفَرَحُكُمْ إِلَى غَمٍّ"</w:t>
-      </w:r>
-    </w:p>
-    <w:p>
-      <w:pPr>
-        <w:bidi/>
-      </w:pPr>
-      <w:r>
-        <w:rPr>
-          <w:lang w:val="ar_AE" w:bidi="ar_AE"/>
-        </w:rPr>
-      </w:r>
-      <w:r>
-        <w:rPr>
-          <w:lang w:val="ar_AE" w:bidi="ar_AE"/>
-        </w:rPr>
-        <w:t>إذا كان ذلك مفيدًا في لُغتك، يمكنك التعبير عن ذلك بصيغ فِعلية مبنية للمعلوم. التَّرْجَمَة البديلة: "اجعلوا ضحككم يتحول إلى حزن، واجعلوا فرحكم يتحول إلى كآبة"</w:t>
+        <w:t>يعقوب 4: 10 (#2)</w:t>
+      </w:r>
+      <w:r>
+        <w:rPr>
+          <w:lang w:val="ar_AE" w:bidi="ar_AE"/>
+        </w:rPr>
+      </w:r>
+    </w:p>
+    <w:p>
+      <w:pPr>
+        <w:bidi/>
+      </w:pPr>
+      <w:r>
+        <w:rPr>
+          <w:lang w:val="ar_AE" w:bidi="ar_AE"/>
+        </w:rPr>
+      </w:r>
+      <w:r>
+        <w:rPr>
+          <w:b/>
+          <w:lang w:val="ar_AE" w:bidi="ar_AE"/>
+        </w:rPr>
+        <w:t>ταπεινώθητε</w:t>
+      </w:r>
+    </w:p>
+    <w:p>
+      <w:pPr>
+        <w:bidi/>
+      </w:pPr>
+      <w:r>
+        <w:rPr>
+          <w:lang w:val="ar_AE" w:bidi="ar_AE"/>
+        </w:rPr>
+      </w:r>
+      <w:r>
+        <w:rPr>
+          <w:b/>
+          <w:lang w:val="ar_AE" w:bidi="ar_AE"/>
+        </w:rPr>
+        <w:t>"اتَّضِعُوا"</w:t>
+      </w:r>
+    </w:p>
+    <w:p>
+      <w:pPr>
+        <w:bidi/>
+      </w:pPr>
+      <w:r>
+        <w:rPr>
+          <w:lang w:val="ar_AE" w:bidi="ar_AE"/>
+        </w:rPr>
+      </w:r>
+      <w:r>
+        <w:rPr>
+          <w:lang w:val="ar_AE" w:bidi="ar_AE"/>
+        </w:rPr>
+        <w:t>إذا كان ذلك مفيدًا في لُغتك، يمكنك التعبير عنه بصيغة المبني للمعلوم. التَّرْجَمَة البديلة: "لتكن نفوسكم متواضعة"</w:t>
       </w:r>
     </w:p>
     <w:p>
@@ -56852,97 +60148,75 @@
         <w:rPr>
           <w:lang w:val="ar_AE" w:bidi="ar_AE"/>
         </w:rPr>
-        <w:t>يعقوب 4: 9 (#5)</w:t>
-      </w:r>
-      <w:r>
-        <w:rPr>
-          <w:lang w:val="ar_AE" w:bidi="ar_AE"/>
-        </w:rPr>
-      </w:r>
-    </w:p>
-    <w:p>
-      <w:pPr>
-        <w:bidi/>
-      </w:pPr>
-      <w:r>
-        <w:rPr>
-          <w:lang w:val="ar_AE" w:bidi="ar_AE"/>
-        </w:rPr>
-      </w:r>
-      <w:r>
-        <w:rPr>
-          <w:b/>
-          <w:lang w:val="ar_AE" w:bidi="ar_AE"/>
-        </w:rPr>
-        <w:t>"لِيَتَحَوَّلْ ضَحِكُكُمْ إِلَى نَوْحٍ، وَفَرَحُكُمْ إِلَى غَمٍّ"</w:t>
-      </w:r>
-    </w:p>
-    <w:p>
-      <w:pPr>
-        <w:bidi/>
-      </w:pPr>
-      <w:r>
-        <w:rPr>
-          <w:lang w:val="ar_AE" w:bidi="ar_AE"/>
-        </w:rPr>
-      </w:r>
-      <w:r>
-        <w:rPr>
-          <w:lang w:val="ar_AE" w:bidi="ar_AE"/>
-        </w:rPr>
-        <w:t xml:space="preserve">إذا كان ذلك مفيدًا في لُغتك، يمكنك التعبير عن الأسماء المجردة مثل </w:t>
-      </w:r>
-      <w:r>
-        <w:rPr>
-          <w:b/>
-          <w:lang w:val="ar_AE" w:bidi="ar_AE"/>
-        </w:rPr>
-        <w:t>الضحك</w:t>
-      </w:r>
-      <w:r>
-        <w:rPr>
-          <w:lang w:val="ar_AE" w:bidi="ar_AE"/>
-        </w:rPr>
-        <w:t xml:space="preserve">، </w:t>
-      </w:r>
-      <w:r>
-        <w:rPr>
-          <w:b/>
-          <w:lang w:val="ar_AE" w:bidi="ar_AE"/>
-        </w:rPr>
-        <w:t>النَوح</w:t>
-      </w:r>
-      <w:r>
-        <w:rPr>
-          <w:lang w:val="ar_AE" w:bidi="ar_AE"/>
-        </w:rPr>
-        <w:t xml:space="preserve">، </w:t>
-      </w:r>
-      <w:r>
-        <w:rPr>
-          <w:b/>
-          <w:lang w:val="ar_AE" w:bidi="ar_AE"/>
-        </w:rPr>
-        <w:t>الفرَح</w:t>
-      </w:r>
-      <w:r>
-        <w:rPr>
-          <w:lang w:val="ar_AE" w:bidi="ar_AE"/>
-        </w:rPr>
-        <w:t>، و</w:t>
-      </w:r>
-      <w:r>
-        <w:rPr>
-          <w:b/>
-          <w:lang w:val="ar_AE" w:bidi="ar_AE"/>
-        </w:rPr>
-        <w:t>الغَم</w:t>
-      </w:r>
-      <w:r>
-        <w:rPr>
-          <w:lang w:val="ar_AE" w:bidi="ar_AE"/>
-        </w:rPr>
-        <w:t xml:space="preserve"> مِن خلال توضيح الأفكار الكامنة وراءها بتعابير مكافئة. التَّرْجَمَة البديلة: "توقفوا عن الضحك وكونوا حزانى. توقفوا عن الفرح وكونوا مغمومين"</w:t>
+        <w:t>يعقوب 4: 10 (#3)</w:t>
+      </w:r>
+      <w:r>
+        <w:rPr>
+          <w:lang w:val="ar_AE" w:bidi="ar_AE"/>
+        </w:rPr>
+      </w:r>
+    </w:p>
+    <w:p>
+      <w:pPr>
+        <w:bidi/>
+      </w:pPr>
+      <w:r>
+        <w:rPr>
+          <w:lang w:val="ar_AE" w:bidi="ar_AE"/>
+        </w:rPr>
+      </w:r>
+      <w:r>
+        <w:rPr>
+          <w:b/>
+          <w:lang w:val="ar_AE" w:bidi="ar_AE"/>
+        </w:rPr>
+        <w:t>ἐνώπιον Κυρίου</w:t>
+      </w:r>
+    </w:p>
+    <w:p>
+      <w:pPr>
+        <w:bidi/>
+      </w:pPr>
+      <w:r>
+        <w:rPr>
+          <w:lang w:val="ar_AE" w:bidi="ar_AE"/>
+        </w:rPr>
+      </w:r>
+      <w:r>
+        <w:rPr>
+          <w:b/>
+          <w:lang w:val="ar_AE" w:bidi="ar_AE"/>
+        </w:rPr>
+        <w:t>"قُدَّامَ الرَّبِّ"</w:t>
+      </w:r>
+    </w:p>
+    <w:p>
+      <w:pPr>
+        <w:bidi/>
+      </w:pPr>
+      <w:r>
+        <w:rPr>
+          <w:lang w:val="ar_AE" w:bidi="ar_AE"/>
+        </w:rPr>
+      </w:r>
+      <w:r>
+        <w:rPr>
+          <w:lang w:val="ar_AE" w:bidi="ar_AE"/>
+        </w:rPr>
+        <w:t xml:space="preserve">كلمة </w:t>
+      </w:r>
+      <w:r>
+        <w:rPr>
+          <w:b/>
+          <w:lang w:val="ar_AE" w:bidi="ar_AE"/>
+        </w:rPr>
+        <w:t>قُدَّامَ</w:t>
+      </w:r>
+      <w:r>
+        <w:rPr>
+          <w:lang w:val="ar_AE" w:bidi="ar_AE"/>
+        </w:rPr>
+        <w:t xml:space="preserve"> تعني "أمام" أو "في حضور" شخص آخر. بينما نجد من ناحية أنَّ الله موجود في كل مكان، إلا أن المؤمنين الذين يكتب إليهم يعقوب ليسوا في الحضور المادي المُباشر لله، لذا من المحتمل أنه يقصد هذا التعبير بمعنى مجازي. إنه يشير إلى ما يجب تبنِّيه من موقف تجاه الله. التَّرْجَمَة البديلة: "في موقفكم تجاه الله"</w:t>
       </w:r>
     </w:p>
     <w:p>
@@ -56964,7 +60238,7 @@
         <w:rPr>
           <w:lang w:val="ar_AE" w:bidi="ar_AE"/>
         </w:rPr>
-        <w:t>الأسماء المجردة</w:t>
+        <w:t>الاستعارة</w:t>
       </w:r>
       <w:r>
         <w:rPr>
@@ -56996,45 +60270,62 @@
         <w:rPr>
           <w:lang w:val="ar_AE" w:bidi="ar_AE"/>
         </w:rPr>
-        <w:t>يعقوب 4: 9 (#6)</w:t>
-      </w:r>
-      <w:r>
-        <w:rPr>
-          <w:lang w:val="ar_AE" w:bidi="ar_AE"/>
-        </w:rPr>
-      </w:r>
-    </w:p>
-    <w:p>
-      <w:pPr>
-        <w:bidi/>
-      </w:pPr>
-      <w:r>
-        <w:rPr>
-          <w:lang w:val="ar_AE" w:bidi="ar_AE"/>
-        </w:rPr>
-      </w:r>
-      <w:r>
-        <w:rPr>
-          <w:b/>
-          <w:lang w:val="ar_AE" w:bidi="ar_AE"/>
-        </w:rPr>
-        <w:t>"لِيَتَحَوَّلْ ضَحِكُكُمْ إِلَى نَوْحٍ، وَفَرَحُكُمْ إِلَى غَمٍّ"</w:t>
-      </w:r>
-    </w:p>
-    <w:p>
-      <w:pPr>
-        <w:bidi/>
-      </w:pPr>
-      <w:r>
-        <w:rPr>
-          <w:lang w:val="ar_AE" w:bidi="ar_AE"/>
-        </w:rPr>
-      </w:r>
-      <w:r>
-        <w:rPr>
-          <w:lang w:val="ar_AE" w:bidi="ar_AE"/>
-        </w:rPr>
-        <w:t>تعبِّر هاتان العبارتان عن معانٍ متشابهة. يستخدمهما يعقوب معًا للتأكيد. إذا كان ذلك مفيدًا في لُغتك، يمكنك دمجهما. التَّرْجَمَة البديلة: "توقَّفوا عن اللامبالاة واظهروا حزنًا حقيقيًا"</w:t>
+        <w:t>يعقوب 4: 10 (#4)</w:t>
+      </w:r>
+      <w:r>
+        <w:rPr>
+          <w:lang w:val="ar_AE" w:bidi="ar_AE"/>
+        </w:rPr>
+      </w:r>
+    </w:p>
+    <w:p>
+      <w:pPr>
+        <w:bidi/>
+      </w:pPr>
+      <w:r>
+        <w:rPr>
+          <w:lang w:val="ar_AE" w:bidi="ar_AE"/>
+        </w:rPr>
+      </w:r>
+      <w:r>
+        <w:rPr>
+          <w:b/>
+          <w:lang w:val="ar_AE" w:bidi="ar_AE"/>
+        </w:rPr>
+        <w:t>ὑψώσει ὑμᾶς</w:t>
+      </w:r>
+    </w:p>
+    <w:p>
+      <w:pPr>
+        <w:bidi/>
+      </w:pPr>
+      <w:r>
+        <w:rPr>
+          <w:lang w:val="ar_AE" w:bidi="ar_AE"/>
+        </w:rPr>
+      </w:r>
+      <w:r>
+        <w:rPr>
+          <w:b/>
+          <w:lang w:val="ar_AE" w:bidi="ar_AE"/>
+        </w:rPr>
+        <w:t>"فَيَرْفَعَكُمْ"</w:t>
+      </w:r>
+    </w:p>
+    <w:p>
+      <w:pPr>
+        <w:bidi/>
+      </w:pPr>
+      <w:r>
+        <w:rPr>
+          <w:lang w:val="ar_AE" w:bidi="ar_AE"/>
+        </w:rPr>
+      </w:r>
+      <w:r>
+        <w:rPr>
+          <w:lang w:val="ar_AE" w:bidi="ar_AE"/>
+        </w:rPr>
+        <w:t>يتحدث يعقوب كما لو أن قرَّاءه سيركعون بتواضع أو ينحنون أمام الله لإظهار توبتهم، وكأن الله سيجعلهم يقفون ليظهر قبوله لهم. التَّرْجَمَة البديلة: "سوف يظهر أنه يقبلكم".</w:t>
       </w:r>
     </w:p>
     <w:p>
@@ -57056,7 +60347,7 @@
         <w:rPr>
           <w:lang w:val="ar_AE" w:bidi="ar_AE"/>
         </w:rPr>
-        <w:t>التوازي</w:t>
+        <w:t>الاستعارة</w:t>
       </w:r>
       <w:r>
         <w:rPr>
@@ -57088,67 +60379,62 @@
         <w:rPr>
           <w:lang w:val="ar_AE" w:bidi="ar_AE"/>
         </w:rPr>
-        <w:t>يعقوب 4: 9 (#7)</w:t>
-      </w:r>
-      <w:r>
-        <w:rPr>
-          <w:lang w:val="ar_AE" w:bidi="ar_AE"/>
-        </w:rPr>
-      </w:r>
-    </w:p>
-    <w:p>
-      <w:pPr>
-        <w:bidi/>
-      </w:pPr>
-      <w:r>
-        <w:rPr>
-          <w:lang w:val="ar_AE" w:bidi="ar_AE"/>
-        </w:rPr>
-      </w:r>
-      <w:r>
-        <w:rPr>
-          <w:b/>
-          <w:lang w:val="ar_AE" w:bidi="ar_AE"/>
-        </w:rPr>
-        <w:t>"لِيَتَحَوَّلْ ضَحِكُكُمْ إِلَى نَوْحٍ، وَفَرَحُكُمْ إِلَى غَمٍّ"</w:t>
-      </w:r>
-    </w:p>
-    <w:p>
-      <w:pPr>
-        <w:bidi/>
-      </w:pPr>
-      <w:r>
-        <w:rPr>
-          <w:lang w:val="ar_AE" w:bidi="ar_AE"/>
-        </w:rPr>
-      </w:r>
-      <w:r>
-        <w:rPr>
-          <w:lang w:val="ar_AE" w:bidi="ar_AE"/>
-        </w:rPr>
-        <w:t>إذا كان ذلك مفيدًا لقرَّائك، يمكنك أن تذكر بوضوح لماذا يطلب يعقوب من قرَّائه إظهار هذا الحُزن. التَّرْجَمَة البديلة: "كفُّوا عن اللامبالاة وأظهروا حزنًا حقيقيًا على خطيئتكم"</w:t>
-      </w:r>
-    </w:p>
-    <w:p>
-      <w:pPr>
-        <w:bidi/>
-      </w:pPr>
-      <w:r>
-        <w:rPr>
-          <w:lang w:val="ar_AE" w:bidi="ar_AE"/>
-        </w:rPr>
-      </w:r>
-      <w:r>
-        <w:rPr>
-          <w:lang w:val="ar_AE" w:bidi="ar_AE"/>
-        </w:rPr>
-        <w:t xml:space="preserve">انظر: </w:t>
-      </w:r>
-      <w:r>
-        <w:rPr>
-          <w:lang w:val="ar_AE" w:bidi="ar_AE"/>
-        </w:rPr>
-        <w:t>المعرفة المفترضة والمعلومات الضمنية</w:t>
+        <w:t>يعقوب 4: 11 (#1)</w:t>
+      </w:r>
+      <w:r>
+        <w:rPr>
+          <w:lang w:val="ar_AE" w:bidi="ar_AE"/>
+        </w:rPr>
+      </w:r>
+    </w:p>
+    <w:p>
+      <w:pPr>
+        <w:bidi/>
+      </w:pPr>
+      <w:r>
+        <w:rPr>
+          <w:lang w:val="ar_AE" w:bidi="ar_AE"/>
+        </w:rPr>
+      </w:r>
+      <w:r>
+        <w:rPr>
+          <w:b/>
+          <w:lang w:val="ar_AE" w:bidi="ar_AE"/>
+        </w:rPr>
+        <w:t>μὴ καταλαλεῖτε ἀλλήλων</w:t>
+      </w:r>
+    </w:p>
+    <w:p>
+      <w:pPr>
+        <w:bidi/>
+      </w:pPr>
+      <w:r>
+        <w:rPr>
+          <w:lang w:val="ar_AE" w:bidi="ar_AE"/>
+        </w:rPr>
+      </w:r>
+      <w:r>
+        <w:rPr>
+          <w:b/>
+          <w:lang w:val="ar_AE" w:bidi="ar_AE"/>
+        </w:rPr>
+        <w:t>"لَا يَذُمَّ بَعْضُكُمْ بَعْضًا"</w:t>
+      </w:r>
+    </w:p>
+    <w:p>
+      <w:pPr>
+        <w:bidi/>
+      </w:pPr>
+      <w:r>
+        <w:rPr>
+          <w:lang w:val="ar_AE" w:bidi="ar_AE"/>
+        </w:rPr>
+      </w:r>
+      <w:r>
+        <w:rPr>
+          <w:lang w:val="ar_AE" w:bidi="ar_AE"/>
+        </w:rPr>
+        <w:t>الترجمة البديلة: "لا تتكلموا بالشر ضد بعضكم البعض"</w:t>
       </w:r>
       <w:r>
         <w:rPr>
@@ -57180,527 +60466,29 @@
         <w:rPr>
           <w:lang w:val="ar_AE" w:bidi="ar_AE"/>
         </w:rPr>
-        <w:t>يعقوب 4: 10 (#1)</w:t>
-      </w:r>
-      <w:r>
-        <w:rPr>
-          <w:lang w:val="ar_AE" w:bidi="ar_AE"/>
-        </w:rPr>
-      </w:r>
-    </w:p>
-    <w:p>
-      <w:pPr>
-        <w:bidi/>
-      </w:pPr>
-      <w:r>
-        <w:rPr>
-          <w:lang w:val="ar_AE" w:bidi="ar_AE"/>
-        </w:rPr>
-      </w:r>
-      <w:r>
-        <w:rPr>
-          <w:b/>
-          <w:lang w:val="ar_AE" w:bidi="ar_AE"/>
-        </w:rPr>
-        <w:t>"اتَّضِعُوا قُدَّامَ الرَّبِّ فَيَرْفَعَكُمْ"</w:t>
-      </w:r>
-    </w:p>
-    <w:p>
-      <w:pPr>
-        <w:bidi/>
-      </w:pPr>
-      <w:r>
-        <w:rPr>
-          <w:lang w:val="ar_AE" w:bidi="ar_AE"/>
-        </w:rPr>
-      </w:r>
-      <w:r>
-        <w:rPr>
-          <w:lang w:val="ar_AE" w:bidi="ar_AE"/>
-        </w:rPr>
-        <w:t xml:space="preserve">يستخدم يعقوب الكلمة المترجمة </w:t>
-      </w:r>
-      <w:r>
-        <w:rPr>
-          <w:b/>
-          <w:lang w:val="ar_AE" w:bidi="ar_AE"/>
-        </w:rPr>
-        <w:t>"فَ"</w:t>
-      </w:r>
-      <w:r>
-        <w:rPr>
-          <w:lang w:val="ar_AE" w:bidi="ar_AE"/>
-        </w:rPr>
-        <w:t xml:space="preserve"> لوصف النتيجة. التَّرْجَمَة البديلة: "إذا تواضعتم أمام الرب، سيرفعكم"</w:t>
-      </w:r>
-    </w:p>
-    <w:p>
-      <w:pPr>
-        <w:bidi/>
-      </w:pPr>
-      <w:r>
-        <w:rPr>
-          <w:lang w:val="ar_AE" w:bidi="ar_AE"/>
-        </w:rPr>
-      </w:r>
-      <w:r>
-        <w:rPr>
-          <w:lang w:val="ar_AE" w:bidi="ar_AE"/>
-        </w:rPr>
-        <w:t xml:space="preserve">انظر: </w:t>
-      </w:r>
-      <w:r>
-        <w:rPr>
-          <w:lang w:val="ar_AE" w:bidi="ar_AE"/>
-        </w:rPr>
-        <w:t>الربط — لإظهار عَلاقة السبب والنتيجة</w:t>
-      </w:r>
-      <w:r>
-        <w:rPr>
-          <w:lang w:val="ar_AE" w:bidi="ar_AE"/>
-        </w:rPr>
-      </w:r>
-      <w:r>
-        <w:rPr>
-          <w:lang w:val="ar_AE" w:bidi="ar_AE"/>
-        </w:rPr>
-      </w:r>
-    </w:p>
-    <w:p>
-      <w:pPr>
-        <w:bidi/>
-      </w:pPr>
-      <w:r>
-        <w:rPr>
-          <w:lang w:val="ar_AE" w:bidi="ar_AE"/>
-        </w:rPr>
-      </w:r>
-    </w:p>
-    <w:p>
-      <w:pPr>
-        <w:pStyle w:val="Heading2"/>
-        <w:bidi/>
-      </w:pPr>
-      <w:r>
-        <w:rPr>
-          <w:lang w:val="ar_AE" w:bidi="ar_AE"/>
-        </w:rPr>
-        <w:t>يعقوب 4: 10 (#2)</w:t>
-      </w:r>
-      <w:r>
-        <w:rPr>
-          <w:lang w:val="ar_AE" w:bidi="ar_AE"/>
-        </w:rPr>
-      </w:r>
-    </w:p>
-    <w:p>
-      <w:pPr>
-        <w:bidi/>
-      </w:pPr>
-      <w:r>
-        <w:rPr>
-          <w:lang w:val="ar_AE" w:bidi="ar_AE"/>
-        </w:rPr>
-      </w:r>
-      <w:r>
-        <w:rPr>
-          <w:b/>
-          <w:lang w:val="ar_AE" w:bidi="ar_AE"/>
-        </w:rPr>
-        <w:t>ταπεινώθητε</w:t>
-      </w:r>
-    </w:p>
-    <w:p>
-      <w:pPr>
-        <w:bidi/>
-      </w:pPr>
-      <w:r>
-        <w:rPr>
-          <w:lang w:val="ar_AE" w:bidi="ar_AE"/>
-        </w:rPr>
-      </w:r>
-      <w:r>
-        <w:rPr>
-          <w:b/>
-          <w:lang w:val="ar_AE" w:bidi="ar_AE"/>
-        </w:rPr>
-        <w:t>"اتَّضِعُوا"</w:t>
-      </w:r>
-    </w:p>
-    <w:p>
-      <w:pPr>
-        <w:bidi/>
-      </w:pPr>
-      <w:r>
-        <w:rPr>
-          <w:lang w:val="ar_AE" w:bidi="ar_AE"/>
-        </w:rPr>
-      </w:r>
-      <w:r>
-        <w:rPr>
-          <w:lang w:val="ar_AE" w:bidi="ar_AE"/>
-        </w:rPr>
-        <w:t>إذا كان ذلك مفيدًا في لُغتك، يمكنك التعبير عنه بصيغة المبني للمعلوم. التَّرْجَمَة البديلة: "لتكن نفوسكم متواضعة"</w:t>
-      </w:r>
-    </w:p>
-    <w:p>
-      <w:pPr>
-        <w:bidi/>
-      </w:pPr>
-      <w:r>
-        <w:rPr>
-          <w:lang w:val="ar_AE" w:bidi="ar_AE"/>
-        </w:rPr>
-      </w:r>
-      <w:r>
-        <w:rPr>
-          <w:lang w:val="ar_AE" w:bidi="ar_AE"/>
-        </w:rPr>
-        <w:t xml:space="preserve">انظر: </w:t>
-      </w:r>
-      <w:r>
-        <w:rPr>
-          <w:lang w:val="ar_AE" w:bidi="ar_AE"/>
-        </w:rPr>
-        <w:t>المبني للمعلوم أو المبني للمجهول</w:t>
-      </w:r>
-      <w:r>
-        <w:rPr>
-          <w:lang w:val="ar_AE" w:bidi="ar_AE"/>
-        </w:rPr>
-      </w:r>
-      <w:r>
-        <w:rPr>
-          <w:lang w:val="ar_AE" w:bidi="ar_AE"/>
-        </w:rPr>
-      </w:r>
-    </w:p>
-    <w:p>
-      <w:pPr>
-        <w:bidi/>
-      </w:pPr>
-      <w:r>
-        <w:rPr>
-          <w:lang w:val="ar_AE" w:bidi="ar_AE"/>
-        </w:rPr>
-      </w:r>
-    </w:p>
-    <w:p>
-      <w:pPr>
-        <w:pStyle w:val="Heading2"/>
-        <w:bidi/>
-      </w:pPr>
-      <w:r>
-        <w:rPr>
-          <w:lang w:val="ar_AE" w:bidi="ar_AE"/>
-        </w:rPr>
-        <w:t>يعقوب 4: 10 (#3)</w:t>
-      </w:r>
-      <w:r>
-        <w:rPr>
-          <w:lang w:val="ar_AE" w:bidi="ar_AE"/>
-        </w:rPr>
-      </w:r>
-    </w:p>
-    <w:p>
-      <w:pPr>
-        <w:bidi/>
-      </w:pPr>
-      <w:r>
-        <w:rPr>
-          <w:lang w:val="ar_AE" w:bidi="ar_AE"/>
-        </w:rPr>
-      </w:r>
-      <w:r>
-        <w:rPr>
-          <w:b/>
-          <w:lang w:val="ar_AE" w:bidi="ar_AE"/>
-        </w:rPr>
-        <w:t>ἐνώπιον Κυρίου</w:t>
-      </w:r>
-    </w:p>
-    <w:p>
-      <w:pPr>
-        <w:bidi/>
-      </w:pPr>
-      <w:r>
-        <w:rPr>
-          <w:lang w:val="ar_AE" w:bidi="ar_AE"/>
-        </w:rPr>
-      </w:r>
-      <w:r>
-        <w:rPr>
-          <w:b/>
-          <w:lang w:val="ar_AE" w:bidi="ar_AE"/>
-        </w:rPr>
-        <w:t>"قُدَّامَ الرَّبِّ"</w:t>
-      </w:r>
-    </w:p>
-    <w:p>
-      <w:pPr>
-        <w:bidi/>
-      </w:pPr>
-      <w:r>
-        <w:rPr>
-          <w:lang w:val="ar_AE" w:bidi="ar_AE"/>
-        </w:rPr>
-      </w:r>
-      <w:r>
-        <w:rPr>
-          <w:lang w:val="ar_AE" w:bidi="ar_AE"/>
-        </w:rPr>
-        <w:t xml:space="preserve">كلمة </w:t>
-      </w:r>
-      <w:r>
-        <w:rPr>
-          <w:b/>
-          <w:lang w:val="ar_AE" w:bidi="ar_AE"/>
-        </w:rPr>
-        <w:t>قُدَّامَ</w:t>
-      </w:r>
-      <w:r>
-        <w:rPr>
-          <w:lang w:val="ar_AE" w:bidi="ar_AE"/>
-        </w:rPr>
-        <w:t xml:space="preserve"> تعني "أمام" أو "في حضور" شخص آخر. بينما نجد من ناحية أنَّ الله موجود في كل مكان، إلا أن المؤمنين الذين يكتب إليهم يعقوب ليسوا في الحضور المادي المُباشر لله، لذا من المحتمل أنه يقصد هذا التعبير بمعنى مجازي. إنه يشير إلى ما يجب تبنِّيه من موقف تجاه الله. التَّرْجَمَة البديلة: "في موقفكم تجاه الله"</w:t>
-      </w:r>
-    </w:p>
-    <w:p>
-      <w:pPr>
-        <w:bidi/>
-      </w:pPr>
-      <w:r>
-        <w:rPr>
-          <w:lang w:val="ar_AE" w:bidi="ar_AE"/>
-        </w:rPr>
-      </w:r>
-      <w:r>
-        <w:rPr>
-          <w:lang w:val="ar_AE" w:bidi="ar_AE"/>
-        </w:rPr>
-        <w:t xml:space="preserve">انظر: </w:t>
-      </w:r>
-      <w:r>
-        <w:rPr>
-          <w:lang w:val="ar_AE" w:bidi="ar_AE"/>
-        </w:rPr>
-        <w:t>الاستعارة</w:t>
-      </w:r>
-      <w:r>
-        <w:rPr>
-          <w:lang w:val="ar_AE" w:bidi="ar_AE"/>
-        </w:rPr>
-      </w:r>
-      <w:r>
-        <w:rPr>
-          <w:lang w:val="ar_AE" w:bidi="ar_AE"/>
-        </w:rPr>
-      </w:r>
-    </w:p>
-    <w:p>
-      <w:pPr>
-        <w:bidi/>
-      </w:pPr>
-      <w:r>
-        <w:rPr>
-          <w:lang w:val="ar_AE" w:bidi="ar_AE"/>
-        </w:rPr>
-      </w:r>
-    </w:p>
-    <w:p>
-      <w:pPr>
-        <w:pStyle w:val="Heading2"/>
-        <w:bidi/>
-      </w:pPr>
-      <w:r>
-        <w:rPr>
-          <w:lang w:val="ar_AE" w:bidi="ar_AE"/>
-        </w:rPr>
-        <w:t>يعقوب 4: 10 (#4)</w:t>
-      </w:r>
-      <w:r>
-        <w:rPr>
-          <w:lang w:val="ar_AE" w:bidi="ar_AE"/>
-        </w:rPr>
-      </w:r>
-    </w:p>
-    <w:p>
-      <w:pPr>
-        <w:bidi/>
-      </w:pPr>
-      <w:r>
-        <w:rPr>
-          <w:lang w:val="ar_AE" w:bidi="ar_AE"/>
-        </w:rPr>
-      </w:r>
-      <w:r>
-        <w:rPr>
-          <w:b/>
-          <w:lang w:val="ar_AE" w:bidi="ar_AE"/>
-        </w:rPr>
-        <w:t>ὑψώσει ὑμᾶς</w:t>
-      </w:r>
-    </w:p>
-    <w:p>
-      <w:pPr>
-        <w:bidi/>
-      </w:pPr>
-      <w:r>
-        <w:rPr>
-          <w:lang w:val="ar_AE" w:bidi="ar_AE"/>
-        </w:rPr>
-      </w:r>
-      <w:r>
-        <w:rPr>
-          <w:b/>
-          <w:lang w:val="ar_AE" w:bidi="ar_AE"/>
-        </w:rPr>
-        <w:t>"فَيَرْفَعَكُمْ"</w:t>
-      </w:r>
-    </w:p>
-    <w:p>
-      <w:pPr>
-        <w:bidi/>
-      </w:pPr>
-      <w:r>
-        <w:rPr>
-          <w:lang w:val="ar_AE" w:bidi="ar_AE"/>
-        </w:rPr>
-      </w:r>
-      <w:r>
-        <w:rPr>
-          <w:lang w:val="ar_AE" w:bidi="ar_AE"/>
-        </w:rPr>
-        <w:t>يتحدث يعقوب كما لو أن قرَّاءه سيركعون بتواضع أو ينحنون أمام الله لإظهار توبتهم، وكأن الله سيجعلهم يقفون ليظهر قبوله لهم. التَّرْجَمَة البديلة: "سوف يظهر أنه يقبلكم".</w:t>
-      </w:r>
-    </w:p>
-    <w:p>
-      <w:pPr>
-        <w:bidi/>
-      </w:pPr>
-      <w:r>
-        <w:rPr>
-          <w:lang w:val="ar_AE" w:bidi="ar_AE"/>
-        </w:rPr>
-      </w:r>
-      <w:r>
-        <w:rPr>
-          <w:lang w:val="ar_AE" w:bidi="ar_AE"/>
-        </w:rPr>
-        <w:t xml:space="preserve">انظر: </w:t>
-      </w:r>
-      <w:r>
-        <w:rPr>
-          <w:lang w:val="ar_AE" w:bidi="ar_AE"/>
-        </w:rPr>
-        <w:t>الاستعارة</w:t>
-      </w:r>
-      <w:r>
-        <w:rPr>
-          <w:lang w:val="ar_AE" w:bidi="ar_AE"/>
-        </w:rPr>
-      </w:r>
-      <w:r>
-        <w:rPr>
-          <w:lang w:val="ar_AE" w:bidi="ar_AE"/>
-        </w:rPr>
-      </w:r>
-    </w:p>
-    <w:p>
-      <w:pPr>
-        <w:bidi/>
-      </w:pPr>
-      <w:r>
-        <w:rPr>
-          <w:lang w:val="ar_AE" w:bidi="ar_AE"/>
-        </w:rPr>
-      </w:r>
-    </w:p>
-    <w:p>
-      <w:pPr>
-        <w:pStyle w:val="Heading2"/>
-        <w:bidi/>
-      </w:pPr>
-      <w:r>
-        <w:rPr>
-          <w:lang w:val="ar_AE" w:bidi="ar_AE"/>
-        </w:rPr>
-        <w:t>يعقوب 4: 11 (#1)</w:t>
-      </w:r>
-      <w:r>
-        <w:rPr>
-          <w:lang w:val="ar_AE" w:bidi="ar_AE"/>
-        </w:rPr>
-      </w:r>
-    </w:p>
-    <w:p>
-      <w:pPr>
-        <w:bidi/>
-      </w:pPr>
-      <w:r>
-        <w:rPr>
-          <w:lang w:val="ar_AE" w:bidi="ar_AE"/>
-        </w:rPr>
-      </w:r>
-      <w:r>
-        <w:rPr>
-          <w:b/>
-          <w:lang w:val="ar_AE" w:bidi="ar_AE"/>
-        </w:rPr>
-        <w:t>"لَا يَذُمَّ بَعْضُكُمْ بَعْضًا"</w:t>
-      </w:r>
-    </w:p>
-    <w:p>
-      <w:pPr>
-        <w:bidi/>
-      </w:pPr>
-      <w:r>
-        <w:rPr>
-          <w:lang w:val="ar_AE" w:bidi="ar_AE"/>
-        </w:rPr>
-      </w:r>
-      <w:r>
-        <w:rPr>
-          <w:lang w:val="ar_AE" w:bidi="ar_AE"/>
-        </w:rPr>
-        <w:t>الترجمة البديلة: "لا تتكلموا بالشر ضد بعضكم البعض"</w:t>
-      </w:r>
-      <w:r>
-        <w:rPr>
-          <w:lang w:val="ar_AE" w:bidi="ar_AE"/>
-        </w:rPr>
-      </w:r>
-      <w:r>
-        <w:rPr>
-          <w:lang w:val="ar_AE" w:bidi="ar_AE"/>
-        </w:rPr>
-      </w:r>
-    </w:p>
-    <w:p>
-      <w:pPr>
-        <w:bidi/>
-      </w:pPr>
-      <w:r>
-        <w:rPr>
-          <w:lang w:val="ar_AE" w:bidi="ar_AE"/>
-        </w:rPr>
-      </w:r>
-    </w:p>
-    <w:p>
-      <w:pPr>
-        <w:pStyle w:val="Heading2"/>
-        <w:bidi/>
-      </w:pPr>
-      <w:r>
-        <w:rPr>
-          <w:lang w:val="ar_AE" w:bidi="ar_AE"/>
-        </w:rPr>
         <w:t>يعقوب 4: 11 (#2)</w:t>
       </w:r>
       <w:r>
         <w:rPr>
           <w:lang w:val="ar_AE" w:bidi="ar_AE"/>
         </w:rPr>
+      </w:r>
+    </w:p>
+    <w:p>
+      <w:pPr>
+        <w:bidi/>
+      </w:pPr>
+      <w:r>
+        <w:rPr>
+          <w:lang w:val="ar_AE" w:bidi="ar_AE"/>
+        </w:rPr>
+      </w:r>
+      <w:r>
+        <w:rPr>
+          <w:b/>
+          <w:lang w:val="ar_AE" w:bidi="ar_AE"/>
+        </w:rPr>
+        <w:t>ἀδελφοί &amp; ἀδελφοῦ &amp; τὸν ἀδελφὸν αὐτοῦ</w:t>
       </w:r>
     </w:p>
     <w:p>
@@ -58074,6 +60862,23 @@
           <w:b/>
           <w:lang w:val="ar_AE" w:bidi="ar_AE"/>
         </w:rPr>
+        <w:t>εἰ &amp; νόμον κρίνεις, οὐκ εἶ ποιητὴς νόμου</w:t>
+      </w:r>
+    </w:p>
+    <w:p>
+      <w:pPr>
+        <w:bidi/>
+      </w:pPr>
+      <w:r>
+        <w:rPr>
+          <w:lang w:val="ar_AE" w:bidi="ar_AE"/>
+        </w:rPr>
+      </w:r>
+      <w:r>
+        <w:rPr>
+          <w:b/>
+          <w:lang w:val="ar_AE" w:bidi="ar_AE"/>
+        </w:rPr>
         <w:t>"وَإِنْ كُنْتَ تَدِينُ النَّامُوسَ، فَلَسْتَ عَامِلًا بِالنَّامُوسِ"</w:t>
       </w:r>
     </w:p>
@@ -58397,6 +61202,23 @@
           <w:b/>
           <w:lang w:val="ar_AE" w:bidi="ar_AE"/>
         </w:rPr>
+        <w:t>εἷς ἐστιν νομοθέτης καὶ κριτής</w:t>
+      </w:r>
+    </w:p>
+    <w:p>
+      <w:pPr>
+        <w:bidi/>
+      </w:pPr>
+      <w:r>
+        <w:rPr>
+          <w:lang w:val="ar_AE" w:bidi="ar_AE"/>
+        </w:rPr>
+      </w:r>
+      <w:r>
+        <w:rPr>
+          <w:b/>
+          <w:lang w:val="ar_AE" w:bidi="ar_AE"/>
+        </w:rPr>
         <w:t>"وَاحِدٌ هُوَ وَاضِعُ ٱلنَّامُوسِ"</w:t>
       </w:r>
     </w:p>
@@ -58467,6 +61289,23 @@
           <w:b/>
           <w:lang w:val="ar_AE" w:bidi="ar_AE"/>
         </w:rPr>
+        <w:t>ὁ δυνάμενος σῶσαι καὶ ἀπολέσαι</w:t>
+      </w:r>
+    </w:p>
+    <w:p>
+      <w:pPr>
+        <w:bidi/>
+      </w:pPr>
+      <w:r>
+        <w:rPr>
+          <w:lang w:val="ar_AE" w:bidi="ar_AE"/>
+        </w:rPr>
+      </w:r>
+      <w:r>
+        <w:rPr>
+          <w:b/>
+          <w:lang w:val="ar_AE" w:bidi="ar_AE"/>
+        </w:rPr>
         <w:t>"الْقَادِرُ أَنْ يُخَلِّصَ وَيُهْلِكَ"</w:t>
       </w:r>
     </w:p>
@@ -58572,6 +61411,23 @@
           <w:b/>
           <w:lang w:val="ar_AE" w:bidi="ar_AE"/>
         </w:rPr>
+        <w:t>σὺ δὲ τίς εἶ, ὁ κρίνων τὸν πλησίον</w:t>
+      </w:r>
+    </w:p>
+    <w:p>
+      <w:pPr>
+        <w:bidi/>
+      </w:pPr>
+      <w:r>
+        <w:rPr>
+          <w:lang w:val="ar_AE" w:bidi="ar_AE"/>
+        </w:rPr>
+      </w:r>
+      <w:r>
+        <w:rPr>
+          <w:b/>
+          <w:lang w:val="ar_AE" w:bidi="ar_AE"/>
+        </w:rPr>
         <w:t>"فَمَنْ أَنْتَ يَا مَنْ تَدِينُ غَيْرَكَ؟"</w:t>
       </w:r>
     </w:p>
@@ -58892,6 +61748,23 @@
         <w:rPr>
           <w:lang w:val="ar_AE" w:bidi="ar_AE"/>
         </w:rPr>
+      </w:r>
+    </w:p>
+    <w:p>
+      <w:pPr>
+        <w:bidi/>
+      </w:pPr>
+      <w:r>
+        <w:rPr>
+          <w:lang w:val="ar_AE" w:bidi="ar_AE"/>
+        </w:rPr>
+      </w:r>
+      <w:r>
+        <w:rPr>
+          <w:b/>
+          <w:lang w:val="ar_AE" w:bidi="ar_AE"/>
+        </w:rPr>
+        <w:t>τὸν πλησίον</w:t>
       </w:r>
     </w:p>
     <w:p>
@@ -59009,6 +61882,23 @@
           <w:b/>
           <w:lang w:val="ar_AE" w:bidi="ar_AE"/>
         </w:rPr>
+        <w:t>ἄγε νῦν</w:t>
+      </w:r>
+    </w:p>
+    <w:p>
+      <w:pPr>
+        <w:bidi/>
+      </w:pPr>
+      <w:r>
+        <w:rPr>
+          <w:lang w:val="ar_AE" w:bidi="ar_AE"/>
+        </w:rPr>
+      </w:r>
+      <w:r>
+        <w:rPr>
+          <w:b/>
+          <w:lang w:val="ar_AE" w:bidi="ar_AE"/>
+        </w:rPr>
         <w:t>"هَلُمَّ ٱلْآنَ"</w:t>
       </w:r>
     </w:p>
@@ -59101,6 +61991,23 @@
           <w:b/>
           <w:lang w:val="ar_AE" w:bidi="ar_AE"/>
         </w:rPr>
+        <w:t>οἱ λέγοντες</w:t>
+      </w:r>
+    </w:p>
+    <w:p>
+      <w:pPr>
+        <w:bidi/>
+      </w:pPr>
+      <w:r>
+        <w:rPr>
+          <w:lang w:val="ar_AE" w:bidi="ar_AE"/>
+        </w:rPr>
+      </w:r>
+      <w:r>
+        <w:rPr>
+          <w:b/>
+          <w:lang w:val="ar_AE" w:bidi="ar_AE"/>
+        </w:rPr>
         <w:t>"أَيُّهَا الْقَائِلُونَ"</w:t>
       </w:r>
     </w:p>
@@ -59171,6 +62078,23 @@
           <w:b/>
           <w:lang w:val="ar_AE" w:bidi="ar_AE"/>
         </w:rPr>
+        <w:t>πορευσόμεθα</w:t>
+      </w:r>
+    </w:p>
+    <w:p>
+      <w:pPr>
+        <w:bidi/>
+      </w:pPr>
+      <w:r>
+        <w:rPr>
+          <w:lang w:val="ar_AE" w:bidi="ar_AE"/>
+        </w:rPr>
+      </w:r>
+      <w:r>
+        <w:rPr>
+          <w:b/>
+          <w:lang w:val="ar_AE" w:bidi="ar_AE"/>
+        </w:rPr>
         <w:t>"نَذْهَبُ"</w:t>
       </w:r>
     </w:p>
@@ -59385,6 +62309,23 @@
           <w:b/>
           <w:lang w:val="ar_AE" w:bidi="ar_AE"/>
         </w:rPr>
+        <w:t>ποιήσομεν ἐκεῖ ἐνιαυτὸν</w:t>
+      </w:r>
+    </w:p>
+    <w:p>
+      <w:pPr>
+        <w:bidi/>
+      </w:pPr>
+      <w:r>
+        <w:rPr>
+          <w:lang w:val="ar_AE" w:bidi="ar_AE"/>
+        </w:rPr>
+      </w:r>
+      <w:r>
+        <w:rPr>
+          <w:b/>
+          <w:lang w:val="ar_AE" w:bidi="ar_AE"/>
+        </w:rPr>
         <w:t>"نَصْرِفُ سَنَةً وَاحِدَةً"</w:t>
       </w:r>
     </w:p>
@@ -59477,6 +62418,23 @@
           <w:b/>
           <w:lang w:val="ar_AE" w:bidi="ar_AE"/>
         </w:rPr>
+        <w:t>κερδήσομεν</w:t>
+      </w:r>
+    </w:p>
+    <w:p>
+      <w:pPr>
+        <w:bidi/>
+      </w:pPr>
+      <w:r>
+        <w:rPr>
+          <w:lang w:val="ar_AE" w:bidi="ar_AE"/>
+        </w:rPr>
+      </w:r>
+      <w:r>
+        <w:rPr>
+          <w:b/>
+          <w:lang w:val="ar_AE" w:bidi="ar_AE"/>
+        </w:rPr>
         <w:t>"</w:t>
       </w:r>
       <w:r>
@@ -59561,6 +62519,23 @@
           <w:b/>
           <w:lang w:val="ar_AE" w:bidi="ar_AE"/>
         </w:rPr>
+        <w:t>οἵτινες οὐκ ἐπίστασθε τὸ τῆς αὔριον, ποία ἡ ζωὴ ὑμῶν</w:t>
+      </w:r>
+    </w:p>
+    <w:p>
+      <w:pPr>
+        <w:bidi/>
+      </w:pPr>
+      <w:r>
+        <w:rPr>
+          <w:lang w:val="ar_AE" w:bidi="ar_AE"/>
+        </w:rPr>
+      </w:r>
+      <w:r>
+        <w:rPr>
+          <w:b/>
+          <w:lang w:val="ar_AE" w:bidi="ar_AE"/>
+        </w:rPr>
         <w:t>"أَنْتُمُ الَّذِينَ لاَ تَعْرِفُونَ أَمْرَ الْغَدِ! لأَنَّهُ مَا هِيَ حَيَاتُكُمْ؟"</w:t>
       </w:r>
     </w:p>
@@ -59653,6 +62628,23 @@
           <w:b/>
           <w:lang w:val="ar_AE" w:bidi="ar_AE"/>
         </w:rPr>
+        <w:t>ἀτμὶς γάρ ἐστε, ἡ πρὸς ὀλίγον φαινομένη, ἔπειτα καὶ ἀφανιζομένη</w:t>
+      </w:r>
+    </w:p>
+    <w:p>
+      <w:pPr>
+        <w:bidi/>
+      </w:pPr>
+      <w:r>
+        <w:rPr>
+          <w:lang w:val="ar_AE" w:bidi="ar_AE"/>
+        </w:rPr>
+      </w:r>
+      <w:r>
+        <w:rPr>
+          <w:b/>
+          <w:lang w:val="ar_AE" w:bidi="ar_AE"/>
+        </w:rPr>
         <w:t>"إِنَّهَا بُخَارٌ، يَظْهَرُ قَلِيلًا ثُمَّ يَضْمَحِلُّ"</w:t>
       </w:r>
     </w:p>
@@ -59871,6 +62863,23 @@
           <w:b/>
           <w:lang w:val="ar_AE" w:bidi="ar_AE"/>
         </w:rPr>
+        <w:t>καὶ ζήσομεν καὶ ποιήσομεν</w:t>
+      </w:r>
+    </w:p>
+    <w:p>
+      <w:pPr>
+        <w:bidi/>
+      </w:pPr>
+      <w:r>
+        <w:rPr>
+          <w:lang w:val="ar_AE" w:bidi="ar_AE"/>
+        </w:rPr>
+      </w:r>
+      <w:r>
+        <w:rPr>
+          <w:b/>
+          <w:lang w:val="ar_AE" w:bidi="ar_AE"/>
+        </w:rPr>
         <w:t>"إِنْ شَاءَ الرَّبُّ وَعِشْنَا نَفْعَلُ"</w:t>
       </w:r>
     </w:p>
@@ -60085,6 +63094,23 @@
           <w:b/>
           <w:lang w:val="ar_AE" w:bidi="ar_AE"/>
         </w:rPr>
+        <w:t>καυχᾶσθε ἐν ταῖς ἀλαζονίαις ὑμῶν. πᾶσα καύχησις τοιαύτη πονηρά ἐστιν</w:t>
+      </w:r>
+    </w:p>
+    <w:p>
+      <w:pPr>
+        <w:bidi/>
+      </w:pPr>
+      <w:r>
+        <w:rPr>
+          <w:lang w:val="ar_AE" w:bidi="ar_AE"/>
+        </w:rPr>
+      </w:r>
+      <w:r>
+        <w:rPr>
+          <w:b/>
+          <w:lang w:val="ar_AE" w:bidi="ar_AE"/>
+        </w:rPr>
         <w:t>""</w:t>
       </w:r>
     </w:p>
@@ -60187,6 +63213,23 @@
         <w:rPr>
           <w:lang w:val="ar_AE" w:bidi="ar_AE"/>
         </w:rPr>
+      </w:r>
+    </w:p>
+    <w:p>
+      <w:pPr>
+        <w:bidi/>
+      </w:pPr>
+      <w:r>
+        <w:rPr>
+          <w:lang w:val="ar_AE" w:bidi="ar_AE"/>
+        </w:rPr>
+      </w:r>
+      <w:r>
+        <w:rPr>
+          <w:b/>
+          <w:lang w:val="ar_AE" w:bidi="ar_AE"/>
+        </w:rPr>
+        <w:t>εἰδότι οὖν καλὸν ποιεῖν, καὶ μὴ ποιοῦντι, ἁμαρτία αὐτῷ ἐστιν</w:t>
       </w:r>
     </w:p>
     <w:p>
@@ -61191,6 +64234,23 @@
           <w:b/>
           <w:lang w:val="ar_AE" w:bidi="ar_AE"/>
         </w:rPr>
+        <w:t>ὁ πλοῦτος ὑμῶν σέσηπεν, καὶ τὰ ἱμάτια ὑμῶν σητόβρωτα γέγονεν</w:t>
+      </w:r>
+    </w:p>
+    <w:p>
+      <w:pPr>
+        <w:bidi/>
+      </w:pPr>
+      <w:r>
+        <w:rPr>
+          <w:lang w:val="ar_AE" w:bidi="ar_AE"/>
+        </w:rPr>
+      </w:r>
+      <w:r>
+        <w:rPr>
+          <w:b/>
+          <w:lang w:val="ar_AE" w:bidi="ar_AE"/>
+        </w:rPr>
         <w:t>"غِنَاكُمْ قَدْ تَهَرَّأَ، وَثِيَابُكُمْ قَدْ أَكَلَهَا الْعُثُّ"</w:t>
       </w:r>
     </w:p>
@@ -61418,6 +64478,23 @@
           <w:b/>
           <w:lang w:val="ar_AE" w:bidi="ar_AE"/>
         </w:rPr>
+        <w:t>ὁ πλοῦτος ὑμῶν σέσηπεν, καὶ τὰ ἱμάτια ὑμῶν σητόβρωτα γέγονεν</w:t>
+      </w:r>
+    </w:p>
+    <w:p>
+      <w:pPr>
+        <w:bidi/>
+      </w:pPr>
+      <w:r>
+        <w:rPr>
+          <w:lang w:val="ar_AE" w:bidi="ar_AE"/>
+        </w:rPr>
+      </w:r>
+      <w:r>
+        <w:rPr>
+          <w:b/>
+          <w:lang w:val="ar_AE" w:bidi="ar_AE"/>
+        </w:rPr>
         <w:t>"غِنَاكُمْ قَدْ تَهَرَّأَ، وَثِيَابُكُمْ قَدْ أَكَلَهَا الْعُثُّ"</w:t>
       </w:r>
     </w:p>
@@ -61523,6 +64600,23 @@
           <w:b/>
           <w:lang w:val="ar_AE" w:bidi="ar_AE"/>
         </w:rPr>
+        <w:t>ὁ πλοῦτος ὑμῶν σέσηπεν, καὶ τὰ ἱμάτια ὑμῶν σητόβρωτα γέγονεν</w:t>
+      </w:r>
+    </w:p>
+    <w:p>
+      <w:pPr>
+        <w:bidi/>
+      </w:pPr>
+      <w:r>
+        <w:rPr>
+          <w:lang w:val="ar_AE" w:bidi="ar_AE"/>
+        </w:rPr>
+      </w:r>
+      <w:r>
+        <w:rPr>
+          <w:b/>
+          <w:lang w:val="ar_AE" w:bidi="ar_AE"/>
+        </w:rPr>
         <w:t>"غِنَاكُمْ قَدْ تَهَرَّأَ، وَثِيَابُكُمْ قَدْ أَكَلَهَا الْعُثُّ"</w:t>
       </w:r>
     </w:p>
@@ -61737,6 +64831,23 @@
           <w:b/>
           <w:lang w:val="ar_AE" w:bidi="ar_AE"/>
         </w:rPr>
+        <w:t>ὁ χρυσὸς ὑμῶν καὶ ὁ ἄργυρος κατίωται</w:t>
+      </w:r>
+    </w:p>
+    <w:p>
+      <w:pPr>
+        <w:bidi/>
+      </w:pPr>
+      <w:r>
+        <w:rPr>
+          <w:lang w:val="ar_AE" w:bidi="ar_AE"/>
+        </w:rPr>
+      </w:r>
+      <w:r>
+        <w:rPr>
+          <w:b/>
+          <w:lang w:val="ar_AE" w:bidi="ar_AE"/>
+        </w:rPr>
         <w:t>"ذَهَبُكُمْ وَفِضَّتُكُمْ قَدْ صَدِئَا"</w:t>
       </w:r>
     </w:p>
@@ -61935,6 +65046,23 @@
         <w:rPr>
           <w:lang w:val="ar_AE" w:bidi="ar_AE"/>
         </w:rPr>
+      </w:r>
+    </w:p>
+    <w:p>
+      <w:pPr>
+        <w:bidi/>
+      </w:pPr>
+      <w:r>
+        <w:rPr>
+          <w:lang w:val="ar_AE" w:bidi="ar_AE"/>
+        </w:rPr>
+      </w:r>
+      <w:r>
+        <w:rPr>
+          <w:b/>
+          <w:lang w:val="ar_AE" w:bidi="ar_AE"/>
+        </w:rPr>
+        <w:t>ὁ χρυσὸς ὑμῶν καὶ ὁ ἄργυρος κατίωται</w:t>
       </w:r>
     </w:p>
     <w:p>
@@ -62161,6 +65289,23 @@
           <w:b/>
           <w:lang w:val="ar_AE" w:bidi="ar_AE"/>
         </w:rPr>
+        <w:t>ὁ ἰὸς αὐτῶν εἰς μαρτύριον ὑμῖν ἔσται</w:t>
+      </w:r>
+    </w:p>
+    <w:p>
+      <w:pPr>
+        <w:bidi/>
+      </w:pPr>
+      <w:r>
+        <w:rPr>
+          <w:lang w:val="ar_AE" w:bidi="ar_AE"/>
+        </w:rPr>
+      </w:r>
+      <w:r>
+        <w:rPr>
+          <w:b/>
+          <w:lang w:val="ar_AE" w:bidi="ar_AE"/>
+        </w:rPr>
         <w:t>"وَصَدَأُهُمَا يَكُونُ شَهَادَةً عَلَيْكُمْ"</w:t>
       </w:r>
     </w:p>
@@ -62388,6 +65533,23 @@
           <w:b/>
           <w:lang w:val="ar_AE" w:bidi="ar_AE"/>
         </w:rPr>
+        <w:t>φάγεται τὰς σάρκας ὑμῶν ὡς πῦρ</w:t>
+      </w:r>
+    </w:p>
+    <w:p>
+      <w:pPr>
+        <w:bidi/>
+      </w:pPr>
+      <w:r>
+        <w:rPr>
+          <w:lang w:val="ar_AE" w:bidi="ar_AE"/>
+        </w:rPr>
+      </w:r>
+      <w:r>
+        <w:rPr>
+          <w:b/>
+          <w:lang w:val="ar_AE" w:bidi="ar_AE"/>
+        </w:rPr>
         <w:t>"وَيَأْكُلُ لُحُومَكُمْ كَنَارٍ!"</w:t>
       </w:r>
     </w:p>
@@ -62477,6 +65639,23 @@
         <w:rPr>
           <w:lang w:val="ar_AE" w:bidi="ar_AE"/>
         </w:rPr>
+      </w:r>
+    </w:p>
+    <w:p>
+      <w:pPr>
+        <w:bidi/>
+      </w:pPr>
+      <w:r>
+        <w:rPr>
+          <w:lang w:val="ar_AE" w:bidi="ar_AE"/>
+        </w:rPr>
+      </w:r>
+      <w:r>
+        <w:rPr>
+          <w:b/>
+          <w:lang w:val="ar_AE" w:bidi="ar_AE"/>
+        </w:rPr>
+        <w:t>φάγεται τὰς σάρκας ὑμῶν ὡς πῦρ</w:t>
       </w:r>
     </w:p>
     <w:p>
@@ -63040,6 +66219,23 @@
           <w:b/>
           <w:lang w:val="ar_AE" w:bidi="ar_AE"/>
         </w:rPr>
+        <w:t>ἐσχάταις ἡμέραις</w:t>
+      </w:r>
+    </w:p>
+    <w:p>
+      <w:pPr>
+        <w:bidi/>
+      </w:pPr>
+      <w:r>
+        <w:rPr>
+          <w:lang w:val="ar_AE" w:bidi="ar_AE"/>
+        </w:rPr>
+      </w:r>
+      <w:r>
+        <w:rPr>
+          <w:b/>
+          <w:lang w:val="ar_AE" w:bidi="ar_AE"/>
+        </w:rPr>
         <w:t>"الأيام الأخيرة"</w:t>
       </w:r>
     </w:p>
@@ -63254,6 +66450,23 @@
           <w:b/>
           <w:lang w:val="ar_AE" w:bidi="ar_AE"/>
         </w:rPr>
+        <w:t>ὁ μισθὸς τῶν ἐργατῶν, τῶν ἀμησάντων τὰς χώρας ὑμῶν, ὁ ἀφυστερημένος ἀφ’ ὑμῶν, κράζει</w:t>
+      </w:r>
+    </w:p>
+    <w:p>
+      <w:pPr>
+        <w:bidi/>
+      </w:pPr>
+      <w:r>
+        <w:rPr>
+          <w:lang w:val="ar_AE" w:bidi="ar_AE"/>
+        </w:rPr>
+      </w:r>
+      <w:r>
+        <w:rPr>
+          <w:b/>
+          <w:lang w:val="ar_AE" w:bidi="ar_AE"/>
+        </w:rPr>
         <w:t>"</w:t>
       </w:r>
       <w:r>
@@ -63527,6 +66740,23 @@
           <w:b/>
           <w:lang w:val="ar_AE" w:bidi="ar_AE"/>
         </w:rPr>
+        <w:t>αἱ βοαὶ τῶν θερισάντων, εἰς τὰ ὦτα Κυρίου Σαβαὼθ εἰσελήλυθαν</w:t>
+      </w:r>
+    </w:p>
+    <w:p>
+      <w:pPr>
+        <w:bidi/>
+      </w:pPr>
+      <w:r>
+        <w:rPr>
+          <w:lang w:val="ar_AE" w:bidi="ar_AE"/>
+        </w:rPr>
+      </w:r>
+      <w:r>
+        <w:rPr>
+          <w:b/>
+          <w:lang w:val="ar_AE" w:bidi="ar_AE"/>
+        </w:rPr>
         <w:t>"وَصِيَاحُ الْحَصَّادِينَ قَدْ دَخَلَ إِلَى أُذْنَيْ رَبِّ الْجُنُودِ"</w:t>
       </w:r>
     </w:p>
@@ -63863,6 +67093,23 @@
           <w:b/>
           <w:lang w:val="ar_AE" w:bidi="ar_AE"/>
         </w:rPr>
+        <w:t>ἐτρυφήσατε ἐπὶ τῆς γῆς. καὶ ἐσπαταλήσατε</w:t>
+      </w:r>
+    </w:p>
+    <w:p>
+      <w:pPr>
+        <w:bidi/>
+      </w:pPr>
+      <w:r>
+        <w:rPr>
+          <w:lang w:val="ar_AE" w:bidi="ar_AE"/>
+        </w:rPr>
+      </w:r>
+      <w:r>
+        <w:rPr>
+          <w:b/>
+          <w:lang w:val="ar_AE" w:bidi="ar_AE"/>
+        </w:rPr>
         <w:t>""</w:t>
       </w:r>
     </w:p>
@@ -64087,6 +67334,23 @@
         <w:rPr>
           <w:lang w:val="ar_AE" w:bidi="ar_AE"/>
         </w:rPr>
+      </w:r>
+    </w:p>
+    <w:p>
+      <w:pPr>
+        <w:bidi/>
+      </w:pPr>
+      <w:r>
+        <w:rPr>
+          <w:lang w:val="ar_AE" w:bidi="ar_AE"/>
+        </w:rPr>
+      </w:r>
+      <w:r>
+        <w:rPr>
+          <w:b/>
+          <w:lang w:val="ar_AE" w:bidi="ar_AE"/>
+        </w:rPr>
+        <w:t>ἐθρέψατε τὰς καρδίας ὑμῶν ἐν ἡμέρᾳ σφαγῆς</w:t>
       </w:r>
     </w:p>
     <w:p>
@@ -65322,6 +68586,23 @@
           <w:b/>
           <w:lang w:val="ar_AE" w:bidi="ar_AE"/>
         </w:rPr>
+        <w:t>ἕως τῆς παρουσίας τοῦ Κυρίου</w:t>
+      </w:r>
+    </w:p>
+    <w:p>
+      <w:pPr>
+        <w:bidi/>
+      </w:pPr>
+      <w:r>
+        <w:rPr>
+          <w:lang w:val="ar_AE" w:bidi="ar_AE"/>
+        </w:rPr>
+      </w:r>
+      <w:r>
+        <w:rPr>
+          <w:b/>
+          <w:lang w:val="ar_AE" w:bidi="ar_AE"/>
+        </w:rPr>
         <w:t>"إِلَى مَجِيءِ الرَّبِّ"</w:t>
       </w:r>
     </w:p>
@@ -65749,6 +69030,23 @@
           <w:b/>
           <w:lang w:val="ar_AE" w:bidi="ar_AE"/>
         </w:rPr>
+        <w:t>μακροθυμῶν ἐπ’ αὐτῷ ἕως λάβῃ</w:t>
+      </w:r>
+    </w:p>
+    <w:p>
+      <w:pPr>
+        <w:bidi/>
+      </w:pPr>
+      <w:r>
+        <w:rPr>
+          <w:lang w:val="ar_AE" w:bidi="ar_AE"/>
+        </w:rPr>
+      </w:r>
+      <w:r>
+        <w:rPr>
+          <w:b/>
+          <w:lang w:val="ar_AE" w:bidi="ar_AE"/>
+        </w:rPr>
         <w:t>"مُتَأَنِّيًا عَلَيْهِ حَتَّى يَنَالَ"</w:t>
       </w:r>
     </w:p>
@@ -66185,6 +69483,23 @@
           <w:b/>
           <w:lang w:val="ar_AE" w:bidi="ar_AE"/>
         </w:rPr>
+        <w:t>στηρίξατε τὰς καρδίας ὑμῶν</w:t>
+      </w:r>
+    </w:p>
+    <w:p>
+      <w:pPr>
+        <w:bidi/>
+      </w:pPr>
+      <w:r>
+        <w:rPr>
+          <w:lang w:val="ar_AE" w:bidi="ar_AE"/>
+        </w:rPr>
+      </w:r>
+      <w:r>
+        <w:rPr>
+          <w:b/>
+          <w:lang w:val="ar_AE" w:bidi="ar_AE"/>
+        </w:rPr>
         <w:t>"ثَبِّتُوا قُلُوبَكُمْ"</w:t>
       </w:r>
     </w:p>
@@ -66274,6 +69589,23 @@
         <w:rPr>
           <w:lang w:val="ar_AE" w:bidi="ar_AE"/>
         </w:rPr>
+      </w:r>
+    </w:p>
+    <w:p>
+      <w:pPr>
+        <w:bidi/>
+      </w:pPr>
+      <w:r>
+        <w:rPr>
+          <w:lang w:val="ar_AE" w:bidi="ar_AE"/>
+        </w:rPr>
+      </w:r>
+      <w:r>
+        <w:rPr>
+          <w:b/>
+          <w:lang w:val="ar_AE" w:bidi="ar_AE"/>
+        </w:rPr>
+        <w:t>ἡ παρουσία τοῦ Κυρίου ἤγγικεν</w:t>
       </w:r>
     </w:p>
     <w:p>
@@ -66744,6 +70076,23 @@
           <w:b/>
           <w:lang w:val="ar_AE" w:bidi="ar_AE"/>
         </w:rPr>
+        <w:t>ὁ κριτὴς πρὸ τῶν θυρῶν ἕστηκεν</w:t>
+      </w:r>
+    </w:p>
+    <w:p>
+      <w:pPr>
+        <w:bidi/>
+      </w:pPr>
+      <w:r>
+        <w:rPr>
+          <w:lang w:val="ar_AE" w:bidi="ar_AE"/>
+        </w:rPr>
+      </w:r>
+      <w:r>
+        <w:rPr>
+          <w:b/>
+          <w:lang w:val="ar_AE" w:bidi="ar_AE"/>
+        </w:rPr>
         <w:t>"هُوَذَا الدَّيَّانُ وَاقِفٌ قُدَّامَ الْبَابِ"</w:t>
       </w:r>
     </w:p>
@@ -66833,6 +70182,23 @@
         <w:rPr>
           <w:lang w:val="ar_AE" w:bidi="ar_AE"/>
         </w:rPr>
+      </w:r>
+    </w:p>
+    <w:p>
+      <w:pPr>
+        <w:bidi/>
+      </w:pPr>
+      <w:r>
+        <w:rPr>
+          <w:lang w:val="ar_AE" w:bidi="ar_AE"/>
+        </w:rPr>
+      </w:r>
+      <w:r>
+        <w:rPr>
+          <w:b/>
+          <w:lang w:val="ar_AE" w:bidi="ar_AE"/>
+        </w:rPr>
+        <w:t>ὑπόδειγμα λάβετε, ἀδελφοί, τῆς κακοπαθίας</w:t>
       </w:r>
     </w:p>
     <w:p>
@@ -67059,6 +70425,23 @@
           <w:b/>
           <w:lang w:val="ar_AE" w:bidi="ar_AE"/>
         </w:rPr>
+        <w:t>τῆς κακοπαθίας καὶ τῆς μακροθυμίας, τοὺς προφήτας</w:t>
+      </w:r>
+    </w:p>
+    <w:p>
+      <w:pPr>
+        <w:bidi/>
+      </w:pPr>
+      <w:r>
+        <w:rPr>
+          <w:lang w:val="ar_AE" w:bidi="ar_AE"/>
+        </w:rPr>
+      </w:r>
+      <w:r>
+        <w:rPr>
+          <w:b/>
+          <w:lang w:val="ar_AE" w:bidi="ar_AE"/>
+        </w:rPr>
         <w:t>"مِثَالًا لاحْتِمَالِ الْمَشَقَّاتِ وَالأَنَاةِ: الأَنْبِيَاءَ"</w:t>
       </w:r>
     </w:p>
@@ -68284,6 +71667,23 @@
           <w:b/>
           <w:lang w:val="ar_AE" w:bidi="ar_AE"/>
         </w:rPr>
+        <w:t>ἤτω &amp; ὑμῶν τὸ ναὶ, ναὶ, καὶ τὸ οὒ, οὔ</w:t>
+      </w:r>
+    </w:p>
+    <w:p>
+      <w:pPr>
+        <w:bidi/>
+      </w:pPr>
+      <w:r>
+        <w:rPr>
+          <w:lang w:val="ar_AE" w:bidi="ar_AE"/>
+        </w:rPr>
+      </w:r>
+      <w:r>
+        <w:rPr>
+          <w:b/>
+          <w:lang w:val="ar_AE" w:bidi="ar_AE"/>
+        </w:rPr>
         <w:t>"لِتَكُنْ نَعَمْكُمْ نَعَمْ، وَلَاكُمْ لَا"</w:t>
       </w:r>
     </w:p>
@@ -68354,6 +71754,23 @@
           <w:b/>
           <w:lang w:val="ar_AE" w:bidi="ar_AE"/>
         </w:rPr>
+        <w:t>ἵνα μὴ ὑπὸ κρίσιν πέσητε</w:t>
+      </w:r>
+    </w:p>
+    <w:p>
+      <w:pPr>
+        <w:bidi/>
+      </w:pPr>
+      <w:r>
+        <w:rPr>
+          <w:lang w:val="ar_AE" w:bidi="ar_AE"/>
+        </w:rPr>
+      </w:r>
+      <w:r>
+        <w:rPr>
+          <w:b/>
+          <w:lang w:val="ar_AE" w:bidi="ar_AE"/>
+        </w:rPr>
         <w:t>"لِئَلاَّ تَقَعُوا تَحْتَ دَيْنُونَةٍ"</w:t>
       </w:r>
     </w:p>
@@ -68472,6 +71889,23 @@
           <w:b/>
           <w:lang w:val="ar_AE" w:bidi="ar_AE"/>
         </w:rPr>
+        <w:t>ἵνα μὴ ὑπὸ κρίσιν πέσητε</w:t>
+      </w:r>
+    </w:p>
+    <w:p>
+      <w:pPr>
+        <w:bidi/>
+      </w:pPr>
+      <w:r>
+        <w:rPr>
+          <w:lang w:val="ar_AE" w:bidi="ar_AE"/>
+        </w:rPr>
+      </w:r>
+      <w:r>
+        <w:rPr>
+          <w:b/>
+          <w:lang w:val="ar_AE" w:bidi="ar_AE"/>
+        </w:rPr>
         <w:t>لِئَلاَّ تَقَعُوا تَحْتَ دَيْنُونَةٍ</w:t>
       </w:r>
     </w:p>
@@ -68782,6 +72216,23 @@
           <w:b/>
           <w:lang w:val="ar_AE" w:bidi="ar_AE"/>
         </w:rPr>
+        <w:t>ἀσθενεῖ τις ἐν ὑμῖν? προσκαλεσάσθω τοὺς πρεσβυτέρους τῆς ἐκκλησίας, καὶ προσευξάσθωσαν</w:t>
+      </w:r>
+    </w:p>
+    <w:p>
+      <w:pPr>
+        <w:bidi/>
+      </w:pPr>
+      <w:r>
+        <w:rPr>
+          <w:lang w:val="ar_AE" w:bidi="ar_AE"/>
+        </w:rPr>
+      </w:r>
+      <w:r>
+        <w:rPr>
+          <w:b/>
+          <w:lang w:val="ar_AE" w:bidi="ar_AE"/>
+        </w:rPr>
         <w:t>"أَمَرِيضٌ أَحَدٌ بَيْنَكُمْ؟ فَلْيَدْعُ شُيُوخَ الْكَنِيسَةِ فَيُصَلُّوا عَلَيْهِ"</w:t>
       </w:r>
     </w:p>
@@ -68874,6 +72325,23 @@
           <w:b/>
           <w:lang w:val="ar_AE" w:bidi="ar_AE"/>
         </w:rPr>
+        <w:t>προσευξάσθωσαν ἐπ’ αὐτὸν, ἀλείψαντες αὐτὸν ἐλαίῳ ἐν τῷ ὀνόματι τοῦ Κυρίου</w:t>
+      </w:r>
+    </w:p>
+    <w:p>
+      <w:pPr>
+        <w:bidi/>
+      </w:pPr>
+      <w:r>
+        <w:rPr>
+          <w:lang w:val="ar_AE" w:bidi="ar_AE"/>
+        </w:rPr>
+      </w:r>
+      <w:r>
+        <w:rPr>
+          <w:b/>
+          <w:lang w:val="ar_AE" w:bidi="ar_AE"/>
+        </w:rPr>
         <w:t>"فَيُصَلُّوا عَلَيْهِ وَيَدْهَنُوهُ بِزَيْتٍ بِاسْمِ الرَّبِّ"</w:t>
       </w:r>
     </w:p>
@@ -69459,6 +72927,23 @@
           <w:b/>
           <w:lang w:val="ar_AE" w:bidi="ar_AE"/>
         </w:rPr>
+        <w:t>ἡ εὐχὴ τῆς πίστεως σώσει τὸν κάμνοντα</w:t>
+      </w:r>
+    </w:p>
+    <w:p>
+      <w:pPr>
+        <w:bidi/>
+      </w:pPr>
+      <w:r>
+        <w:rPr>
+          <w:lang w:val="ar_AE" w:bidi="ar_AE"/>
+        </w:rPr>
+      </w:r>
+      <w:r>
+        <w:rPr>
+          <w:b/>
+          <w:lang w:val="ar_AE" w:bidi="ar_AE"/>
+        </w:rPr>
         <w:t>"وَصَلاَةُ الإِيمَانِ تَشْفِي الْمَرِيضَ"</w:t>
       </w:r>
     </w:p>
@@ -69686,6 +73171,23 @@
           <w:b/>
           <w:lang w:val="ar_AE" w:bidi="ar_AE"/>
         </w:rPr>
+        <w:t>ἡ εὐχὴ τῆς πίστεως σώσει τὸν κάμνοντα</w:t>
+      </w:r>
+    </w:p>
+    <w:p>
+      <w:pPr>
+        <w:bidi/>
+      </w:pPr>
+      <w:r>
+        <w:rPr>
+          <w:lang w:val="ar_AE" w:bidi="ar_AE"/>
+        </w:rPr>
+      </w:r>
+      <w:r>
+        <w:rPr>
+          <w:b/>
+          <w:lang w:val="ar_AE" w:bidi="ar_AE"/>
+        </w:rPr>
         <w:t>"وَصَلاَةُ الإِيمَانِ تَشْفِي الْمَرِيضَ"</w:t>
       </w:r>
     </w:p>
@@ -70458,6 +73960,23 @@
           <w:b/>
           <w:lang w:val="ar_AE" w:bidi="ar_AE"/>
         </w:rPr>
+        <w:t>πολὺ ἰσχύει δέησις δικαίου ἐνεργουμένη</w:t>
+      </w:r>
+    </w:p>
+    <w:p>
+      <w:pPr>
+        <w:bidi/>
+      </w:pPr>
+      <w:r>
+        <w:rPr>
+          <w:lang w:val="ar_AE" w:bidi="ar_AE"/>
+        </w:rPr>
+      </w:r>
+      <w:r>
+        <w:rPr>
+          <w:b/>
+          <w:lang w:val="ar_AE" w:bidi="ar_AE"/>
+        </w:rPr>
         <w:t>"طَلِبَةُ الْبَارِّ تَقْتَدِرُ كَثِيرًا فِي فِعْلِهَا"</w:t>
       </w:r>
     </w:p>
@@ -70887,6 +74406,23 @@
         <w:rPr>
           <w:lang w:val="ar_AE" w:bidi="ar_AE"/>
         </w:rPr>
+      </w:r>
+    </w:p>
+    <w:p>
+      <w:pPr>
+        <w:bidi/>
+      </w:pPr>
+      <w:r>
+        <w:rPr>
+          <w:lang w:val="ar_AE" w:bidi="ar_AE"/>
+        </w:rPr>
+      </w:r>
+      <w:r>
+        <w:rPr>
+          <w:b/>
+          <w:lang w:val="ar_AE" w:bidi="ar_AE"/>
+        </w:rPr>
+        <w:t>πάλιν προσηύξατο</w:t>
       </w:r>
     </w:p>
     <w:p>
@@ -71463,6 +74999,23 @@
           <w:b/>
           <w:lang w:val="ar_AE" w:bidi="ar_AE"/>
         </w:rPr>
+        <w:t>ἐάν τις ἐν ὑμῖν πλανηθῇ ἀπὸ τῆς ἀληθείας</w:t>
+      </w:r>
+    </w:p>
+    <w:p>
+      <w:pPr>
+        <w:bidi/>
+      </w:pPr>
+      <w:r>
+        <w:rPr>
+          <w:lang w:val="ar_AE" w:bidi="ar_AE"/>
+        </w:rPr>
+      </w:r>
+      <w:r>
+        <w:rPr>
+          <w:b/>
+          <w:lang w:val="ar_AE" w:bidi="ar_AE"/>
+        </w:rPr>
         <w:t>"إِنْ ضَلَّ أَحَدٌ بَيْنَكُمْ عَنِ الْحَقِّ"</w:t>
       </w:r>
     </w:p>
@@ -71573,6 +75126,23 @@
           <w:b/>
           <w:lang w:val="ar_AE" w:bidi="ar_AE"/>
         </w:rPr>
+        <w:t>ἐάν τις ἐν ὑμῖν πλανηθῇ ἀπὸ τῆς ἀληθείας</w:t>
+      </w:r>
+    </w:p>
+    <w:p>
+      <w:pPr>
+        <w:bidi/>
+      </w:pPr>
+      <w:r>
+        <w:rPr>
+          <w:lang w:val="ar_AE" w:bidi="ar_AE"/>
+        </w:rPr>
+      </w:r>
+      <w:r>
+        <w:rPr>
+          <w:b/>
+          <w:lang w:val="ar_AE" w:bidi="ar_AE"/>
+        </w:rPr>
         <w:t>"إِنْ ضَلَّ أَحَدٌ بَيْنَكُمْ عَنِ الْحَقِّ"</w:t>
       </w:r>
     </w:p>
@@ -72018,6 +75588,23 @@
           <w:b/>
           <w:lang w:val="ar_AE" w:bidi="ar_AE"/>
         </w:rPr>
+        <w:t>ὁ ἐπιστρέψας ἁμαρτωλὸν ἐκ πλάνης ὁδοῦ αὐτοῦ</w:t>
+      </w:r>
+    </w:p>
+    <w:p>
+      <w:pPr>
+        <w:bidi/>
+      </w:pPr>
+      <w:r>
+        <w:rPr>
+          <w:lang w:val="ar_AE" w:bidi="ar_AE"/>
+        </w:rPr>
+      </w:r>
+      <w:r>
+        <w:rPr>
+          <w:b/>
+          <w:lang w:val="ar_AE" w:bidi="ar_AE"/>
+        </w:rPr>
         <w:t>"مَنْ رَدَّ خَاطِئًا عَنْ ضَلاَلِ طَرِيقِهِ"</w:t>
       </w:r>
     </w:p>
@@ -72120,6 +75707,23 @@
         <w:rPr>
           <w:lang w:val="ar_AE" w:bidi="ar_AE"/>
         </w:rPr>
+      </w:r>
+    </w:p>
+    <w:p>
+      <w:pPr>
+        <w:bidi/>
+      </w:pPr>
+      <w:r>
+        <w:rPr>
+          <w:lang w:val="ar_AE" w:bidi="ar_AE"/>
+        </w:rPr>
+      </w:r>
+      <w:r>
+        <w:rPr>
+          <w:b/>
+          <w:lang w:val="ar_AE" w:bidi="ar_AE"/>
+        </w:rPr>
+        <w:t>ὁ ἐπιστρέψας ἁμαρτωλὸν ἐκ πλάνης ὁδοῦ αὐτοῦ</w:t>
       </w:r>
     </w:p>
     <w:p>
